--- a/docs/tables/whole/sec7_ckd_c30_surv.docx
+++ b/docs/tables/whole/sec7_ckd_c30_surv.docx
@@ -19,12 +19,12 @@
       <w:tblGrid>
         <w:gridCol w:w="2869"/>
         <w:gridCol w:w="778"/>
-        <w:gridCol w:w="1084"/>
-        <w:gridCol w:w="1756"/>
+        <w:gridCol w:w="839"/>
+        <w:gridCol w:w="1389"/>
         <w:gridCol w:w="1181"/>
         <w:gridCol w:w="778"/>
-        <w:gridCol w:w="1084"/>
-        <w:gridCol w:w="1879"/>
+        <w:gridCol w:w="839"/>
+        <w:gridCol w:w="1389"/>
         <w:gridCol w:w="1181"/>
       </w:tblGrid>
       <w:tr>
@@ -2069,113 +2069,113 @@
                 <w:szCs w:val="22"/>
                 <w:color w:val="000000"/>
               </w:rPr>
-              <w:t xml:space="preserve">0.61</w:t>
-            </w:r>
-          </w:p>
-        </w:tc>
-        <w:tc>
-          <w:tcPr>
-            <w:tcBorders>
-              <w:bottom w:val="none" w:sz="0" w:space="0" w:color="000000"/>
-              <w:top w:val="none" w:sz="0" w:space="0" w:color="000000"/>
-              <w:left w:val="none" w:sz="0" w:space="0" w:color="000000"/>
-              <w:right w:val="none" w:sz="0" w:space="0" w:color="000000"/>
-            </w:tcBorders>
-            <w:shd w:val="clear" w:color="auto" w:fill="FFFFFF"/>
-            <w:tcMar>
-              <w:top w:w="0" w:type="dxa"/>
-              <w:bottom w:w="0" w:type="dxa"/>
-              <w:left w:w="0" w:type="dxa"/>
-              <w:right w:w="0" w:type="dxa"/>
-            </w:tcMar>
-            <w:vAlign w:val="top"/>
-          </w:tcPr>
-          <w:p>
-            <w:pPr>
-              <w:pStyle w:val="Normal"/>
-              <w:jc w:val="center"/>
-              <w:pBdr>
-                <w:bottom w:val="none" w:sz="0" w:space="0" w:color="000000"/>
-                <w:top w:val="none" w:sz="0" w:space="0" w:color="000000"/>
-                <w:left w:val="none" w:sz="0" w:space="0" w:color="000000"/>
-                <w:right w:val="none" w:sz="0" w:space="0" w:color="000000"/>
-              </w:pBdr>
-              <w:spacing w:after="100" w:before="100" w:line="240"/>
-              <w:ind w:left="100" w:right="100" w:firstLine="0" w:firstLineChars="0"/>
-              <w:rPr>
-                <w:rFonts w:ascii="Helvetica" w:hAnsi="Helvetica" w:eastAsia="Helvetica" w:cs="Helvetica"/>
-                <w:i w:val="false"/>
-                <w:b w:val="false"/>
-                <w:u w:val="none"/>
-                <w:sz w:val="22"/>
-                <w:szCs w:val="22"/>
-                <w:color w:val="000000"/>
-              </w:rPr>
-            </w:pPr>
-            <w:r>
-              <w:rPr>
-                <w:rFonts w:ascii="Helvetica" w:hAnsi="Helvetica" w:eastAsia="Helvetica" w:cs="Helvetica"/>
-                <w:i w:val="false"/>
-                <w:b w:val="false"/>
-                <w:u w:val="none"/>
-                <w:sz w:val="22"/>
-                <w:szCs w:val="22"/>
-                <w:color w:val="000000"/>
-              </w:rPr>
-              <w:t xml:space="preserve">0.22, 1.69</w:t>
-            </w:r>
-          </w:p>
-        </w:tc>
-        <w:tc>
-          <w:tcPr>
-            <w:tcBorders>
-              <w:bottom w:val="none" w:sz="0" w:space="0" w:color="000000"/>
-              <w:top w:val="none" w:sz="0" w:space="0" w:color="000000"/>
-              <w:left w:val="none" w:sz="0" w:space="0" w:color="000000"/>
-              <w:right w:val="none" w:sz="0" w:space="0" w:color="000000"/>
-            </w:tcBorders>
-            <w:shd w:val="clear" w:color="auto" w:fill="FFFFFF"/>
-            <w:tcMar>
-              <w:top w:w="0" w:type="dxa"/>
-              <w:bottom w:w="0" w:type="dxa"/>
-              <w:left w:w="0" w:type="dxa"/>
-              <w:right w:w="0" w:type="dxa"/>
-            </w:tcMar>
-            <w:vAlign w:val="top"/>
-          </w:tcPr>
-          <w:p>
-            <w:pPr>
-              <w:pStyle w:val="Normal"/>
-              <w:jc w:val="center"/>
-              <w:pBdr>
-                <w:bottom w:val="none" w:sz="0" w:space="0" w:color="000000"/>
-                <w:top w:val="none" w:sz="0" w:space="0" w:color="000000"/>
-                <w:left w:val="none" w:sz="0" w:space="0" w:color="000000"/>
-                <w:right w:val="none" w:sz="0" w:space="0" w:color="000000"/>
-              </w:pBdr>
-              <w:spacing w:after="100" w:before="100" w:line="240"/>
-              <w:ind w:left="100" w:right="100" w:firstLine="0" w:firstLineChars="0"/>
-              <w:rPr>
-                <w:rFonts w:ascii="Helvetica" w:hAnsi="Helvetica" w:eastAsia="Helvetica" w:cs="Helvetica"/>
-                <w:i w:val="false"/>
-                <w:b w:val="false"/>
-                <w:u w:val="none"/>
-                <w:sz w:val="22"/>
-                <w:szCs w:val="22"/>
-                <w:color w:val="000000"/>
-              </w:rPr>
-            </w:pPr>
-            <w:r>
-              <w:rPr>
-                <w:rFonts w:ascii="Helvetica" w:hAnsi="Helvetica" w:eastAsia="Helvetica" w:cs="Helvetica"/>
-                <w:i w:val="false"/>
-                <w:b w:val="false"/>
-                <w:u w:val="none"/>
-                <w:sz w:val="22"/>
-                <w:szCs w:val="22"/>
-                <w:color w:val="000000"/>
-              </w:rPr>
-              <w:t xml:space="preserve">0.340</w:t>
+              <w:t xml:space="preserve">0.62</w:t>
+            </w:r>
+          </w:p>
+        </w:tc>
+        <w:tc>
+          <w:tcPr>
+            <w:tcBorders>
+              <w:bottom w:val="none" w:sz="0" w:space="0" w:color="000000"/>
+              <w:top w:val="none" w:sz="0" w:space="0" w:color="000000"/>
+              <w:left w:val="none" w:sz="0" w:space="0" w:color="000000"/>
+              <w:right w:val="none" w:sz="0" w:space="0" w:color="000000"/>
+            </w:tcBorders>
+            <w:shd w:val="clear" w:color="auto" w:fill="FFFFFF"/>
+            <w:tcMar>
+              <w:top w:w="0" w:type="dxa"/>
+              <w:bottom w:w="0" w:type="dxa"/>
+              <w:left w:w="0" w:type="dxa"/>
+              <w:right w:w="0" w:type="dxa"/>
+            </w:tcMar>
+            <w:vAlign w:val="top"/>
+          </w:tcPr>
+          <w:p>
+            <w:pPr>
+              <w:pStyle w:val="Normal"/>
+              <w:jc w:val="center"/>
+              <w:pBdr>
+                <w:bottom w:val="none" w:sz="0" w:space="0" w:color="000000"/>
+                <w:top w:val="none" w:sz="0" w:space="0" w:color="000000"/>
+                <w:left w:val="none" w:sz="0" w:space="0" w:color="000000"/>
+                <w:right w:val="none" w:sz="0" w:space="0" w:color="000000"/>
+              </w:pBdr>
+              <w:spacing w:after="100" w:before="100" w:line="240"/>
+              <w:ind w:left="100" w:right="100" w:firstLine="0" w:firstLineChars="0"/>
+              <w:rPr>
+                <w:rFonts w:ascii="Helvetica" w:hAnsi="Helvetica" w:eastAsia="Helvetica" w:cs="Helvetica"/>
+                <w:i w:val="false"/>
+                <w:b w:val="false"/>
+                <w:u w:val="none"/>
+                <w:sz w:val="22"/>
+                <w:szCs w:val="22"/>
+                <w:color w:val="000000"/>
+              </w:rPr>
+            </w:pPr>
+            <w:r>
+              <w:rPr>
+                <w:rFonts w:ascii="Helvetica" w:hAnsi="Helvetica" w:eastAsia="Helvetica" w:cs="Helvetica"/>
+                <w:i w:val="false"/>
+                <w:b w:val="false"/>
+                <w:u w:val="none"/>
+                <w:sz w:val="22"/>
+                <w:szCs w:val="22"/>
+                <w:color w:val="000000"/>
+              </w:rPr>
+              <w:t xml:space="preserve">0.22, 1.70</w:t>
+            </w:r>
+          </w:p>
+        </w:tc>
+        <w:tc>
+          <w:tcPr>
+            <w:tcBorders>
+              <w:bottom w:val="none" w:sz="0" w:space="0" w:color="000000"/>
+              <w:top w:val="none" w:sz="0" w:space="0" w:color="000000"/>
+              <w:left w:val="none" w:sz="0" w:space="0" w:color="000000"/>
+              <w:right w:val="none" w:sz="0" w:space="0" w:color="000000"/>
+            </w:tcBorders>
+            <w:shd w:val="clear" w:color="auto" w:fill="FFFFFF"/>
+            <w:tcMar>
+              <w:top w:w="0" w:type="dxa"/>
+              <w:bottom w:w="0" w:type="dxa"/>
+              <w:left w:w="0" w:type="dxa"/>
+              <w:right w:w="0" w:type="dxa"/>
+            </w:tcMar>
+            <w:vAlign w:val="top"/>
+          </w:tcPr>
+          <w:p>
+            <w:pPr>
+              <w:pStyle w:val="Normal"/>
+              <w:jc w:val="center"/>
+              <w:pBdr>
+                <w:bottom w:val="none" w:sz="0" w:space="0" w:color="000000"/>
+                <w:top w:val="none" w:sz="0" w:space="0" w:color="000000"/>
+                <w:left w:val="none" w:sz="0" w:space="0" w:color="000000"/>
+                <w:right w:val="none" w:sz="0" w:space="0" w:color="000000"/>
+              </w:pBdr>
+              <w:spacing w:after="100" w:before="100" w:line="240"/>
+              <w:ind w:left="100" w:right="100" w:firstLine="0" w:firstLineChars="0"/>
+              <w:rPr>
+                <w:rFonts w:ascii="Helvetica" w:hAnsi="Helvetica" w:eastAsia="Helvetica" w:cs="Helvetica"/>
+                <w:i w:val="false"/>
+                <w:b w:val="false"/>
+                <w:u w:val="none"/>
+                <w:sz w:val="22"/>
+                <w:szCs w:val="22"/>
+                <w:color w:val="000000"/>
+              </w:rPr>
+            </w:pPr>
+            <w:r>
+              <w:rPr>
+                <w:rFonts w:ascii="Helvetica" w:hAnsi="Helvetica" w:eastAsia="Helvetica" w:cs="Helvetica"/>
+                <w:i w:val="false"/>
+                <w:b w:val="false"/>
+                <w:u w:val="none"/>
+                <w:sz w:val="22"/>
+                <w:szCs w:val="22"/>
+                <w:color w:val="000000"/>
+              </w:rPr>
+              <w:t xml:space="preserve">0.350</w:t>
             </w:r>
           </w:p>
         </w:tc>
@@ -2658,7 +2658,7 @@
                 <w:szCs w:val="22"/>
                 <w:color w:val="000000"/>
               </w:rPr>
-              <w:t xml:space="preserve">0.190</w:t>
+              <w:t xml:space="preserve">0.210</w:t>
             </w:r>
           </w:p>
         </w:tc>
@@ -4001,60 +4001,60 @@
                 <w:szCs w:val="22"/>
                 <w:color w:val="000000"/>
               </w:rPr>
-              <w:t xml:space="preserve">2.10</w:t>
-            </w:r>
-          </w:p>
-        </w:tc>
-        <w:tc>
-          <w:tcPr>
-            <w:tcBorders>
-              <w:bottom w:val="none" w:sz="0" w:space="0" w:color="000000"/>
-              <w:top w:val="none" w:sz="0" w:space="0" w:color="000000"/>
-              <w:left w:val="none" w:sz="0" w:space="0" w:color="000000"/>
-              <w:right w:val="none" w:sz="0" w:space="0" w:color="000000"/>
-            </w:tcBorders>
-            <w:shd w:val="clear" w:color="auto" w:fill="FFFFFF"/>
-            <w:tcMar>
-              <w:top w:w="0" w:type="dxa"/>
-              <w:bottom w:w="0" w:type="dxa"/>
-              <w:left w:w="0" w:type="dxa"/>
-              <w:right w:w="0" w:type="dxa"/>
-            </w:tcMar>
-            <w:vAlign w:val="top"/>
-          </w:tcPr>
-          <w:p>
-            <w:pPr>
-              <w:pStyle w:val="Normal"/>
-              <w:jc w:val="center"/>
-              <w:pBdr>
-                <w:bottom w:val="none" w:sz="0" w:space="0" w:color="000000"/>
-                <w:top w:val="none" w:sz="0" w:space="0" w:color="000000"/>
-                <w:left w:val="none" w:sz="0" w:space="0" w:color="000000"/>
-                <w:right w:val="none" w:sz="0" w:space="0" w:color="000000"/>
-              </w:pBdr>
-              <w:spacing w:after="100" w:before="100" w:line="240"/>
-              <w:ind w:left="100" w:right="100" w:firstLine="0" w:firstLineChars="0"/>
-              <w:rPr>
-                <w:rFonts w:ascii="Helvetica" w:hAnsi="Helvetica" w:eastAsia="Helvetica" w:cs="Helvetica"/>
-                <w:i w:val="false"/>
-                <w:b w:val="false"/>
-                <w:u w:val="none"/>
-                <w:sz w:val="22"/>
-                <w:szCs w:val="22"/>
-                <w:color w:val="000000"/>
-              </w:rPr>
-            </w:pPr>
-            <w:r>
-              <w:rPr>
-                <w:rFonts w:ascii="Helvetica" w:hAnsi="Helvetica" w:eastAsia="Helvetica" w:cs="Helvetica"/>
-                <w:i w:val="false"/>
-                <w:b w:val="false"/>
-                <w:u w:val="none"/>
-                <w:sz w:val="22"/>
-                <w:szCs w:val="22"/>
-                <w:color w:val="000000"/>
-              </w:rPr>
-              <w:t xml:space="preserve">0.63, 7.01</w:t>
+              <w:t xml:space="preserve">2.12</w:t>
+            </w:r>
+          </w:p>
+        </w:tc>
+        <w:tc>
+          <w:tcPr>
+            <w:tcBorders>
+              <w:bottom w:val="none" w:sz="0" w:space="0" w:color="000000"/>
+              <w:top w:val="none" w:sz="0" w:space="0" w:color="000000"/>
+              <w:left w:val="none" w:sz="0" w:space="0" w:color="000000"/>
+              <w:right w:val="none" w:sz="0" w:space="0" w:color="000000"/>
+            </w:tcBorders>
+            <w:shd w:val="clear" w:color="auto" w:fill="FFFFFF"/>
+            <w:tcMar>
+              <w:top w:w="0" w:type="dxa"/>
+              <w:bottom w:w="0" w:type="dxa"/>
+              <w:left w:w="0" w:type="dxa"/>
+              <w:right w:w="0" w:type="dxa"/>
+            </w:tcMar>
+            <w:vAlign w:val="top"/>
+          </w:tcPr>
+          <w:p>
+            <w:pPr>
+              <w:pStyle w:val="Normal"/>
+              <w:jc w:val="center"/>
+              <w:pBdr>
+                <w:bottom w:val="none" w:sz="0" w:space="0" w:color="000000"/>
+                <w:top w:val="none" w:sz="0" w:space="0" w:color="000000"/>
+                <w:left w:val="none" w:sz="0" w:space="0" w:color="000000"/>
+                <w:right w:val="none" w:sz="0" w:space="0" w:color="000000"/>
+              </w:pBdr>
+              <w:spacing w:after="100" w:before="100" w:line="240"/>
+              <w:ind w:left="100" w:right="100" w:firstLine="0" w:firstLineChars="0"/>
+              <w:rPr>
+                <w:rFonts w:ascii="Helvetica" w:hAnsi="Helvetica" w:eastAsia="Helvetica" w:cs="Helvetica"/>
+                <w:i w:val="false"/>
+                <w:b w:val="false"/>
+                <w:u w:val="none"/>
+                <w:sz w:val="22"/>
+                <w:szCs w:val="22"/>
+                <w:color w:val="000000"/>
+              </w:rPr>
+            </w:pPr>
+            <w:r>
+              <w:rPr>
+                <w:rFonts w:ascii="Helvetica" w:hAnsi="Helvetica" w:eastAsia="Helvetica" w:cs="Helvetica"/>
+                <w:i w:val="false"/>
+                <w:b w:val="false"/>
+                <w:u w:val="none"/>
+                <w:sz w:val="22"/>
+                <w:szCs w:val="22"/>
+                <w:color w:val="000000"/>
+              </w:rPr>
+              <w:t xml:space="preserve">0.62, 7.17</w:t>
             </w:r>
           </w:p>
         </w:tc>
@@ -4484,113 +4484,113 @@
                 <w:szCs w:val="22"/>
                 <w:color w:val="000000"/>
               </w:rPr>
-              <w:t xml:space="preserve">0.96</w:t>
-            </w:r>
-          </w:p>
-        </w:tc>
-        <w:tc>
-          <w:tcPr>
-            <w:tcBorders>
-              <w:bottom w:val="none" w:sz="0" w:space="0" w:color="000000"/>
-              <w:top w:val="none" w:sz="0" w:space="0" w:color="000000"/>
-              <w:left w:val="none" w:sz="0" w:space="0" w:color="000000"/>
-              <w:right w:val="none" w:sz="0" w:space="0" w:color="000000"/>
-            </w:tcBorders>
-            <w:shd w:val="clear" w:color="auto" w:fill="FFFFFF"/>
-            <w:tcMar>
-              <w:top w:w="0" w:type="dxa"/>
-              <w:bottom w:w="0" w:type="dxa"/>
-              <w:left w:w="0" w:type="dxa"/>
-              <w:right w:w="0" w:type="dxa"/>
-            </w:tcMar>
-            <w:vAlign w:val="top"/>
-          </w:tcPr>
-          <w:p>
-            <w:pPr>
-              <w:pStyle w:val="Normal"/>
-              <w:jc w:val="center"/>
-              <w:pBdr>
-                <w:bottom w:val="none" w:sz="0" w:space="0" w:color="000000"/>
-                <w:top w:val="none" w:sz="0" w:space="0" w:color="000000"/>
-                <w:left w:val="none" w:sz="0" w:space="0" w:color="000000"/>
-                <w:right w:val="none" w:sz="0" w:space="0" w:color="000000"/>
-              </w:pBdr>
-              <w:spacing w:after="100" w:before="100" w:line="240"/>
-              <w:ind w:left="100" w:right="100" w:firstLine="0" w:firstLineChars="0"/>
-              <w:rPr>
-                <w:rFonts w:ascii="Helvetica" w:hAnsi="Helvetica" w:eastAsia="Helvetica" w:cs="Helvetica"/>
-                <w:i w:val="false"/>
-                <w:b w:val="false"/>
-                <w:u w:val="none"/>
-                <w:sz w:val="22"/>
-                <w:szCs w:val="22"/>
-                <w:color w:val="000000"/>
-              </w:rPr>
-            </w:pPr>
-            <w:r>
-              <w:rPr>
-                <w:rFonts w:ascii="Helvetica" w:hAnsi="Helvetica" w:eastAsia="Helvetica" w:cs="Helvetica"/>
-                <w:i w:val="false"/>
-                <w:b w:val="false"/>
-                <w:u w:val="none"/>
-                <w:sz w:val="22"/>
-                <w:szCs w:val="22"/>
-                <w:color w:val="000000"/>
-              </w:rPr>
-              <w:t xml:space="preserve">0.78, 1.17</w:t>
-            </w:r>
-          </w:p>
-        </w:tc>
-        <w:tc>
-          <w:tcPr>
-            <w:tcBorders>
-              <w:bottom w:val="none" w:sz="0" w:space="0" w:color="000000"/>
-              <w:top w:val="none" w:sz="0" w:space="0" w:color="000000"/>
-              <w:left w:val="none" w:sz="0" w:space="0" w:color="000000"/>
-              <w:right w:val="none" w:sz="0" w:space="0" w:color="000000"/>
-            </w:tcBorders>
-            <w:shd w:val="clear" w:color="auto" w:fill="FFFFFF"/>
-            <w:tcMar>
-              <w:top w:w="0" w:type="dxa"/>
-              <w:bottom w:w="0" w:type="dxa"/>
-              <w:left w:w="0" w:type="dxa"/>
-              <w:right w:w="0" w:type="dxa"/>
-            </w:tcMar>
-            <w:vAlign w:val="top"/>
-          </w:tcPr>
-          <w:p>
-            <w:pPr>
-              <w:pStyle w:val="Normal"/>
-              <w:jc w:val="center"/>
-              <w:pBdr>
-                <w:bottom w:val="none" w:sz="0" w:space="0" w:color="000000"/>
-                <w:top w:val="none" w:sz="0" w:space="0" w:color="000000"/>
-                <w:left w:val="none" w:sz="0" w:space="0" w:color="000000"/>
-                <w:right w:val="none" w:sz="0" w:space="0" w:color="000000"/>
-              </w:pBdr>
-              <w:spacing w:after="100" w:before="100" w:line="240"/>
-              <w:ind w:left="100" w:right="100" w:firstLine="0" w:firstLineChars="0"/>
-              <w:rPr>
-                <w:rFonts w:ascii="Helvetica" w:hAnsi="Helvetica" w:eastAsia="Helvetica" w:cs="Helvetica"/>
-                <w:i w:val="false"/>
-                <w:b w:val="false"/>
-                <w:u w:val="none"/>
-                <w:sz w:val="22"/>
-                <w:szCs w:val="22"/>
-                <w:color w:val="000000"/>
-              </w:rPr>
-            </w:pPr>
-            <w:r>
-              <w:rPr>
-                <w:rFonts w:ascii="Helvetica" w:hAnsi="Helvetica" w:eastAsia="Helvetica" w:cs="Helvetica"/>
-                <w:i w:val="false"/>
-                <w:b w:val="false"/>
-                <w:u w:val="none"/>
-                <w:sz w:val="22"/>
-                <w:szCs w:val="22"/>
-                <w:color w:val="000000"/>
-              </w:rPr>
-              <w:t xml:space="preserve">0.670</w:t>
+              <w:t xml:space="preserve">0.95</w:t>
+            </w:r>
+          </w:p>
+        </w:tc>
+        <w:tc>
+          <w:tcPr>
+            <w:tcBorders>
+              <w:bottom w:val="none" w:sz="0" w:space="0" w:color="000000"/>
+              <w:top w:val="none" w:sz="0" w:space="0" w:color="000000"/>
+              <w:left w:val="none" w:sz="0" w:space="0" w:color="000000"/>
+              <w:right w:val="none" w:sz="0" w:space="0" w:color="000000"/>
+            </w:tcBorders>
+            <w:shd w:val="clear" w:color="auto" w:fill="FFFFFF"/>
+            <w:tcMar>
+              <w:top w:w="0" w:type="dxa"/>
+              <w:bottom w:w="0" w:type="dxa"/>
+              <w:left w:w="0" w:type="dxa"/>
+              <w:right w:w="0" w:type="dxa"/>
+            </w:tcMar>
+            <w:vAlign w:val="top"/>
+          </w:tcPr>
+          <w:p>
+            <w:pPr>
+              <w:pStyle w:val="Normal"/>
+              <w:jc w:val="center"/>
+              <w:pBdr>
+                <w:bottom w:val="none" w:sz="0" w:space="0" w:color="000000"/>
+                <w:top w:val="none" w:sz="0" w:space="0" w:color="000000"/>
+                <w:left w:val="none" w:sz="0" w:space="0" w:color="000000"/>
+                <w:right w:val="none" w:sz="0" w:space="0" w:color="000000"/>
+              </w:pBdr>
+              <w:spacing w:after="100" w:before="100" w:line="240"/>
+              <w:ind w:left="100" w:right="100" w:firstLine="0" w:firstLineChars="0"/>
+              <w:rPr>
+                <w:rFonts w:ascii="Helvetica" w:hAnsi="Helvetica" w:eastAsia="Helvetica" w:cs="Helvetica"/>
+                <w:i w:val="false"/>
+                <w:b w:val="false"/>
+                <w:u w:val="none"/>
+                <w:sz w:val="22"/>
+                <w:szCs w:val="22"/>
+                <w:color w:val="000000"/>
+              </w:rPr>
+            </w:pPr>
+            <w:r>
+              <w:rPr>
+                <w:rFonts w:ascii="Helvetica" w:hAnsi="Helvetica" w:eastAsia="Helvetica" w:cs="Helvetica"/>
+                <w:i w:val="false"/>
+                <w:b w:val="false"/>
+                <w:u w:val="none"/>
+                <w:sz w:val="22"/>
+                <w:szCs w:val="22"/>
+                <w:color w:val="000000"/>
+              </w:rPr>
+              <w:t xml:space="preserve">0.78, 1.16</w:t>
+            </w:r>
+          </w:p>
+        </w:tc>
+        <w:tc>
+          <w:tcPr>
+            <w:tcBorders>
+              <w:bottom w:val="none" w:sz="0" w:space="0" w:color="000000"/>
+              <w:top w:val="none" w:sz="0" w:space="0" w:color="000000"/>
+              <w:left w:val="none" w:sz="0" w:space="0" w:color="000000"/>
+              <w:right w:val="none" w:sz="0" w:space="0" w:color="000000"/>
+            </w:tcBorders>
+            <w:shd w:val="clear" w:color="auto" w:fill="FFFFFF"/>
+            <w:tcMar>
+              <w:top w:w="0" w:type="dxa"/>
+              <w:bottom w:w="0" w:type="dxa"/>
+              <w:left w:w="0" w:type="dxa"/>
+              <w:right w:w="0" w:type="dxa"/>
+            </w:tcMar>
+            <w:vAlign w:val="top"/>
+          </w:tcPr>
+          <w:p>
+            <w:pPr>
+              <w:pStyle w:val="Normal"/>
+              <w:jc w:val="center"/>
+              <w:pBdr>
+                <w:bottom w:val="none" w:sz="0" w:space="0" w:color="000000"/>
+                <w:top w:val="none" w:sz="0" w:space="0" w:color="000000"/>
+                <w:left w:val="none" w:sz="0" w:space="0" w:color="000000"/>
+                <w:right w:val="none" w:sz="0" w:space="0" w:color="000000"/>
+              </w:pBdr>
+              <w:spacing w:after="100" w:before="100" w:line="240"/>
+              <w:ind w:left="100" w:right="100" w:firstLine="0" w:firstLineChars="0"/>
+              <w:rPr>
+                <w:rFonts w:ascii="Helvetica" w:hAnsi="Helvetica" w:eastAsia="Helvetica" w:cs="Helvetica"/>
+                <w:i w:val="false"/>
+                <w:b w:val="false"/>
+                <w:u w:val="none"/>
+                <w:sz w:val="22"/>
+                <w:szCs w:val="22"/>
+                <w:color w:val="000000"/>
+              </w:rPr>
+            </w:pPr>
+            <w:r>
+              <w:rPr>
+                <w:rFonts w:ascii="Helvetica" w:hAnsi="Helvetica" w:eastAsia="Helvetica" w:cs="Helvetica"/>
+                <w:i w:val="false"/>
+                <w:b w:val="false"/>
+                <w:u w:val="none"/>
+                <w:sz w:val="22"/>
+                <w:szCs w:val="22"/>
+                <w:color w:val="000000"/>
+              </w:rPr>
+              <w:t xml:space="preserve">0.600</w:t>
             </w:r>
           </w:p>
         </w:tc>
@@ -5933,113 +5933,113 @@
                 <w:szCs w:val="22"/>
                 <w:color w:val="000000"/>
               </w:rPr>
-              <w:t xml:space="preserve">1.23</w:t>
-            </w:r>
-          </w:p>
-        </w:tc>
-        <w:tc>
-          <w:tcPr>
-            <w:tcBorders>
-              <w:bottom w:val="none" w:sz="0" w:space="0" w:color="000000"/>
-              <w:top w:val="none" w:sz="0" w:space="0" w:color="000000"/>
-              <w:left w:val="none" w:sz="0" w:space="0" w:color="000000"/>
-              <w:right w:val="none" w:sz="0" w:space="0" w:color="000000"/>
-            </w:tcBorders>
-            <w:shd w:val="clear" w:color="auto" w:fill="FFFFFF"/>
-            <w:tcMar>
-              <w:top w:w="0" w:type="dxa"/>
-              <w:bottom w:w="0" w:type="dxa"/>
-              <w:left w:w="0" w:type="dxa"/>
-              <w:right w:w="0" w:type="dxa"/>
-            </w:tcMar>
-            <w:vAlign w:val="top"/>
-          </w:tcPr>
-          <w:p>
-            <w:pPr>
-              <w:pStyle w:val="Normal"/>
-              <w:jc w:val="center"/>
-              <w:pBdr>
-                <w:bottom w:val="none" w:sz="0" w:space="0" w:color="000000"/>
-                <w:top w:val="none" w:sz="0" w:space="0" w:color="000000"/>
-                <w:left w:val="none" w:sz="0" w:space="0" w:color="000000"/>
-                <w:right w:val="none" w:sz="0" w:space="0" w:color="000000"/>
-              </w:pBdr>
-              <w:spacing w:after="100" w:before="100" w:line="240"/>
-              <w:ind w:left="100" w:right="100" w:firstLine="0" w:firstLineChars="0"/>
-              <w:rPr>
-                <w:rFonts w:ascii="Helvetica" w:hAnsi="Helvetica" w:eastAsia="Helvetica" w:cs="Helvetica"/>
-                <w:i w:val="false"/>
-                <w:b w:val="false"/>
-                <w:u w:val="none"/>
-                <w:sz w:val="22"/>
-                <w:szCs w:val="22"/>
-                <w:color w:val="000000"/>
-              </w:rPr>
-            </w:pPr>
-            <w:r>
-              <w:rPr>
-                <w:rFonts w:ascii="Helvetica" w:hAnsi="Helvetica" w:eastAsia="Helvetica" w:cs="Helvetica"/>
-                <w:i w:val="false"/>
-                <w:b w:val="false"/>
-                <w:u w:val="none"/>
-                <w:sz w:val="22"/>
-                <w:szCs w:val="22"/>
-                <w:color w:val="000000"/>
-              </w:rPr>
-              <w:t xml:space="preserve">0.52, 2.93</w:t>
-            </w:r>
-          </w:p>
-        </w:tc>
-        <w:tc>
-          <w:tcPr>
-            <w:tcBorders>
-              <w:bottom w:val="none" w:sz="0" w:space="0" w:color="000000"/>
-              <w:top w:val="none" w:sz="0" w:space="0" w:color="000000"/>
-              <w:left w:val="none" w:sz="0" w:space="0" w:color="000000"/>
-              <w:right w:val="none" w:sz="0" w:space="0" w:color="000000"/>
-            </w:tcBorders>
-            <w:shd w:val="clear" w:color="auto" w:fill="FFFFFF"/>
-            <w:tcMar>
-              <w:top w:w="0" w:type="dxa"/>
-              <w:bottom w:w="0" w:type="dxa"/>
-              <w:left w:w="0" w:type="dxa"/>
-              <w:right w:w="0" w:type="dxa"/>
-            </w:tcMar>
-            <w:vAlign w:val="top"/>
-          </w:tcPr>
-          <w:p>
-            <w:pPr>
-              <w:pStyle w:val="Normal"/>
-              <w:jc w:val="center"/>
-              <w:pBdr>
-                <w:bottom w:val="none" w:sz="0" w:space="0" w:color="000000"/>
-                <w:top w:val="none" w:sz="0" w:space="0" w:color="000000"/>
-                <w:left w:val="none" w:sz="0" w:space="0" w:color="000000"/>
-                <w:right w:val="none" w:sz="0" w:space="0" w:color="000000"/>
-              </w:pBdr>
-              <w:spacing w:after="100" w:before="100" w:line="240"/>
-              <w:ind w:left="100" w:right="100" w:firstLine="0" w:firstLineChars="0"/>
-              <w:rPr>
-                <w:rFonts w:ascii="Helvetica" w:hAnsi="Helvetica" w:eastAsia="Helvetica" w:cs="Helvetica"/>
-                <w:i w:val="false"/>
-                <w:b w:val="false"/>
-                <w:u w:val="none"/>
-                <w:sz w:val="22"/>
-                <w:szCs w:val="22"/>
-                <w:color w:val="000000"/>
-              </w:rPr>
-            </w:pPr>
-            <w:r>
-              <w:rPr>
-                <w:rFonts w:ascii="Helvetica" w:hAnsi="Helvetica" w:eastAsia="Helvetica" w:cs="Helvetica"/>
-                <w:i w:val="false"/>
-                <w:b w:val="false"/>
-                <w:u w:val="none"/>
-                <w:sz w:val="22"/>
-                <w:szCs w:val="22"/>
-                <w:color w:val="000000"/>
-              </w:rPr>
-              <w:t xml:space="preserve">0.630</w:t>
+              <w:t xml:space="preserve">1.21</w:t>
+            </w:r>
+          </w:p>
+        </w:tc>
+        <w:tc>
+          <w:tcPr>
+            <w:tcBorders>
+              <w:bottom w:val="none" w:sz="0" w:space="0" w:color="000000"/>
+              <w:top w:val="none" w:sz="0" w:space="0" w:color="000000"/>
+              <w:left w:val="none" w:sz="0" w:space="0" w:color="000000"/>
+              <w:right w:val="none" w:sz="0" w:space="0" w:color="000000"/>
+            </w:tcBorders>
+            <w:shd w:val="clear" w:color="auto" w:fill="FFFFFF"/>
+            <w:tcMar>
+              <w:top w:w="0" w:type="dxa"/>
+              <w:bottom w:w="0" w:type="dxa"/>
+              <w:left w:w="0" w:type="dxa"/>
+              <w:right w:w="0" w:type="dxa"/>
+            </w:tcMar>
+            <w:vAlign w:val="top"/>
+          </w:tcPr>
+          <w:p>
+            <w:pPr>
+              <w:pStyle w:val="Normal"/>
+              <w:jc w:val="center"/>
+              <w:pBdr>
+                <w:bottom w:val="none" w:sz="0" w:space="0" w:color="000000"/>
+                <w:top w:val="none" w:sz="0" w:space="0" w:color="000000"/>
+                <w:left w:val="none" w:sz="0" w:space="0" w:color="000000"/>
+                <w:right w:val="none" w:sz="0" w:space="0" w:color="000000"/>
+              </w:pBdr>
+              <w:spacing w:after="100" w:before="100" w:line="240"/>
+              <w:ind w:left="100" w:right="100" w:firstLine="0" w:firstLineChars="0"/>
+              <w:rPr>
+                <w:rFonts w:ascii="Helvetica" w:hAnsi="Helvetica" w:eastAsia="Helvetica" w:cs="Helvetica"/>
+                <w:i w:val="false"/>
+                <w:b w:val="false"/>
+                <w:u w:val="none"/>
+                <w:sz w:val="22"/>
+                <w:szCs w:val="22"/>
+                <w:color w:val="000000"/>
+              </w:rPr>
+            </w:pPr>
+            <w:r>
+              <w:rPr>
+                <w:rFonts w:ascii="Helvetica" w:hAnsi="Helvetica" w:eastAsia="Helvetica" w:cs="Helvetica"/>
+                <w:i w:val="false"/>
+                <w:b w:val="false"/>
+                <w:u w:val="none"/>
+                <w:sz w:val="22"/>
+                <w:szCs w:val="22"/>
+                <w:color w:val="000000"/>
+              </w:rPr>
+              <w:t xml:space="preserve">0.51, 2.88</w:t>
+            </w:r>
+          </w:p>
+        </w:tc>
+        <w:tc>
+          <w:tcPr>
+            <w:tcBorders>
+              <w:bottom w:val="none" w:sz="0" w:space="0" w:color="000000"/>
+              <w:top w:val="none" w:sz="0" w:space="0" w:color="000000"/>
+              <w:left w:val="none" w:sz="0" w:space="0" w:color="000000"/>
+              <w:right w:val="none" w:sz="0" w:space="0" w:color="000000"/>
+            </w:tcBorders>
+            <w:shd w:val="clear" w:color="auto" w:fill="FFFFFF"/>
+            <w:tcMar>
+              <w:top w:w="0" w:type="dxa"/>
+              <w:bottom w:w="0" w:type="dxa"/>
+              <w:left w:w="0" w:type="dxa"/>
+              <w:right w:w="0" w:type="dxa"/>
+            </w:tcMar>
+            <w:vAlign w:val="top"/>
+          </w:tcPr>
+          <w:p>
+            <w:pPr>
+              <w:pStyle w:val="Normal"/>
+              <w:jc w:val="center"/>
+              <w:pBdr>
+                <w:bottom w:val="none" w:sz="0" w:space="0" w:color="000000"/>
+                <w:top w:val="none" w:sz="0" w:space="0" w:color="000000"/>
+                <w:left w:val="none" w:sz="0" w:space="0" w:color="000000"/>
+                <w:right w:val="none" w:sz="0" w:space="0" w:color="000000"/>
+              </w:pBdr>
+              <w:spacing w:after="100" w:before="100" w:line="240"/>
+              <w:ind w:left="100" w:right="100" w:firstLine="0" w:firstLineChars="0"/>
+              <w:rPr>
+                <w:rFonts w:ascii="Helvetica" w:hAnsi="Helvetica" w:eastAsia="Helvetica" w:cs="Helvetica"/>
+                <w:i w:val="false"/>
+                <w:b w:val="false"/>
+                <w:u w:val="none"/>
+                <w:sz w:val="22"/>
+                <w:szCs w:val="22"/>
+                <w:color w:val="000000"/>
+              </w:rPr>
+            </w:pPr>
+            <w:r>
+              <w:rPr>
+                <w:rFonts w:ascii="Helvetica" w:hAnsi="Helvetica" w:eastAsia="Helvetica" w:cs="Helvetica"/>
+                <w:i w:val="false"/>
+                <w:b w:val="false"/>
+                <w:u w:val="none"/>
+                <w:sz w:val="22"/>
+                <w:szCs w:val="22"/>
+                <w:color w:val="000000"/>
+              </w:rPr>
+              <w:t xml:space="preserve">0.660</w:t>
             </w:r>
           </w:p>
         </w:tc>
@@ -7435,7 +7435,7 @@
                 <w:szCs w:val="22"/>
                 <w:color w:val="000000"/>
               </w:rPr>
-              <w:t xml:space="preserve">0.01, 2.05</w:t>
+              <w:t xml:space="preserve">0.01, 2.09</w:t>
             </w:r>
           </w:p>
         </w:tc>
@@ -7865,113 +7865,113 @@
                 <w:szCs w:val="22"/>
                 <w:color w:val="000000"/>
               </w:rPr>
-              <w:t xml:space="preserve">1.46</w:t>
-            </w:r>
-          </w:p>
-        </w:tc>
-        <w:tc>
-          <w:tcPr>
-            <w:tcBorders>
-              <w:bottom w:val="none" w:sz="0" w:space="0" w:color="000000"/>
-              <w:top w:val="none" w:sz="0" w:space="0" w:color="000000"/>
-              <w:left w:val="none" w:sz="0" w:space="0" w:color="000000"/>
-              <w:right w:val="none" w:sz="0" w:space="0" w:color="000000"/>
-            </w:tcBorders>
-            <w:shd w:val="clear" w:color="auto" w:fill="FFFFFF"/>
-            <w:tcMar>
-              <w:top w:w="0" w:type="dxa"/>
-              <w:bottom w:w="0" w:type="dxa"/>
-              <w:left w:w="0" w:type="dxa"/>
-              <w:right w:w="0" w:type="dxa"/>
-            </w:tcMar>
-            <w:vAlign w:val="top"/>
-          </w:tcPr>
-          <w:p>
-            <w:pPr>
-              <w:pStyle w:val="Normal"/>
-              <w:jc w:val="center"/>
-              <w:pBdr>
-                <w:bottom w:val="none" w:sz="0" w:space="0" w:color="000000"/>
-                <w:top w:val="none" w:sz="0" w:space="0" w:color="000000"/>
-                <w:left w:val="none" w:sz="0" w:space="0" w:color="000000"/>
-                <w:right w:val="none" w:sz="0" w:space="0" w:color="000000"/>
-              </w:pBdr>
-              <w:spacing w:after="100" w:before="100" w:line="240"/>
-              <w:ind w:left="100" w:right="100" w:firstLine="0" w:firstLineChars="0"/>
-              <w:rPr>
-                <w:rFonts w:ascii="Helvetica" w:hAnsi="Helvetica" w:eastAsia="Helvetica" w:cs="Helvetica"/>
-                <w:i w:val="false"/>
-                <w:b w:val="false"/>
-                <w:u w:val="none"/>
-                <w:sz w:val="22"/>
-                <w:szCs w:val="22"/>
-                <w:color w:val="000000"/>
-              </w:rPr>
-            </w:pPr>
-            <w:r>
-              <w:rPr>
-                <w:rFonts w:ascii="Helvetica" w:hAnsi="Helvetica" w:eastAsia="Helvetica" w:cs="Helvetica"/>
-                <w:i w:val="false"/>
-                <w:b w:val="false"/>
-                <w:u w:val="none"/>
-                <w:sz w:val="22"/>
-                <w:szCs w:val="22"/>
-                <w:color w:val="000000"/>
-              </w:rPr>
-              <w:t xml:space="preserve">0.12, 18.2</w:t>
-            </w:r>
-          </w:p>
-        </w:tc>
-        <w:tc>
-          <w:tcPr>
-            <w:tcBorders>
-              <w:bottom w:val="none" w:sz="0" w:space="0" w:color="000000"/>
-              <w:top w:val="none" w:sz="0" w:space="0" w:color="000000"/>
-              <w:left w:val="none" w:sz="0" w:space="0" w:color="000000"/>
-              <w:right w:val="none" w:sz="0" w:space="0" w:color="000000"/>
-            </w:tcBorders>
-            <w:shd w:val="clear" w:color="auto" w:fill="FFFFFF"/>
-            <w:tcMar>
-              <w:top w:w="0" w:type="dxa"/>
-              <w:bottom w:w="0" w:type="dxa"/>
-              <w:left w:w="0" w:type="dxa"/>
-              <w:right w:w="0" w:type="dxa"/>
-            </w:tcMar>
-            <w:vAlign w:val="top"/>
-          </w:tcPr>
-          <w:p>
-            <w:pPr>
-              <w:pStyle w:val="Normal"/>
-              <w:jc w:val="center"/>
-              <w:pBdr>
-                <w:bottom w:val="none" w:sz="0" w:space="0" w:color="000000"/>
-                <w:top w:val="none" w:sz="0" w:space="0" w:color="000000"/>
-                <w:left w:val="none" w:sz="0" w:space="0" w:color="000000"/>
-                <w:right w:val="none" w:sz="0" w:space="0" w:color="000000"/>
-              </w:pBdr>
-              <w:spacing w:after="100" w:before="100" w:line="240"/>
-              <w:ind w:left="100" w:right="100" w:firstLine="0" w:firstLineChars="0"/>
-              <w:rPr>
-                <w:rFonts w:ascii="Helvetica" w:hAnsi="Helvetica" w:eastAsia="Helvetica" w:cs="Helvetica"/>
-                <w:i w:val="false"/>
-                <w:b w:val="false"/>
-                <w:u w:val="none"/>
-                <w:sz w:val="22"/>
-                <w:szCs w:val="22"/>
-                <w:color w:val="000000"/>
-              </w:rPr>
-            </w:pPr>
-            <w:r>
-              <w:rPr>
-                <w:rFonts w:ascii="Helvetica" w:hAnsi="Helvetica" w:eastAsia="Helvetica" w:cs="Helvetica"/>
-                <w:i w:val="false"/>
-                <w:b w:val="false"/>
-                <w:u w:val="none"/>
-                <w:sz w:val="22"/>
-                <w:szCs w:val="22"/>
-                <w:color w:val="000000"/>
-              </w:rPr>
-              <w:t xml:space="preserve">0.770</w:t>
+              <w:t xml:space="preserve">1.70</w:t>
+            </w:r>
+          </w:p>
+        </w:tc>
+        <w:tc>
+          <w:tcPr>
+            <w:tcBorders>
+              <w:bottom w:val="none" w:sz="0" w:space="0" w:color="000000"/>
+              <w:top w:val="none" w:sz="0" w:space="0" w:color="000000"/>
+              <w:left w:val="none" w:sz="0" w:space="0" w:color="000000"/>
+              <w:right w:val="none" w:sz="0" w:space="0" w:color="000000"/>
+            </w:tcBorders>
+            <w:shd w:val="clear" w:color="auto" w:fill="FFFFFF"/>
+            <w:tcMar>
+              <w:top w:w="0" w:type="dxa"/>
+              <w:bottom w:w="0" w:type="dxa"/>
+              <w:left w:w="0" w:type="dxa"/>
+              <w:right w:w="0" w:type="dxa"/>
+            </w:tcMar>
+            <w:vAlign w:val="top"/>
+          </w:tcPr>
+          <w:p>
+            <w:pPr>
+              <w:pStyle w:val="Normal"/>
+              <w:jc w:val="center"/>
+              <w:pBdr>
+                <w:bottom w:val="none" w:sz="0" w:space="0" w:color="000000"/>
+                <w:top w:val="none" w:sz="0" w:space="0" w:color="000000"/>
+                <w:left w:val="none" w:sz="0" w:space="0" w:color="000000"/>
+                <w:right w:val="none" w:sz="0" w:space="0" w:color="000000"/>
+              </w:pBdr>
+              <w:spacing w:after="100" w:before="100" w:line="240"/>
+              <w:ind w:left="100" w:right="100" w:firstLine="0" w:firstLineChars="0"/>
+              <w:rPr>
+                <w:rFonts w:ascii="Helvetica" w:hAnsi="Helvetica" w:eastAsia="Helvetica" w:cs="Helvetica"/>
+                <w:i w:val="false"/>
+                <w:b w:val="false"/>
+                <w:u w:val="none"/>
+                <w:sz w:val="22"/>
+                <w:szCs w:val="22"/>
+                <w:color w:val="000000"/>
+              </w:rPr>
+            </w:pPr>
+            <w:r>
+              <w:rPr>
+                <w:rFonts w:ascii="Helvetica" w:hAnsi="Helvetica" w:eastAsia="Helvetica" w:cs="Helvetica"/>
+                <w:i w:val="false"/>
+                <w:b w:val="false"/>
+                <w:u w:val="none"/>
+                <w:sz w:val="22"/>
+                <w:szCs w:val="22"/>
+                <w:color w:val="000000"/>
+              </w:rPr>
+              <w:t xml:space="preserve">0.14, 20.3</w:t>
+            </w:r>
+          </w:p>
+        </w:tc>
+        <w:tc>
+          <w:tcPr>
+            <w:tcBorders>
+              <w:bottom w:val="none" w:sz="0" w:space="0" w:color="000000"/>
+              <w:top w:val="none" w:sz="0" w:space="0" w:color="000000"/>
+              <w:left w:val="none" w:sz="0" w:space="0" w:color="000000"/>
+              <w:right w:val="none" w:sz="0" w:space="0" w:color="000000"/>
+            </w:tcBorders>
+            <w:shd w:val="clear" w:color="auto" w:fill="FFFFFF"/>
+            <w:tcMar>
+              <w:top w:w="0" w:type="dxa"/>
+              <w:bottom w:w="0" w:type="dxa"/>
+              <w:left w:w="0" w:type="dxa"/>
+              <w:right w:w="0" w:type="dxa"/>
+            </w:tcMar>
+            <w:vAlign w:val="top"/>
+          </w:tcPr>
+          <w:p>
+            <w:pPr>
+              <w:pStyle w:val="Normal"/>
+              <w:jc w:val="center"/>
+              <w:pBdr>
+                <w:bottom w:val="none" w:sz="0" w:space="0" w:color="000000"/>
+                <w:top w:val="none" w:sz="0" w:space="0" w:color="000000"/>
+                <w:left w:val="none" w:sz="0" w:space="0" w:color="000000"/>
+                <w:right w:val="none" w:sz="0" w:space="0" w:color="000000"/>
+              </w:pBdr>
+              <w:spacing w:after="100" w:before="100" w:line="240"/>
+              <w:ind w:left="100" w:right="100" w:firstLine="0" w:firstLineChars="0"/>
+              <w:rPr>
+                <w:rFonts w:ascii="Helvetica" w:hAnsi="Helvetica" w:eastAsia="Helvetica" w:cs="Helvetica"/>
+                <w:i w:val="false"/>
+                <w:b w:val="false"/>
+                <w:u w:val="none"/>
+                <w:sz w:val="22"/>
+                <w:szCs w:val="22"/>
+                <w:color w:val="000000"/>
+              </w:rPr>
+            </w:pPr>
+            <w:r>
+              <w:rPr>
+                <w:rFonts w:ascii="Helvetica" w:hAnsi="Helvetica" w:eastAsia="Helvetica" w:cs="Helvetica"/>
+                <w:i w:val="false"/>
+                <w:b w:val="false"/>
+                <w:u w:val="none"/>
+                <w:sz w:val="22"/>
+                <w:szCs w:val="22"/>
+                <w:color w:val="000000"/>
+              </w:rPr>
+              <w:t xml:space="preserve">0.680</w:t>
             </w:r>
           </w:p>
         </w:tc>
@@ -8348,113 +8348,113 @@
                 <w:szCs w:val="22"/>
                 <w:color w:val="000000"/>
               </w:rPr>
-              <w:t xml:space="preserve">0.16</w:t>
-            </w:r>
-          </w:p>
-        </w:tc>
-        <w:tc>
-          <w:tcPr>
-            <w:tcBorders>
-              <w:bottom w:val="none" w:sz="0" w:space="0" w:color="000000"/>
-              <w:top w:val="none" w:sz="0" w:space="0" w:color="000000"/>
-              <w:left w:val="none" w:sz="0" w:space="0" w:color="000000"/>
-              <w:right w:val="none" w:sz="0" w:space="0" w:color="000000"/>
-            </w:tcBorders>
-            <w:shd w:val="clear" w:color="auto" w:fill="FFFFFF"/>
-            <w:tcMar>
-              <w:top w:w="0" w:type="dxa"/>
-              <w:bottom w:w="0" w:type="dxa"/>
-              <w:left w:w="0" w:type="dxa"/>
-              <w:right w:w="0" w:type="dxa"/>
-            </w:tcMar>
-            <w:vAlign w:val="top"/>
-          </w:tcPr>
-          <w:p>
-            <w:pPr>
-              <w:pStyle w:val="Normal"/>
-              <w:jc w:val="center"/>
-              <w:pBdr>
-                <w:bottom w:val="none" w:sz="0" w:space="0" w:color="000000"/>
-                <w:top w:val="none" w:sz="0" w:space="0" w:color="000000"/>
-                <w:left w:val="none" w:sz="0" w:space="0" w:color="000000"/>
-                <w:right w:val="none" w:sz="0" w:space="0" w:color="000000"/>
-              </w:pBdr>
-              <w:spacing w:after="100" w:before="100" w:line="240"/>
-              <w:ind w:left="100" w:right="100" w:firstLine="0" w:firstLineChars="0"/>
-              <w:rPr>
-                <w:rFonts w:ascii="Helvetica" w:hAnsi="Helvetica" w:eastAsia="Helvetica" w:cs="Helvetica"/>
-                <w:i w:val="false"/>
-                <w:b w:val="false"/>
-                <w:u w:val="none"/>
-                <w:sz w:val="22"/>
-                <w:szCs w:val="22"/>
-                <w:color w:val="000000"/>
-              </w:rPr>
-            </w:pPr>
-            <w:r>
-              <w:rPr>
-                <w:rFonts w:ascii="Helvetica" w:hAnsi="Helvetica" w:eastAsia="Helvetica" w:cs="Helvetica"/>
-                <w:i w:val="false"/>
-                <w:b w:val="false"/>
-                <w:u w:val="none"/>
-                <w:sz w:val="22"/>
-                <w:szCs w:val="22"/>
-                <w:color w:val="000000"/>
-              </w:rPr>
-              <w:t xml:space="preserve">0.01, 2.38</w:t>
-            </w:r>
-          </w:p>
-        </w:tc>
-        <w:tc>
-          <w:tcPr>
-            <w:tcBorders>
-              <w:bottom w:val="none" w:sz="0" w:space="0" w:color="000000"/>
-              <w:top w:val="none" w:sz="0" w:space="0" w:color="000000"/>
-              <w:left w:val="none" w:sz="0" w:space="0" w:color="000000"/>
-              <w:right w:val="none" w:sz="0" w:space="0" w:color="000000"/>
-            </w:tcBorders>
-            <w:shd w:val="clear" w:color="auto" w:fill="FFFFFF"/>
-            <w:tcMar>
-              <w:top w:w="0" w:type="dxa"/>
-              <w:bottom w:w="0" w:type="dxa"/>
-              <w:left w:w="0" w:type="dxa"/>
-              <w:right w:w="0" w:type="dxa"/>
-            </w:tcMar>
-            <w:vAlign w:val="top"/>
-          </w:tcPr>
-          <w:p>
-            <w:pPr>
-              <w:pStyle w:val="Normal"/>
-              <w:jc w:val="center"/>
-              <w:pBdr>
-                <w:bottom w:val="none" w:sz="0" w:space="0" w:color="000000"/>
-                <w:top w:val="none" w:sz="0" w:space="0" w:color="000000"/>
-                <w:left w:val="none" w:sz="0" w:space="0" w:color="000000"/>
-                <w:right w:val="none" w:sz="0" w:space="0" w:color="000000"/>
-              </w:pBdr>
-              <w:spacing w:after="100" w:before="100" w:line="240"/>
-              <w:ind w:left="100" w:right="100" w:firstLine="0" w:firstLineChars="0"/>
-              <w:rPr>
-                <w:rFonts w:ascii="Helvetica" w:hAnsi="Helvetica" w:eastAsia="Helvetica" w:cs="Helvetica"/>
-                <w:i w:val="false"/>
-                <w:b w:val="false"/>
-                <w:u w:val="none"/>
-                <w:sz w:val="22"/>
-                <w:szCs w:val="22"/>
-                <w:color w:val="000000"/>
-              </w:rPr>
-            </w:pPr>
-            <w:r>
-              <w:rPr>
-                <w:rFonts w:ascii="Helvetica" w:hAnsi="Helvetica" w:eastAsia="Helvetica" w:cs="Helvetica"/>
-                <w:i w:val="false"/>
-                <w:b w:val="false"/>
-                <w:u w:val="none"/>
-                <w:sz w:val="22"/>
-                <w:szCs w:val="22"/>
-                <w:color w:val="000000"/>
-              </w:rPr>
-              <w:t xml:space="preserve">0.180</w:t>
+              <w:t xml:space="preserve">0.17</w:t>
+            </w:r>
+          </w:p>
+        </w:tc>
+        <w:tc>
+          <w:tcPr>
+            <w:tcBorders>
+              <w:bottom w:val="none" w:sz="0" w:space="0" w:color="000000"/>
+              <w:top w:val="none" w:sz="0" w:space="0" w:color="000000"/>
+              <w:left w:val="none" w:sz="0" w:space="0" w:color="000000"/>
+              <w:right w:val="none" w:sz="0" w:space="0" w:color="000000"/>
+            </w:tcBorders>
+            <w:shd w:val="clear" w:color="auto" w:fill="FFFFFF"/>
+            <w:tcMar>
+              <w:top w:w="0" w:type="dxa"/>
+              <w:bottom w:w="0" w:type="dxa"/>
+              <w:left w:w="0" w:type="dxa"/>
+              <w:right w:w="0" w:type="dxa"/>
+            </w:tcMar>
+            <w:vAlign w:val="top"/>
+          </w:tcPr>
+          <w:p>
+            <w:pPr>
+              <w:pStyle w:val="Normal"/>
+              <w:jc w:val="center"/>
+              <w:pBdr>
+                <w:bottom w:val="none" w:sz="0" w:space="0" w:color="000000"/>
+                <w:top w:val="none" w:sz="0" w:space="0" w:color="000000"/>
+                <w:left w:val="none" w:sz="0" w:space="0" w:color="000000"/>
+                <w:right w:val="none" w:sz="0" w:space="0" w:color="000000"/>
+              </w:pBdr>
+              <w:spacing w:after="100" w:before="100" w:line="240"/>
+              <w:ind w:left="100" w:right="100" w:firstLine="0" w:firstLineChars="0"/>
+              <w:rPr>
+                <w:rFonts w:ascii="Helvetica" w:hAnsi="Helvetica" w:eastAsia="Helvetica" w:cs="Helvetica"/>
+                <w:i w:val="false"/>
+                <w:b w:val="false"/>
+                <w:u w:val="none"/>
+                <w:sz w:val="22"/>
+                <w:szCs w:val="22"/>
+                <w:color w:val="000000"/>
+              </w:rPr>
+            </w:pPr>
+            <w:r>
+              <w:rPr>
+                <w:rFonts w:ascii="Helvetica" w:hAnsi="Helvetica" w:eastAsia="Helvetica" w:cs="Helvetica"/>
+                <w:i w:val="false"/>
+                <w:b w:val="false"/>
+                <w:u w:val="none"/>
+                <w:sz w:val="22"/>
+                <w:szCs w:val="22"/>
+                <w:color w:val="000000"/>
+              </w:rPr>
+              <w:t xml:space="preserve">0.01, 2.60</w:t>
+            </w:r>
+          </w:p>
+        </w:tc>
+        <w:tc>
+          <w:tcPr>
+            <w:tcBorders>
+              <w:bottom w:val="none" w:sz="0" w:space="0" w:color="000000"/>
+              <w:top w:val="none" w:sz="0" w:space="0" w:color="000000"/>
+              <w:left w:val="none" w:sz="0" w:space="0" w:color="000000"/>
+              <w:right w:val="none" w:sz="0" w:space="0" w:color="000000"/>
+            </w:tcBorders>
+            <w:shd w:val="clear" w:color="auto" w:fill="FFFFFF"/>
+            <w:tcMar>
+              <w:top w:w="0" w:type="dxa"/>
+              <w:bottom w:w="0" w:type="dxa"/>
+              <w:left w:w="0" w:type="dxa"/>
+              <w:right w:w="0" w:type="dxa"/>
+            </w:tcMar>
+            <w:vAlign w:val="top"/>
+          </w:tcPr>
+          <w:p>
+            <w:pPr>
+              <w:pStyle w:val="Normal"/>
+              <w:jc w:val="center"/>
+              <w:pBdr>
+                <w:bottom w:val="none" w:sz="0" w:space="0" w:color="000000"/>
+                <w:top w:val="none" w:sz="0" w:space="0" w:color="000000"/>
+                <w:left w:val="none" w:sz="0" w:space="0" w:color="000000"/>
+                <w:right w:val="none" w:sz="0" w:space="0" w:color="000000"/>
+              </w:pBdr>
+              <w:spacing w:after="100" w:before="100" w:line="240"/>
+              <w:ind w:left="100" w:right="100" w:firstLine="0" w:firstLineChars="0"/>
+              <w:rPr>
+                <w:rFonts w:ascii="Helvetica" w:hAnsi="Helvetica" w:eastAsia="Helvetica" w:cs="Helvetica"/>
+                <w:i w:val="false"/>
+                <w:b w:val="false"/>
+                <w:u w:val="none"/>
+                <w:sz w:val="22"/>
+                <w:szCs w:val="22"/>
+                <w:color w:val="000000"/>
+              </w:rPr>
+            </w:pPr>
+            <w:r>
+              <w:rPr>
+                <w:rFonts w:ascii="Helvetica" w:hAnsi="Helvetica" w:eastAsia="Helvetica" w:cs="Helvetica"/>
+                <w:i w:val="false"/>
+                <w:b w:val="false"/>
+                <w:u w:val="none"/>
+                <w:sz w:val="22"/>
+                <w:szCs w:val="22"/>
+                <w:color w:val="000000"/>
+              </w:rPr>
+              <w:t xml:space="preserve">0.200</w:t>
             </w:r>
           </w:p>
         </w:tc>
@@ -8831,113 +8831,113 @@
                 <w:szCs w:val="22"/>
                 <w:color w:val="000000"/>
               </w:rPr>
-              <w:t xml:space="preserve">0.68</w:t>
-            </w:r>
-          </w:p>
-        </w:tc>
-        <w:tc>
-          <w:tcPr>
-            <w:tcBorders>
-              <w:bottom w:val="none" w:sz="0" w:space="0" w:color="000000"/>
-              <w:top w:val="none" w:sz="0" w:space="0" w:color="000000"/>
-              <w:left w:val="none" w:sz="0" w:space="0" w:color="000000"/>
-              <w:right w:val="none" w:sz="0" w:space="0" w:color="000000"/>
-            </w:tcBorders>
-            <w:shd w:val="clear" w:color="auto" w:fill="FFFFFF"/>
-            <w:tcMar>
-              <w:top w:w="0" w:type="dxa"/>
-              <w:bottom w:w="0" w:type="dxa"/>
-              <w:left w:w="0" w:type="dxa"/>
-              <w:right w:w="0" w:type="dxa"/>
-            </w:tcMar>
-            <w:vAlign w:val="top"/>
-          </w:tcPr>
-          <w:p>
-            <w:pPr>
-              <w:pStyle w:val="Normal"/>
-              <w:jc w:val="center"/>
-              <w:pBdr>
-                <w:bottom w:val="none" w:sz="0" w:space="0" w:color="000000"/>
-                <w:top w:val="none" w:sz="0" w:space="0" w:color="000000"/>
-                <w:left w:val="none" w:sz="0" w:space="0" w:color="000000"/>
-                <w:right w:val="none" w:sz="0" w:space="0" w:color="000000"/>
-              </w:pBdr>
-              <w:spacing w:after="100" w:before="100" w:line="240"/>
-              <w:ind w:left="100" w:right="100" w:firstLine="0" w:firstLineChars="0"/>
-              <w:rPr>
-                <w:rFonts w:ascii="Helvetica" w:hAnsi="Helvetica" w:eastAsia="Helvetica" w:cs="Helvetica"/>
-                <w:i w:val="false"/>
-                <w:b w:val="false"/>
-                <w:u w:val="none"/>
-                <w:sz w:val="22"/>
-                <w:szCs w:val="22"/>
-                <w:color w:val="000000"/>
-              </w:rPr>
-            </w:pPr>
-            <w:r>
-              <w:rPr>
-                <w:rFonts w:ascii="Helvetica" w:hAnsi="Helvetica" w:eastAsia="Helvetica" w:cs="Helvetica"/>
-                <w:i w:val="false"/>
-                <w:b w:val="false"/>
-                <w:u w:val="none"/>
-                <w:sz w:val="22"/>
-                <w:szCs w:val="22"/>
-                <w:color w:val="000000"/>
-              </w:rPr>
-              <w:t xml:space="preserve">0.08, 5.73</w:t>
-            </w:r>
-          </w:p>
-        </w:tc>
-        <w:tc>
-          <w:tcPr>
-            <w:tcBorders>
-              <w:bottom w:val="none" w:sz="0" w:space="0" w:color="000000"/>
-              <w:top w:val="none" w:sz="0" w:space="0" w:color="000000"/>
-              <w:left w:val="none" w:sz="0" w:space="0" w:color="000000"/>
-              <w:right w:val="none" w:sz="0" w:space="0" w:color="000000"/>
-            </w:tcBorders>
-            <w:shd w:val="clear" w:color="auto" w:fill="FFFFFF"/>
-            <w:tcMar>
-              <w:top w:w="0" w:type="dxa"/>
-              <w:bottom w:w="0" w:type="dxa"/>
-              <w:left w:w="0" w:type="dxa"/>
-              <w:right w:w="0" w:type="dxa"/>
-            </w:tcMar>
-            <w:vAlign w:val="top"/>
-          </w:tcPr>
-          <w:p>
-            <w:pPr>
-              <w:pStyle w:val="Normal"/>
-              <w:jc w:val="center"/>
-              <w:pBdr>
-                <w:bottom w:val="none" w:sz="0" w:space="0" w:color="000000"/>
-                <w:top w:val="none" w:sz="0" w:space="0" w:color="000000"/>
-                <w:left w:val="none" w:sz="0" w:space="0" w:color="000000"/>
-                <w:right w:val="none" w:sz="0" w:space="0" w:color="000000"/>
-              </w:pBdr>
-              <w:spacing w:after="100" w:before="100" w:line="240"/>
-              <w:ind w:left="100" w:right="100" w:firstLine="0" w:firstLineChars="0"/>
-              <w:rPr>
-                <w:rFonts w:ascii="Helvetica" w:hAnsi="Helvetica" w:eastAsia="Helvetica" w:cs="Helvetica"/>
-                <w:i w:val="false"/>
-                <w:b w:val="false"/>
-                <w:u w:val="none"/>
-                <w:sz w:val="22"/>
-                <w:szCs w:val="22"/>
-                <w:color w:val="000000"/>
-              </w:rPr>
-            </w:pPr>
-            <w:r>
-              <w:rPr>
-                <w:rFonts w:ascii="Helvetica" w:hAnsi="Helvetica" w:eastAsia="Helvetica" w:cs="Helvetica"/>
-                <w:i w:val="false"/>
-                <w:b w:val="false"/>
-                <w:u w:val="none"/>
-                <w:sz w:val="22"/>
-                <w:szCs w:val="22"/>
-                <w:color w:val="000000"/>
-              </w:rPr>
-              <w:t xml:space="preserve">0.720</w:t>
+              <w:t xml:space="preserve">0.74</w:t>
+            </w:r>
+          </w:p>
+        </w:tc>
+        <w:tc>
+          <w:tcPr>
+            <w:tcBorders>
+              <w:bottom w:val="none" w:sz="0" w:space="0" w:color="000000"/>
+              <w:top w:val="none" w:sz="0" w:space="0" w:color="000000"/>
+              <w:left w:val="none" w:sz="0" w:space="0" w:color="000000"/>
+              <w:right w:val="none" w:sz="0" w:space="0" w:color="000000"/>
+            </w:tcBorders>
+            <w:shd w:val="clear" w:color="auto" w:fill="FFFFFF"/>
+            <w:tcMar>
+              <w:top w:w="0" w:type="dxa"/>
+              <w:bottom w:w="0" w:type="dxa"/>
+              <w:left w:w="0" w:type="dxa"/>
+              <w:right w:w="0" w:type="dxa"/>
+            </w:tcMar>
+            <w:vAlign w:val="top"/>
+          </w:tcPr>
+          <w:p>
+            <w:pPr>
+              <w:pStyle w:val="Normal"/>
+              <w:jc w:val="center"/>
+              <w:pBdr>
+                <w:bottom w:val="none" w:sz="0" w:space="0" w:color="000000"/>
+                <w:top w:val="none" w:sz="0" w:space="0" w:color="000000"/>
+                <w:left w:val="none" w:sz="0" w:space="0" w:color="000000"/>
+                <w:right w:val="none" w:sz="0" w:space="0" w:color="000000"/>
+              </w:pBdr>
+              <w:spacing w:after="100" w:before="100" w:line="240"/>
+              <w:ind w:left="100" w:right="100" w:firstLine="0" w:firstLineChars="0"/>
+              <w:rPr>
+                <w:rFonts w:ascii="Helvetica" w:hAnsi="Helvetica" w:eastAsia="Helvetica" w:cs="Helvetica"/>
+                <w:i w:val="false"/>
+                <w:b w:val="false"/>
+                <w:u w:val="none"/>
+                <w:sz w:val="22"/>
+                <w:szCs w:val="22"/>
+                <w:color w:val="000000"/>
+              </w:rPr>
+            </w:pPr>
+            <w:r>
+              <w:rPr>
+                <w:rFonts w:ascii="Helvetica" w:hAnsi="Helvetica" w:eastAsia="Helvetica" w:cs="Helvetica"/>
+                <w:i w:val="false"/>
+                <w:b w:val="false"/>
+                <w:u w:val="none"/>
+                <w:sz w:val="22"/>
+                <w:szCs w:val="22"/>
+                <w:color w:val="000000"/>
+              </w:rPr>
+              <w:t xml:space="preserve">0.09, 6.16</w:t>
+            </w:r>
+          </w:p>
+        </w:tc>
+        <w:tc>
+          <w:tcPr>
+            <w:tcBorders>
+              <w:bottom w:val="none" w:sz="0" w:space="0" w:color="000000"/>
+              <w:top w:val="none" w:sz="0" w:space="0" w:color="000000"/>
+              <w:left w:val="none" w:sz="0" w:space="0" w:color="000000"/>
+              <w:right w:val="none" w:sz="0" w:space="0" w:color="000000"/>
+            </w:tcBorders>
+            <w:shd w:val="clear" w:color="auto" w:fill="FFFFFF"/>
+            <w:tcMar>
+              <w:top w:w="0" w:type="dxa"/>
+              <w:bottom w:w="0" w:type="dxa"/>
+              <w:left w:w="0" w:type="dxa"/>
+              <w:right w:w="0" w:type="dxa"/>
+            </w:tcMar>
+            <w:vAlign w:val="top"/>
+          </w:tcPr>
+          <w:p>
+            <w:pPr>
+              <w:pStyle w:val="Normal"/>
+              <w:jc w:val="center"/>
+              <w:pBdr>
+                <w:bottom w:val="none" w:sz="0" w:space="0" w:color="000000"/>
+                <w:top w:val="none" w:sz="0" w:space="0" w:color="000000"/>
+                <w:left w:val="none" w:sz="0" w:space="0" w:color="000000"/>
+                <w:right w:val="none" w:sz="0" w:space="0" w:color="000000"/>
+              </w:pBdr>
+              <w:spacing w:after="100" w:before="100" w:line="240"/>
+              <w:ind w:left="100" w:right="100" w:firstLine="0" w:firstLineChars="0"/>
+              <w:rPr>
+                <w:rFonts w:ascii="Helvetica" w:hAnsi="Helvetica" w:eastAsia="Helvetica" w:cs="Helvetica"/>
+                <w:i w:val="false"/>
+                <w:b w:val="false"/>
+                <w:u w:val="none"/>
+                <w:sz w:val="22"/>
+                <w:szCs w:val="22"/>
+                <w:color w:val="000000"/>
+              </w:rPr>
+            </w:pPr>
+            <w:r>
+              <w:rPr>
+                <w:rFonts w:ascii="Helvetica" w:hAnsi="Helvetica" w:eastAsia="Helvetica" w:cs="Helvetica"/>
+                <w:i w:val="false"/>
+                <w:b w:val="false"/>
+                <w:u w:val="none"/>
+                <w:sz w:val="22"/>
+                <w:szCs w:val="22"/>
+                <w:color w:val="000000"/>
+              </w:rPr>
+              <w:t xml:space="preserve">0.780</w:t>
             </w:r>
           </w:p>
         </w:tc>
@@ -9314,113 +9314,113 @@
                 <w:szCs w:val="22"/>
                 <w:color w:val="000000"/>
               </w:rPr>
-              <w:t xml:space="preserve">0.25</w:t>
-            </w:r>
-          </w:p>
-        </w:tc>
-        <w:tc>
-          <w:tcPr>
-            <w:tcBorders>
-              <w:bottom w:val="none" w:sz="0" w:space="0" w:color="000000"/>
-              <w:top w:val="none" w:sz="0" w:space="0" w:color="000000"/>
-              <w:left w:val="none" w:sz="0" w:space="0" w:color="000000"/>
-              <w:right w:val="none" w:sz="0" w:space="0" w:color="000000"/>
-            </w:tcBorders>
-            <w:shd w:val="clear" w:color="auto" w:fill="FFFFFF"/>
-            <w:tcMar>
-              <w:top w:w="0" w:type="dxa"/>
-              <w:bottom w:w="0" w:type="dxa"/>
-              <w:left w:w="0" w:type="dxa"/>
-              <w:right w:w="0" w:type="dxa"/>
-            </w:tcMar>
-            <w:vAlign w:val="top"/>
-          </w:tcPr>
-          <w:p>
-            <w:pPr>
-              <w:pStyle w:val="Normal"/>
-              <w:jc w:val="center"/>
-              <w:pBdr>
-                <w:bottom w:val="none" w:sz="0" w:space="0" w:color="000000"/>
-                <w:top w:val="none" w:sz="0" w:space="0" w:color="000000"/>
-                <w:left w:val="none" w:sz="0" w:space="0" w:color="000000"/>
-                <w:right w:val="none" w:sz="0" w:space="0" w:color="000000"/>
-              </w:pBdr>
-              <w:spacing w:after="100" w:before="100" w:line="240"/>
-              <w:ind w:left="100" w:right="100" w:firstLine="0" w:firstLineChars="0"/>
-              <w:rPr>
-                <w:rFonts w:ascii="Helvetica" w:hAnsi="Helvetica" w:eastAsia="Helvetica" w:cs="Helvetica"/>
-                <w:i w:val="false"/>
-                <w:b w:val="false"/>
-                <w:u w:val="none"/>
-                <w:sz w:val="22"/>
-                <w:szCs w:val="22"/>
-                <w:color w:val="000000"/>
-              </w:rPr>
-            </w:pPr>
-            <w:r>
-              <w:rPr>
-                <w:rFonts w:ascii="Helvetica" w:hAnsi="Helvetica" w:eastAsia="Helvetica" w:cs="Helvetica"/>
-                <w:i w:val="false"/>
-                <w:b w:val="false"/>
-                <w:u w:val="none"/>
-                <w:sz w:val="22"/>
-                <w:szCs w:val="22"/>
-                <w:color w:val="000000"/>
-              </w:rPr>
-              <w:t xml:space="preserve">0.01, 6.23</w:t>
-            </w:r>
-          </w:p>
-        </w:tc>
-        <w:tc>
-          <w:tcPr>
-            <w:tcBorders>
-              <w:bottom w:val="none" w:sz="0" w:space="0" w:color="000000"/>
-              <w:top w:val="none" w:sz="0" w:space="0" w:color="000000"/>
-              <w:left w:val="none" w:sz="0" w:space="0" w:color="000000"/>
-              <w:right w:val="none" w:sz="0" w:space="0" w:color="000000"/>
-            </w:tcBorders>
-            <w:shd w:val="clear" w:color="auto" w:fill="FFFFFF"/>
-            <w:tcMar>
-              <w:top w:w="0" w:type="dxa"/>
-              <w:bottom w:w="0" w:type="dxa"/>
-              <w:left w:w="0" w:type="dxa"/>
-              <w:right w:w="0" w:type="dxa"/>
-            </w:tcMar>
-            <w:vAlign w:val="top"/>
-          </w:tcPr>
-          <w:p>
-            <w:pPr>
-              <w:pStyle w:val="Normal"/>
-              <w:jc w:val="center"/>
-              <w:pBdr>
-                <w:bottom w:val="none" w:sz="0" w:space="0" w:color="000000"/>
-                <w:top w:val="none" w:sz="0" w:space="0" w:color="000000"/>
-                <w:left w:val="none" w:sz="0" w:space="0" w:color="000000"/>
-                <w:right w:val="none" w:sz="0" w:space="0" w:color="000000"/>
-              </w:pBdr>
-              <w:spacing w:after="100" w:before="100" w:line="240"/>
-              <w:ind w:left="100" w:right="100" w:firstLine="0" w:firstLineChars="0"/>
-              <w:rPr>
-                <w:rFonts w:ascii="Helvetica" w:hAnsi="Helvetica" w:eastAsia="Helvetica" w:cs="Helvetica"/>
-                <w:i w:val="false"/>
-                <w:b w:val="false"/>
-                <w:u w:val="none"/>
-                <w:sz w:val="22"/>
-                <w:szCs w:val="22"/>
-                <w:color w:val="000000"/>
-              </w:rPr>
-            </w:pPr>
-            <w:r>
-              <w:rPr>
-                <w:rFonts w:ascii="Helvetica" w:hAnsi="Helvetica" w:eastAsia="Helvetica" w:cs="Helvetica"/>
-                <w:i w:val="false"/>
-                <w:b w:val="false"/>
-                <w:u w:val="none"/>
-                <w:sz w:val="22"/>
-                <w:szCs w:val="22"/>
-                <w:color w:val="000000"/>
-              </w:rPr>
-              <w:t xml:space="preserve">0.400</w:t>
+              <w:t xml:space="preserve">0.27</w:t>
+            </w:r>
+          </w:p>
+        </w:tc>
+        <w:tc>
+          <w:tcPr>
+            <w:tcBorders>
+              <w:bottom w:val="none" w:sz="0" w:space="0" w:color="000000"/>
+              <w:top w:val="none" w:sz="0" w:space="0" w:color="000000"/>
+              <w:left w:val="none" w:sz="0" w:space="0" w:color="000000"/>
+              <w:right w:val="none" w:sz="0" w:space="0" w:color="000000"/>
+            </w:tcBorders>
+            <w:shd w:val="clear" w:color="auto" w:fill="FFFFFF"/>
+            <w:tcMar>
+              <w:top w:w="0" w:type="dxa"/>
+              <w:bottom w:w="0" w:type="dxa"/>
+              <w:left w:w="0" w:type="dxa"/>
+              <w:right w:w="0" w:type="dxa"/>
+            </w:tcMar>
+            <w:vAlign w:val="top"/>
+          </w:tcPr>
+          <w:p>
+            <w:pPr>
+              <w:pStyle w:val="Normal"/>
+              <w:jc w:val="center"/>
+              <w:pBdr>
+                <w:bottom w:val="none" w:sz="0" w:space="0" w:color="000000"/>
+                <w:top w:val="none" w:sz="0" w:space="0" w:color="000000"/>
+                <w:left w:val="none" w:sz="0" w:space="0" w:color="000000"/>
+                <w:right w:val="none" w:sz="0" w:space="0" w:color="000000"/>
+              </w:pBdr>
+              <w:spacing w:after="100" w:before="100" w:line="240"/>
+              <w:ind w:left="100" w:right="100" w:firstLine="0" w:firstLineChars="0"/>
+              <w:rPr>
+                <w:rFonts w:ascii="Helvetica" w:hAnsi="Helvetica" w:eastAsia="Helvetica" w:cs="Helvetica"/>
+                <w:i w:val="false"/>
+                <w:b w:val="false"/>
+                <w:u w:val="none"/>
+                <w:sz w:val="22"/>
+                <w:szCs w:val="22"/>
+                <w:color w:val="000000"/>
+              </w:rPr>
+            </w:pPr>
+            <w:r>
+              <w:rPr>
+                <w:rFonts w:ascii="Helvetica" w:hAnsi="Helvetica" w:eastAsia="Helvetica" w:cs="Helvetica"/>
+                <w:i w:val="false"/>
+                <w:b w:val="false"/>
+                <w:u w:val="none"/>
+                <w:sz w:val="22"/>
+                <w:szCs w:val="22"/>
+                <w:color w:val="000000"/>
+              </w:rPr>
+              <w:t xml:space="preserve">0.01, 7.12</w:t>
+            </w:r>
+          </w:p>
+        </w:tc>
+        <w:tc>
+          <w:tcPr>
+            <w:tcBorders>
+              <w:bottom w:val="none" w:sz="0" w:space="0" w:color="000000"/>
+              <w:top w:val="none" w:sz="0" w:space="0" w:color="000000"/>
+              <w:left w:val="none" w:sz="0" w:space="0" w:color="000000"/>
+              <w:right w:val="none" w:sz="0" w:space="0" w:color="000000"/>
+            </w:tcBorders>
+            <w:shd w:val="clear" w:color="auto" w:fill="FFFFFF"/>
+            <w:tcMar>
+              <w:top w:w="0" w:type="dxa"/>
+              <w:bottom w:w="0" w:type="dxa"/>
+              <w:left w:w="0" w:type="dxa"/>
+              <w:right w:w="0" w:type="dxa"/>
+            </w:tcMar>
+            <w:vAlign w:val="top"/>
+          </w:tcPr>
+          <w:p>
+            <w:pPr>
+              <w:pStyle w:val="Normal"/>
+              <w:jc w:val="center"/>
+              <w:pBdr>
+                <w:bottom w:val="none" w:sz="0" w:space="0" w:color="000000"/>
+                <w:top w:val="none" w:sz="0" w:space="0" w:color="000000"/>
+                <w:left w:val="none" w:sz="0" w:space="0" w:color="000000"/>
+                <w:right w:val="none" w:sz="0" w:space="0" w:color="000000"/>
+              </w:pBdr>
+              <w:spacing w:after="100" w:before="100" w:line="240"/>
+              <w:ind w:left="100" w:right="100" w:firstLine="0" w:firstLineChars="0"/>
+              <w:rPr>
+                <w:rFonts w:ascii="Helvetica" w:hAnsi="Helvetica" w:eastAsia="Helvetica" w:cs="Helvetica"/>
+                <w:i w:val="false"/>
+                <w:b w:val="false"/>
+                <w:u w:val="none"/>
+                <w:sz w:val="22"/>
+                <w:szCs w:val="22"/>
+                <w:color w:val="000000"/>
+              </w:rPr>
+            </w:pPr>
+            <w:r>
+              <w:rPr>
+                <w:rFonts w:ascii="Helvetica" w:hAnsi="Helvetica" w:eastAsia="Helvetica" w:cs="Helvetica"/>
+                <w:i w:val="false"/>
+                <w:b w:val="false"/>
+                <w:u w:val="none"/>
+                <w:sz w:val="22"/>
+                <w:szCs w:val="22"/>
+                <w:color w:val="000000"/>
+              </w:rPr>
+              <w:t xml:space="preserve">0.440</w:t>
             </w:r>
           </w:p>
         </w:tc>
@@ -11246,113 +11246,113 @@
                 <w:szCs w:val="22"/>
                 <w:color w:val="000000"/>
               </w:rPr>
-              <w:t xml:space="preserve">1.53</w:t>
-            </w:r>
-          </w:p>
-        </w:tc>
-        <w:tc>
-          <w:tcPr>
-            <w:tcBorders>
-              <w:bottom w:val="none" w:sz="0" w:space="0" w:color="000000"/>
-              <w:top w:val="none" w:sz="0" w:space="0" w:color="000000"/>
-              <w:left w:val="none" w:sz="0" w:space="0" w:color="000000"/>
-              <w:right w:val="none" w:sz="0" w:space="0" w:color="000000"/>
-            </w:tcBorders>
-            <w:shd w:val="clear" w:color="auto" w:fill="FFFFFF"/>
-            <w:tcMar>
-              <w:top w:w="0" w:type="dxa"/>
-              <w:bottom w:w="0" w:type="dxa"/>
-              <w:left w:w="0" w:type="dxa"/>
-              <w:right w:w="0" w:type="dxa"/>
-            </w:tcMar>
-            <w:vAlign w:val="top"/>
-          </w:tcPr>
-          <w:p>
-            <w:pPr>
-              <w:pStyle w:val="Normal"/>
-              <w:jc w:val="center"/>
-              <w:pBdr>
-                <w:bottom w:val="none" w:sz="0" w:space="0" w:color="000000"/>
-                <w:top w:val="none" w:sz="0" w:space="0" w:color="000000"/>
-                <w:left w:val="none" w:sz="0" w:space="0" w:color="000000"/>
-                <w:right w:val="none" w:sz="0" w:space="0" w:color="000000"/>
-              </w:pBdr>
-              <w:spacing w:after="100" w:before="100" w:line="240"/>
-              <w:ind w:left="100" w:right="100" w:firstLine="0" w:firstLineChars="0"/>
-              <w:rPr>
-                <w:rFonts w:ascii="Helvetica" w:hAnsi="Helvetica" w:eastAsia="Helvetica" w:cs="Helvetica"/>
-                <w:i w:val="false"/>
-                <w:b w:val="false"/>
-                <w:u w:val="none"/>
-                <w:sz w:val="22"/>
-                <w:szCs w:val="22"/>
-                <w:color w:val="000000"/>
-              </w:rPr>
-            </w:pPr>
-            <w:r>
-              <w:rPr>
-                <w:rFonts w:ascii="Helvetica" w:hAnsi="Helvetica" w:eastAsia="Helvetica" w:cs="Helvetica"/>
-                <w:i w:val="false"/>
-                <w:b w:val="false"/>
-                <w:u w:val="none"/>
-                <w:sz w:val="22"/>
-                <w:szCs w:val="22"/>
-                <w:color w:val="000000"/>
-              </w:rPr>
-              <w:t xml:space="preserve">0.43, 5.48</w:t>
-            </w:r>
-          </w:p>
-        </w:tc>
-        <w:tc>
-          <w:tcPr>
-            <w:tcBorders>
-              <w:bottom w:val="none" w:sz="0" w:space="0" w:color="000000"/>
-              <w:top w:val="none" w:sz="0" w:space="0" w:color="000000"/>
-              <w:left w:val="none" w:sz="0" w:space="0" w:color="000000"/>
-              <w:right w:val="none" w:sz="0" w:space="0" w:color="000000"/>
-            </w:tcBorders>
-            <w:shd w:val="clear" w:color="auto" w:fill="FFFFFF"/>
-            <w:tcMar>
-              <w:top w:w="0" w:type="dxa"/>
-              <w:bottom w:w="0" w:type="dxa"/>
-              <w:left w:w="0" w:type="dxa"/>
-              <w:right w:w="0" w:type="dxa"/>
-            </w:tcMar>
-            <w:vAlign w:val="top"/>
-          </w:tcPr>
-          <w:p>
-            <w:pPr>
-              <w:pStyle w:val="Normal"/>
-              <w:jc w:val="center"/>
-              <w:pBdr>
-                <w:bottom w:val="none" w:sz="0" w:space="0" w:color="000000"/>
-                <w:top w:val="none" w:sz="0" w:space="0" w:color="000000"/>
-                <w:left w:val="none" w:sz="0" w:space="0" w:color="000000"/>
-                <w:right w:val="none" w:sz="0" w:space="0" w:color="000000"/>
-              </w:pBdr>
-              <w:spacing w:after="100" w:before="100" w:line="240"/>
-              <w:ind w:left="100" w:right="100" w:firstLine="0" w:firstLineChars="0"/>
-              <w:rPr>
-                <w:rFonts w:ascii="Helvetica" w:hAnsi="Helvetica" w:eastAsia="Helvetica" w:cs="Helvetica"/>
-                <w:i w:val="false"/>
-                <w:b w:val="false"/>
-                <w:u w:val="none"/>
-                <w:sz w:val="22"/>
-                <w:szCs w:val="22"/>
-                <w:color w:val="000000"/>
-              </w:rPr>
-            </w:pPr>
-            <w:r>
-              <w:rPr>
-                <w:rFonts w:ascii="Helvetica" w:hAnsi="Helvetica" w:eastAsia="Helvetica" w:cs="Helvetica"/>
-                <w:i w:val="false"/>
-                <w:b w:val="false"/>
-                <w:u w:val="none"/>
-                <w:sz w:val="22"/>
-                <w:szCs w:val="22"/>
-                <w:color w:val="000000"/>
-              </w:rPr>
-              <w:t xml:space="preserve">0.510</w:t>
+              <w:t xml:space="preserve">1.54</w:t>
+            </w:r>
+          </w:p>
+        </w:tc>
+        <w:tc>
+          <w:tcPr>
+            <w:tcBorders>
+              <w:bottom w:val="none" w:sz="0" w:space="0" w:color="000000"/>
+              <w:top w:val="none" w:sz="0" w:space="0" w:color="000000"/>
+              <w:left w:val="none" w:sz="0" w:space="0" w:color="000000"/>
+              <w:right w:val="none" w:sz="0" w:space="0" w:color="000000"/>
+            </w:tcBorders>
+            <w:shd w:val="clear" w:color="auto" w:fill="FFFFFF"/>
+            <w:tcMar>
+              <w:top w:w="0" w:type="dxa"/>
+              <w:bottom w:w="0" w:type="dxa"/>
+              <w:left w:w="0" w:type="dxa"/>
+              <w:right w:w="0" w:type="dxa"/>
+            </w:tcMar>
+            <w:vAlign w:val="top"/>
+          </w:tcPr>
+          <w:p>
+            <w:pPr>
+              <w:pStyle w:val="Normal"/>
+              <w:jc w:val="center"/>
+              <w:pBdr>
+                <w:bottom w:val="none" w:sz="0" w:space="0" w:color="000000"/>
+                <w:top w:val="none" w:sz="0" w:space="0" w:color="000000"/>
+                <w:left w:val="none" w:sz="0" w:space="0" w:color="000000"/>
+                <w:right w:val="none" w:sz="0" w:space="0" w:color="000000"/>
+              </w:pBdr>
+              <w:spacing w:after="100" w:before="100" w:line="240"/>
+              <w:ind w:left="100" w:right="100" w:firstLine="0" w:firstLineChars="0"/>
+              <w:rPr>
+                <w:rFonts w:ascii="Helvetica" w:hAnsi="Helvetica" w:eastAsia="Helvetica" w:cs="Helvetica"/>
+                <w:i w:val="false"/>
+                <w:b w:val="false"/>
+                <w:u w:val="none"/>
+                <w:sz w:val="22"/>
+                <w:szCs w:val="22"/>
+                <w:color w:val="000000"/>
+              </w:rPr>
+            </w:pPr>
+            <w:r>
+              <w:rPr>
+                <w:rFonts w:ascii="Helvetica" w:hAnsi="Helvetica" w:eastAsia="Helvetica" w:cs="Helvetica"/>
+                <w:i w:val="false"/>
+                <w:b w:val="false"/>
+                <w:u w:val="none"/>
+                <w:sz w:val="22"/>
+                <w:szCs w:val="22"/>
+                <w:color w:val="000000"/>
+              </w:rPr>
+              <w:t xml:space="preserve">0.43, 5.51</w:t>
+            </w:r>
+          </w:p>
+        </w:tc>
+        <w:tc>
+          <w:tcPr>
+            <w:tcBorders>
+              <w:bottom w:val="none" w:sz="0" w:space="0" w:color="000000"/>
+              <w:top w:val="none" w:sz="0" w:space="0" w:color="000000"/>
+              <w:left w:val="none" w:sz="0" w:space="0" w:color="000000"/>
+              <w:right w:val="none" w:sz="0" w:space="0" w:color="000000"/>
+            </w:tcBorders>
+            <w:shd w:val="clear" w:color="auto" w:fill="FFFFFF"/>
+            <w:tcMar>
+              <w:top w:w="0" w:type="dxa"/>
+              <w:bottom w:w="0" w:type="dxa"/>
+              <w:left w:w="0" w:type="dxa"/>
+              <w:right w:w="0" w:type="dxa"/>
+            </w:tcMar>
+            <w:vAlign w:val="top"/>
+          </w:tcPr>
+          <w:p>
+            <w:pPr>
+              <w:pStyle w:val="Normal"/>
+              <w:jc w:val="center"/>
+              <w:pBdr>
+                <w:bottom w:val="none" w:sz="0" w:space="0" w:color="000000"/>
+                <w:top w:val="none" w:sz="0" w:space="0" w:color="000000"/>
+                <w:left w:val="none" w:sz="0" w:space="0" w:color="000000"/>
+                <w:right w:val="none" w:sz="0" w:space="0" w:color="000000"/>
+              </w:pBdr>
+              <w:spacing w:after="100" w:before="100" w:line="240"/>
+              <w:ind w:left="100" w:right="100" w:firstLine="0" w:firstLineChars="0"/>
+              <w:rPr>
+                <w:rFonts w:ascii="Helvetica" w:hAnsi="Helvetica" w:eastAsia="Helvetica" w:cs="Helvetica"/>
+                <w:i w:val="false"/>
+                <w:b w:val="false"/>
+                <w:u w:val="none"/>
+                <w:sz w:val="22"/>
+                <w:szCs w:val="22"/>
+                <w:color w:val="000000"/>
+              </w:rPr>
+            </w:pPr>
+            <w:r>
+              <w:rPr>
+                <w:rFonts w:ascii="Helvetica" w:hAnsi="Helvetica" w:eastAsia="Helvetica" w:cs="Helvetica"/>
+                <w:i w:val="false"/>
+                <w:b w:val="false"/>
+                <w:u w:val="none"/>
+                <w:sz w:val="22"/>
+                <w:szCs w:val="22"/>
+                <w:color w:val="000000"/>
+              </w:rPr>
+              <w:t xml:space="preserve">0.500</w:t>
             </w:r>
           </w:p>
         </w:tc>
@@ -12695,113 +12695,113 @@
                 <w:szCs w:val="22"/>
                 <w:color w:val="000000"/>
               </w:rPr>
-              <w:t xml:space="preserve">3.29</w:t>
-            </w:r>
-          </w:p>
-        </w:tc>
-        <w:tc>
-          <w:tcPr>
-            <w:tcBorders>
-              <w:bottom w:val="none" w:sz="0" w:space="0" w:color="000000"/>
-              <w:top w:val="none" w:sz="0" w:space="0" w:color="000000"/>
-              <w:left w:val="none" w:sz="0" w:space="0" w:color="000000"/>
-              <w:right w:val="none" w:sz="0" w:space="0" w:color="000000"/>
-            </w:tcBorders>
-            <w:shd w:val="clear" w:color="auto" w:fill="FFFFFF"/>
-            <w:tcMar>
-              <w:top w:w="0" w:type="dxa"/>
-              <w:bottom w:w="0" w:type="dxa"/>
-              <w:left w:w="0" w:type="dxa"/>
-              <w:right w:w="0" w:type="dxa"/>
-            </w:tcMar>
-            <w:vAlign w:val="top"/>
-          </w:tcPr>
-          <w:p>
-            <w:pPr>
-              <w:pStyle w:val="Normal"/>
-              <w:jc w:val="center"/>
-              <w:pBdr>
-                <w:bottom w:val="none" w:sz="0" w:space="0" w:color="000000"/>
-                <w:top w:val="none" w:sz="0" w:space="0" w:color="000000"/>
-                <w:left w:val="none" w:sz="0" w:space="0" w:color="000000"/>
-                <w:right w:val="none" w:sz="0" w:space="0" w:color="000000"/>
-              </w:pBdr>
-              <w:spacing w:after="100" w:before="100" w:line="240"/>
-              <w:ind w:left="100" w:right="100" w:firstLine="0" w:firstLineChars="0"/>
-              <w:rPr>
-                <w:rFonts w:ascii="Helvetica" w:hAnsi="Helvetica" w:eastAsia="Helvetica" w:cs="Helvetica"/>
-                <w:i w:val="false"/>
-                <w:b w:val="false"/>
-                <w:u w:val="none"/>
-                <w:sz w:val="22"/>
-                <w:szCs w:val="22"/>
-                <w:color w:val="000000"/>
-              </w:rPr>
-            </w:pPr>
-            <w:r>
-              <w:rPr>
-                <w:rFonts w:ascii="Helvetica" w:hAnsi="Helvetica" w:eastAsia="Helvetica" w:cs="Helvetica"/>
-                <w:i w:val="false"/>
-                <w:b w:val="false"/>
-                <w:u w:val="none"/>
-                <w:sz w:val="22"/>
-                <w:szCs w:val="22"/>
-                <w:color w:val="000000"/>
-              </w:rPr>
-              <w:t xml:space="preserve">0.79, 13.7</w:t>
-            </w:r>
-          </w:p>
-        </w:tc>
-        <w:tc>
-          <w:tcPr>
-            <w:tcBorders>
-              <w:bottom w:val="none" w:sz="0" w:space="0" w:color="000000"/>
-              <w:top w:val="none" w:sz="0" w:space="0" w:color="000000"/>
-              <w:left w:val="none" w:sz="0" w:space="0" w:color="000000"/>
-              <w:right w:val="none" w:sz="0" w:space="0" w:color="000000"/>
-            </w:tcBorders>
-            <w:shd w:val="clear" w:color="auto" w:fill="FFFFFF"/>
-            <w:tcMar>
-              <w:top w:w="0" w:type="dxa"/>
-              <w:bottom w:w="0" w:type="dxa"/>
-              <w:left w:w="0" w:type="dxa"/>
-              <w:right w:w="0" w:type="dxa"/>
-            </w:tcMar>
-            <w:vAlign w:val="top"/>
-          </w:tcPr>
-          <w:p>
-            <w:pPr>
-              <w:pStyle w:val="Normal"/>
-              <w:jc w:val="center"/>
-              <w:pBdr>
-                <w:bottom w:val="none" w:sz="0" w:space="0" w:color="000000"/>
-                <w:top w:val="none" w:sz="0" w:space="0" w:color="000000"/>
-                <w:left w:val="none" w:sz="0" w:space="0" w:color="000000"/>
-                <w:right w:val="none" w:sz="0" w:space="0" w:color="000000"/>
-              </w:pBdr>
-              <w:spacing w:after="100" w:before="100" w:line="240"/>
-              <w:ind w:left="100" w:right="100" w:firstLine="0" w:firstLineChars="0"/>
-              <w:rPr>
-                <w:rFonts w:ascii="Helvetica" w:hAnsi="Helvetica" w:eastAsia="Helvetica" w:cs="Helvetica"/>
-                <w:i w:val="false"/>
-                <w:b w:val="false"/>
-                <w:u w:val="none"/>
-                <w:sz w:val="22"/>
-                <w:szCs w:val="22"/>
-                <w:color w:val="000000"/>
-              </w:rPr>
-            </w:pPr>
-            <w:r>
-              <w:rPr>
-                <w:rFonts w:ascii="Helvetica" w:hAnsi="Helvetica" w:eastAsia="Helvetica" w:cs="Helvetica"/>
-                <w:i w:val="false"/>
-                <w:b w:val="false"/>
-                <w:u w:val="none"/>
-                <w:sz w:val="22"/>
-                <w:szCs w:val="22"/>
-                <w:color w:val="000000"/>
-              </w:rPr>
-              <w:t xml:space="preserve">0.100</w:t>
+              <w:t xml:space="preserve">3.62</w:t>
+            </w:r>
+          </w:p>
+        </w:tc>
+        <w:tc>
+          <w:tcPr>
+            <w:tcBorders>
+              <w:bottom w:val="none" w:sz="0" w:space="0" w:color="000000"/>
+              <w:top w:val="none" w:sz="0" w:space="0" w:color="000000"/>
+              <w:left w:val="none" w:sz="0" w:space="0" w:color="000000"/>
+              <w:right w:val="none" w:sz="0" w:space="0" w:color="000000"/>
+            </w:tcBorders>
+            <w:shd w:val="clear" w:color="auto" w:fill="FFFFFF"/>
+            <w:tcMar>
+              <w:top w:w="0" w:type="dxa"/>
+              <w:bottom w:w="0" w:type="dxa"/>
+              <w:left w:w="0" w:type="dxa"/>
+              <w:right w:w="0" w:type="dxa"/>
+            </w:tcMar>
+            <w:vAlign w:val="top"/>
+          </w:tcPr>
+          <w:p>
+            <w:pPr>
+              <w:pStyle w:val="Normal"/>
+              <w:jc w:val="center"/>
+              <w:pBdr>
+                <w:bottom w:val="none" w:sz="0" w:space="0" w:color="000000"/>
+                <w:top w:val="none" w:sz="0" w:space="0" w:color="000000"/>
+                <w:left w:val="none" w:sz="0" w:space="0" w:color="000000"/>
+                <w:right w:val="none" w:sz="0" w:space="0" w:color="000000"/>
+              </w:pBdr>
+              <w:spacing w:after="100" w:before="100" w:line="240"/>
+              <w:ind w:left="100" w:right="100" w:firstLine="0" w:firstLineChars="0"/>
+              <w:rPr>
+                <w:rFonts w:ascii="Helvetica" w:hAnsi="Helvetica" w:eastAsia="Helvetica" w:cs="Helvetica"/>
+                <w:i w:val="false"/>
+                <w:b w:val="false"/>
+                <w:u w:val="none"/>
+                <w:sz w:val="22"/>
+                <w:szCs w:val="22"/>
+                <w:color w:val="000000"/>
+              </w:rPr>
+            </w:pPr>
+            <w:r>
+              <w:rPr>
+                <w:rFonts w:ascii="Helvetica" w:hAnsi="Helvetica" w:eastAsia="Helvetica" w:cs="Helvetica"/>
+                <w:i w:val="false"/>
+                <w:b w:val="false"/>
+                <w:u w:val="none"/>
+                <w:sz w:val="22"/>
+                <w:szCs w:val="22"/>
+                <w:color w:val="000000"/>
+              </w:rPr>
+              <w:t xml:space="preserve">0.91, 14.4</w:t>
+            </w:r>
+          </w:p>
+        </w:tc>
+        <w:tc>
+          <w:tcPr>
+            <w:tcBorders>
+              <w:bottom w:val="none" w:sz="0" w:space="0" w:color="000000"/>
+              <w:top w:val="none" w:sz="0" w:space="0" w:color="000000"/>
+              <w:left w:val="none" w:sz="0" w:space="0" w:color="000000"/>
+              <w:right w:val="none" w:sz="0" w:space="0" w:color="000000"/>
+            </w:tcBorders>
+            <w:shd w:val="clear" w:color="auto" w:fill="FFFFFF"/>
+            <w:tcMar>
+              <w:top w:w="0" w:type="dxa"/>
+              <w:bottom w:w="0" w:type="dxa"/>
+              <w:left w:w="0" w:type="dxa"/>
+              <w:right w:w="0" w:type="dxa"/>
+            </w:tcMar>
+            <w:vAlign w:val="top"/>
+          </w:tcPr>
+          <w:p>
+            <w:pPr>
+              <w:pStyle w:val="Normal"/>
+              <w:jc w:val="center"/>
+              <w:pBdr>
+                <w:bottom w:val="none" w:sz="0" w:space="0" w:color="000000"/>
+                <w:top w:val="none" w:sz="0" w:space="0" w:color="000000"/>
+                <w:left w:val="none" w:sz="0" w:space="0" w:color="000000"/>
+                <w:right w:val="none" w:sz="0" w:space="0" w:color="000000"/>
+              </w:pBdr>
+              <w:spacing w:after="100" w:before="100" w:line="240"/>
+              <w:ind w:left="100" w:right="100" w:firstLine="0" w:firstLineChars="0"/>
+              <w:rPr>
+                <w:rFonts w:ascii="Helvetica" w:hAnsi="Helvetica" w:eastAsia="Helvetica" w:cs="Helvetica"/>
+                <w:i w:val="false"/>
+                <w:b w:val="false"/>
+                <w:u w:val="none"/>
+                <w:sz w:val="22"/>
+                <w:szCs w:val="22"/>
+                <w:color w:val="000000"/>
+              </w:rPr>
+            </w:pPr>
+            <w:r>
+              <w:rPr>
+                <w:rFonts w:ascii="Helvetica" w:hAnsi="Helvetica" w:eastAsia="Helvetica" w:cs="Helvetica"/>
+                <w:i w:val="false"/>
+                <w:b w:val="false"/>
+                <w:u w:val="none"/>
+                <w:sz w:val="22"/>
+                <w:szCs w:val="22"/>
+                <w:color w:val="000000"/>
+              </w:rPr>
+              <w:t xml:space="preserve">0.067</w:t>
             </w:r>
           </w:p>
         </w:tc>
@@ -13178,120 +13178,120 @@
                 <w:szCs w:val="22"/>
                 <w:color w:val="000000"/>
               </w:rPr>
-              <w:t xml:space="preserve">0.52</w:t>
-            </w:r>
-          </w:p>
-        </w:tc>
-        <w:tc>
-          <w:tcPr>
-            <w:tcBorders>
-              <w:bottom w:val="none" w:sz="0" w:space="0" w:color="000000"/>
-              <w:top w:val="none" w:sz="0" w:space="0" w:color="000000"/>
-              <w:left w:val="none" w:sz="0" w:space="0" w:color="000000"/>
-              <w:right w:val="none" w:sz="0" w:space="0" w:color="000000"/>
-            </w:tcBorders>
-            <w:shd w:val="clear" w:color="auto" w:fill="FFFFFF"/>
-            <w:tcMar>
-              <w:top w:w="0" w:type="dxa"/>
-              <w:bottom w:w="0" w:type="dxa"/>
-              <w:left w:w="0" w:type="dxa"/>
-              <w:right w:w="0" w:type="dxa"/>
-            </w:tcMar>
-            <w:vAlign w:val="top"/>
-          </w:tcPr>
-          <w:p>
-            <w:pPr>
-              <w:pStyle w:val="Normal"/>
-              <w:jc w:val="center"/>
-              <w:pBdr>
-                <w:bottom w:val="none" w:sz="0" w:space="0" w:color="000000"/>
-                <w:top w:val="none" w:sz="0" w:space="0" w:color="000000"/>
-                <w:left w:val="none" w:sz="0" w:space="0" w:color="000000"/>
-                <w:right w:val="none" w:sz="0" w:space="0" w:color="000000"/>
-              </w:pBdr>
-              <w:spacing w:after="100" w:before="100" w:line="240"/>
-              <w:ind w:left="100" w:right="100" w:firstLine="0" w:firstLineChars="0"/>
-              <w:rPr>
-                <w:rFonts w:ascii="Helvetica" w:hAnsi="Helvetica" w:eastAsia="Helvetica" w:cs="Helvetica"/>
-                <w:i w:val="false"/>
-                <w:b w:val="false"/>
-                <w:u w:val="none"/>
-                <w:sz w:val="22"/>
-                <w:szCs w:val="22"/>
-                <w:color w:val="000000"/>
-              </w:rPr>
-            </w:pPr>
-            <w:r>
-              <w:rPr>
-                <w:rFonts w:ascii="Helvetica" w:hAnsi="Helvetica" w:eastAsia="Helvetica" w:cs="Helvetica"/>
-                <w:i w:val="false"/>
-                <w:b w:val="false"/>
-                <w:u w:val="none"/>
-                <w:sz w:val="22"/>
-                <w:szCs w:val="22"/>
-                <w:color w:val="000000"/>
-              </w:rPr>
-              <w:t xml:space="preserve">0.11, 2.47</w:t>
-            </w:r>
-          </w:p>
-        </w:tc>
-        <w:tc>
-          <w:tcPr>
-            <w:tcBorders>
-              <w:bottom w:val="none" w:sz="0" w:space="0" w:color="000000"/>
-              <w:top w:val="none" w:sz="0" w:space="0" w:color="000000"/>
-              <w:left w:val="none" w:sz="0" w:space="0" w:color="000000"/>
-              <w:right w:val="none" w:sz="0" w:space="0" w:color="000000"/>
-            </w:tcBorders>
-            <w:shd w:val="clear" w:color="auto" w:fill="FFFFFF"/>
-            <w:tcMar>
-              <w:top w:w="0" w:type="dxa"/>
-              <w:bottom w:w="0" w:type="dxa"/>
-              <w:left w:w="0" w:type="dxa"/>
-              <w:right w:w="0" w:type="dxa"/>
-            </w:tcMar>
-            <w:vAlign w:val="top"/>
-          </w:tcPr>
-          <w:p>
-            <w:pPr>
-              <w:pStyle w:val="Normal"/>
-              <w:jc w:val="center"/>
-              <w:pBdr>
-                <w:bottom w:val="none" w:sz="0" w:space="0" w:color="000000"/>
-                <w:top w:val="none" w:sz="0" w:space="0" w:color="000000"/>
-                <w:left w:val="none" w:sz="0" w:space="0" w:color="000000"/>
-                <w:right w:val="none" w:sz="0" w:space="0" w:color="000000"/>
-              </w:pBdr>
-              <w:spacing w:after="100" w:before="100" w:line="240"/>
-              <w:ind w:left="100" w:right="100" w:firstLine="0" w:firstLineChars="0"/>
-              <w:rPr>
-                <w:rFonts w:ascii="Helvetica" w:hAnsi="Helvetica" w:eastAsia="Helvetica" w:cs="Helvetica"/>
-                <w:i w:val="false"/>
-                <w:b w:val="false"/>
-                <w:u w:val="none"/>
-                <w:sz w:val="22"/>
-                <w:szCs w:val="22"/>
-                <w:color w:val="000000"/>
-              </w:rPr>
-            </w:pPr>
-            <w:r>
-              <w:rPr>
-                <w:rFonts w:ascii="Helvetica" w:hAnsi="Helvetica" w:eastAsia="Helvetica" w:cs="Helvetica"/>
-                <w:i w:val="false"/>
-                <w:b w:val="false"/>
-                <w:u w:val="none"/>
-                <w:sz w:val="22"/>
-                <w:szCs w:val="22"/>
-                <w:color w:val="000000"/>
-              </w:rPr>
-              <w:t xml:space="preserve">0.410</w:t>
+              <w:t xml:space="preserve">0.50</w:t>
+            </w:r>
+          </w:p>
+        </w:tc>
+        <w:tc>
+          <w:tcPr>
+            <w:tcBorders>
+              <w:bottom w:val="none" w:sz="0" w:space="0" w:color="000000"/>
+              <w:top w:val="none" w:sz="0" w:space="0" w:color="000000"/>
+              <w:left w:val="none" w:sz="0" w:space="0" w:color="000000"/>
+              <w:right w:val="none" w:sz="0" w:space="0" w:color="000000"/>
+            </w:tcBorders>
+            <w:shd w:val="clear" w:color="auto" w:fill="FFFFFF"/>
+            <w:tcMar>
+              <w:top w:w="0" w:type="dxa"/>
+              <w:bottom w:w="0" w:type="dxa"/>
+              <w:left w:w="0" w:type="dxa"/>
+              <w:right w:w="0" w:type="dxa"/>
+            </w:tcMar>
+            <w:vAlign w:val="top"/>
+          </w:tcPr>
+          <w:p>
+            <w:pPr>
+              <w:pStyle w:val="Normal"/>
+              <w:jc w:val="center"/>
+              <w:pBdr>
+                <w:bottom w:val="none" w:sz="0" w:space="0" w:color="000000"/>
+                <w:top w:val="none" w:sz="0" w:space="0" w:color="000000"/>
+                <w:left w:val="none" w:sz="0" w:space="0" w:color="000000"/>
+                <w:right w:val="none" w:sz="0" w:space="0" w:color="000000"/>
+              </w:pBdr>
+              <w:spacing w:after="100" w:before="100" w:line="240"/>
+              <w:ind w:left="100" w:right="100" w:firstLine="0" w:firstLineChars="0"/>
+              <w:rPr>
+                <w:rFonts w:ascii="Helvetica" w:hAnsi="Helvetica" w:eastAsia="Helvetica" w:cs="Helvetica"/>
+                <w:i w:val="false"/>
+                <w:b w:val="false"/>
+                <w:u w:val="none"/>
+                <w:sz w:val="22"/>
+                <w:szCs w:val="22"/>
+                <w:color w:val="000000"/>
+              </w:rPr>
+            </w:pPr>
+            <w:r>
+              <w:rPr>
+                <w:rFonts w:ascii="Helvetica" w:hAnsi="Helvetica" w:eastAsia="Helvetica" w:cs="Helvetica"/>
+                <w:i w:val="false"/>
+                <w:b w:val="false"/>
+                <w:u w:val="none"/>
+                <w:sz w:val="22"/>
+                <w:szCs w:val="22"/>
+                <w:color w:val="000000"/>
+              </w:rPr>
+              <w:t xml:space="preserve">0.11, 2.40</w:t>
+            </w:r>
+          </w:p>
+        </w:tc>
+        <w:tc>
+          <w:tcPr>
+            <w:tcBorders>
+              <w:bottom w:val="none" w:sz="0" w:space="0" w:color="000000"/>
+              <w:top w:val="none" w:sz="0" w:space="0" w:color="000000"/>
+              <w:left w:val="none" w:sz="0" w:space="0" w:color="000000"/>
+              <w:right w:val="none" w:sz="0" w:space="0" w:color="000000"/>
+            </w:tcBorders>
+            <w:shd w:val="clear" w:color="auto" w:fill="FFFFFF"/>
+            <w:tcMar>
+              <w:top w:w="0" w:type="dxa"/>
+              <w:bottom w:w="0" w:type="dxa"/>
+              <w:left w:w="0" w:type="dxa"/>
+              <w:right w:w="0" w:type="dxa"/>
+            </w:tcMar>
+            <w:vAlign w:val="top"/>
+          </w:tcPr>
+          <w:p>
+            <w:pPr>
+              <w:pStyle w:val="Normal"/>
+              <w:jc w:val="center"/>
+              <w:pBdr>
+                <w:bottom w:val="none" w:sz="0" w:space="0" w:color="000000"/>
+                <w:top w:val="none" w:sz="0" w:space="0" w:color="000000"/>
+                <w:left w:val="none" w:sz="0" w:space="0" w:color="000000"/>
+                <w:right w:val="none" w:sz="0" w:space="0" w:color="000000"/>
+              </w:pBdr>
+              <w:spacing w:after="100" w:before="100" w:line="240"/>
+              <w:ind w:left="100" w:right="100" w:firstLine="0" w:firstLineChars="0"/>
+              <w:rPr>
+                <w:rFonts w:ascii="Helvetica" w:hAnsi="Helvetica" w:eastAsia="Helvetica" w:cs="Helvetica"/>
+                <w:i w:val="false"/>
+                <w:b w:val="false"/>
+                <w:u w:val="none"/>
+                <w:sz w:val="22"/>
+                <w:szCs w:val="22"/>
+                <w:color w:val="000000"/>
+              </w:rPr>
+            </w:pPr>
+            <w:r>
+              <w:rPr>
+                <w:rFonts w:ascii="Helvetica" w:hAnsi="Helvetica" w:eastAsia="Helvetica" w:cs="Helvetica"/>
+                <w:i w:val="false"/>
+                <w:b w:val="false"/>
+                <w:u w:val="none"/>
+                <w:sz w:val="22"/>
+                <w:szCs w:val="22"/>
+                <w:color w:val="000000"/>
+              </w:rPr>
+              <w:t xml:space="preserve">0.390</w:t>
             </w:r>
           </w:p>
         </w:tc>
       </w:tr>
       <w:tr>
         <w:trPr>
-          <w:trHeight w:val="598" w:hRule="auto"/>
+          <w:trHeight w:val="597" w:hRule="auto"/>
         </w:trPr>
         body27
         <w:tc>
@@ -13714,7 +13714,7 @@
                 <w:szCs w:val="22"/>
                 <w:color w:val="000000"/>
               </w:rPr>
-              <w:t xml:space="preserve">0.12, 12.6</w:t>
+              <w:t xml:space="preserve">0.11, 13.1</w:t>
             </w:r>
           </w:p>
         </w:tc>
@@ -14144,113 +14144,113 @@
                 <w:szCs w:val="22"/>
                 <w:color w:val="000000"/>
               </w:rPr>
-              <w:t xml:space="preserve">4.00</w:t>
-            </w:r>
-          </w:p>
-        </w:tc>
-        <w:tc>
-          <w:tcPr>
-            <w:tcBorders>
-              <w:bottom w:val="none" w:sz="0" w:space="0" w:color="000000"/>
-              <w:top w:val="none" w:sz="0" w:space="0" w:color="000000"/>
-              <w:left w:val="none" w:sz="0" w:space="0" w:color="000000"/>
-              <w:right w:val="none" w:sz="0" w:space="0" w:color="000000"/>
-            </w:tcBorders>
-            <w:shd w:val="clear" w:color="auto" w:fill="FFFFFF"/>
-            <w:tcMar>
-              <w:top w:w="0" w:type="dxa"/>
-              <w:bottom w:w="0" w:type="dxa"/>
-              <w:left w:w="0" w:type="dxa"/>
-              <w:right w:w="0" w:type="dxa"/>
-            </w:tcMar>
-            <w:vAlign w:val="top"/>
-          </w:tcPr>
-          <w:p>
-            <w:pPr>
-              <w:pStyle w:val="Normal"/>
-              <w:jc w:val="center"/>
-              <w:pBdr>
-                <w:bottom w:val="none" w:sz="0" w:space="0" w:color="000000"/>
-                <w:top w:val="none" w:sz="0" w:space="0" w:color="000000"/>
-                <w:left w:val="none" w:sz="0" w:space="0" w:color="000000"/>
-                <w:right w:val="none" w:sz="0" w:space="0" w:color="000000"/>
-              </w:pBdr>
-              <w:spacing w:after="100" w:before="100" w:line="240"/>
-              <w:ind w:left="100" w:right="100" w:firstLine="0" w:firstLineChars="0"/>
-              <w:rPr>
-                <w:rFonts w:ascii="Helvetica" w:hAnsi="Helvetica" w:eastAsia="Helvetica" w:cs="Helvetica"/>
-                <w:i w:val="false"/>
-                <w:b w:val="false"/>
-                <w:u w:val="none"/>
-                <w:sz w:val="22"/>
-                <w:szCs w:val="22"/>
-                <w:color w:val="000000"/>
-              </w:rPr>
-            </w:pPr>
-            <w:r>
-              <w:rPr>
-                <w:rFonts w:ascii="Helvetica" w:hAnsi="Helvetica" w:eastAsia="Helvetica" w:cs="Helvetica"/>
-                <w:i w:val="false"/>
-                <w:b w:val="false"/>
-                <w:u w:val="none"/>
-                <w:sz w:val="22"/>
-                <w:szCs w:val="22"/>
-                <w:color w:val="000000"/>
-              </w:rPr>
-              <w:t xml:space="preserve">0.40, 39.9</w:t>
-            </w:r>
-          </w:p>
-        </w:tc>
-        <w:tc>
-          <w:tcPr>
-            <w:tcBorders>
-              <w:bottom w:val="none" w:sz="0" w:space="0" w:color="000000"/>
-              <w:top w:val="none" w:sz="0" w:space="0" w:color="000000"/>
-              <w:left w:val="none" w:sz="0" w:space="0" w:color="000000"/>
-              <w:right w:val="none" w:sz="0" w:space="0" w:color="000000"/>
-            </w:tcBorders>
-            <w:shd w:val="clear" w:color="auto" w:fill="FFFFFF"/>
-            <w:tcMar>
-              <w:top w:w="0" w:type="dxa"/>
-              <w:bottom w:w="0" w:type="dxa"/>
-              <w:left w:w="0" w:type="dxa"/>
-              <w:right w:w="0" w:type="dxa"/>
-            </w:tcMar>
-            <w:vAlign w:val="top"/>
-          </w:tcPr>
-          <w:p>
-            <w:pPr>
-              <w:pStyle w:val="Normal"/>
-              <w:jc w:val="center"/>
-              <w:pBdr>
-                <w:bottom w:val="none" w:sz="0" w:space="0" w:color="000000"/>
-                <w:top w:val="none" w:sz="0" w:space="0" w:color="000000"/>
-                <w:left w:val="none" w:sz="0" w:space="0" w:color="000000"/>
-                <w:right w:val="none" w:sz="0" w:space="0" w:color="000000"/>
-              </w:pBdr>
-              <w:spacing w:after="100" w:before="100" w:line="240"/>
-              <w:ind w:left="100" w:right="100" w:firstLine="0" w:firstLineChars="0"/>
-              <w:rPr>
-                <w:rFonts w:ascii="Helvetica" w:hAnsi="Helvetica" w:eastAsia="Helvetica" w:cs="Helvetica"/>
-                <w:i w:val="false"/>
-                <w:b w:val="false"/>
-                <w:u w:val="none"/>
-                <w:sz w:val="22"/>
-                <w:szCs w:val="22"/>
-                <w:color w:val="000000"/>
-              </w:rPr>
-            </w:pPr>
-            <w:r>
-              <w:rPr>
-                <w:rFonts w:ascii="Helvetica" w:hAnsi="Helvetica" w:eastAsia="Helvetica" w:cs="Helvetica"/>
-                <w:i w:val="false"/>
-                <w:b w:val="false"/>
-                <w:u w:val="none"/>
-                <w:sz w:val="22"/>
-                <w:szCs w:val="22"/>
-                <w:color w:val="000000"/>
-              </w:rPr>
-              <w:t xml:space="preserve">0.240</w:t>
+              <w:t xml:space="preserve">3.77</w:t>
+            </w:r>
+          </w:p>
+        </w:tc>
+        <w:tc>
+          <w:tcPr>
+            <w:tcBorders>
+              <w:bottom w:val="none" w:sz="0" w:space="0" w:color="000000"/>
+              <w:top w:val="none" w:sz="0" w:space="0" w:color="000000"/>
+              <w:left w:val="none" w:sz="0" w:space="0" w:color="000000"/>
+              <w:right w:val="none" w:sz="0" w:space="0" w:color="000000"/>
+            </w:tcBorders>
+            <w:shd w:val="clear" w:color="auto" w:fill="FFFFFF"/>
+            <w:tcMar>
+              <w:top w:w="0" w:type="dxa"/>
+              <w:bottom w:w="0" w:type="dxa"/>
+              <w:left w:w="0" w:type="dxa"/>
+              <w:right w:w="0" w:type="dxa"/>
+            </w:tcMar>
+            <w:vAlign w:val="top"/>
+          </w:tcPr>
+          <w:p>
+            <w:pPr>
+              <w:pStyle w:val="Normal"/>
+              <w:jc w:val="center"/>
+              <w:pBdr>
+                <w:bottom w:val="none" w:sz="0" w:space="0" w:color="000000"/>
+                <w:top w:val="none" w:sz="0" w:space="0" w:color="000000"/>
+                <w:left w:val="none" w:sz="0" w:space="0" w:color="000000"/>
+                <w:right w:val="none" w:sz="0" w:space="0" w:color="000000"/>
+              </w:pBdr>
+              <w:spacing w:after="100" w:before="100" w:line="240"/>
+              <w:ind w:left="100" w:right="100" w:firstLine="0" w:firstLineChars="0"/>
+              <w:rPr>
+                <w:rFonts w:ascii="Helvetica" w:hAnsi="Helvetica" w:eastAsia="Helvetica" w:cs="Helvetica"/>
+                <w:i w:val="false"/>
+                <w:b w:val="false"/>
+                <w:u w:val="none"/>
+                <w:sz w:val="22"/>
+                <w:szCs w:val="22"/>
+                <w:color w:val="000000"/>
+              </w:rPr>
+            </w:pPr>
+            <w:r>
+              <w:rPr>
+                <w:rFonts w:ascii="Helvetica" w:hAnsi="Helvetica" w:eastAsia="Helvetica" w:cs="Helvetica"/>
+                <w:i w:val="false"/>
+                <w:b w:val="false"/>
+                <w:u w:val="none"/>
+                <w:sz w:val="22"/>
+                <w:szCs w:val="22"/>
+                <w:color w:val="000000"/>
+              </w:rPr>
+              <w:t xml:space="preserve">0.38, 37.4</w:t>
+            </w:r>
+          </w:p>
+        </w:tc>
+        <w:tc>
+          <w:tcPr>
+            <w:tcBorders>
+              <w:bottom w:val="none" w:sz="0" w:space="0" w:color="000000"/>
+              <w:top w:val="none" w:sz="0" w:space="0" w:color="000000"/>
+              <w:left w:val="none" w:sz="0" w:space="0" w:color="000000"/>
+              <w:right w:val="none" w:sz="0" w:space="0" w:color="000000"/>
+            </w:tcBorders>
+            <w:shd w:val="clear" w:color="auto" w:fill="FFFFFF"/>
+            <w:tcMar>
+              <w:top w:w="0" w:type="dxa"/>
+              <w:bottom w:w="0" w:type="dxa"/>
+              <w:left w:w="0" w:type="dxa"/>
+              <w:right w:w="0" w:type="dxa"/>
+            </w:tcMar>
+            <w:vAlign w:val="top"/>
+          </w:tcPr>
+          <w:p>
+            <w:pPr>
+              <w:pStyle w:val="Normal"/>
+              <w:jc w:val="center"/>
+              <w:pBdr>
+                <w:bottom w:val="none" w:sz="0" w:space="0" w:color="000000"/>
+                <w:top w:val="none" w:sz="0" w:space="0" w:color="000000"/>
+                <w:left w:val="none" w:sz="0" w:space="0" w:color="000000"/>
+                <w:right w:val="none" w:sz="0" w:space="0" w:color="000000"/>
+              </w:pBdr>
+              <w:spacing w:after="100" w:before="100" w:line="240"/>
+              <w:ind w:left="100" w:right="100" w:firstLine="0" w:firstLineChars="0"/>
+              <w:rPr>
+                <w:rFonts w:ascii="Helvetica" w:hAnsi="Helvetica" w:eastAsia="Helvetica" w:cs="Helvetica"/>
+                <w:i w:val="false"/>
+                <w:b w:val="false"/>
+                <w:u w:val="none"/>
+                <w:sz w:val="22"/>
+                <w:szCs w:val="22"/>
+                <w:color w:val="000000"/>
+              </w:rPr>
+            </w:pPr>
+            <w:r>
+              <w:rPr>
+                <w:rFonts w:ascii="Helvetica" w:hAnsi="Helvetica" w:eastAsia="Helvetica" w:cs="Helvetica"/>
+                <w:i w:val="false"/>
+                <w:b w:val="false"/>
+                <w:u w:val="none"/>
+                <w:sz w:val="22"/>
+                <w:szCs w:val="22"/>
+                <w:color w:val="000000"/>
+              </w:rPr>
+              <w:t xml:space="preserve">0.260</w:t>
             </w:r>
           </w:p>
         </w:tc>
@@ -14627,60 +14627,60 @@
                 <w:szCs w:val="22"/>
                 <w:color w:val="000000"/>
               </w:rPr>
-              <w:t xml:space="preserve">0.26</w:t>
-            </w:r>
-          </w:p>
-        </w:tc>
-        <w:tc>
-          <w:tcPr>
-            <w:tcBorders>
-              <w:bottom w:val="none" w:sz="0" w:space="0" w:color="000000"/>
-              <w:top w:val="none" w:sz="0" w:space="0" w:color="000000"/>
-              <w:left w:val="none" w:sz="0" w:space="0" w:color="000000"/>
-              <w:right w:val="none" w:sz="0" w:space="0" w:color="000000"/>
-            </w:tcBorders>
-            <w:shd w:val="clear" w:color="auto" w:fill="FFFFFF"/>
-            <w:tcMar>
-              <w:top w:w="0" w:type="dxa"/>
-              <w:bottom w:w="0" w:type="dxa"/>
-              <w:left w:w="0" w:type="dxa"/>
-              <w:right w:w="0" w:type="dxa"/>
-            </w:tcMar>
-            <w:vAlign w:val="top"/>
-          </w:tcPr>
-          <w:p>
-            <w:pPr>
-              <w:pStyle w:val="Normal"/>
-              <w:jc w:val="center"/>
-              <w:pBdr>
-                <w:bottom w:val="none" w:sz="0" w:space="0" w:color="000000"/>
-                <w:top w:val="none" w:sz="0" w:space="0" w:color="000000"/>
-                <w:left w:val="none" w:sz="0" w:space="0" w:color="000000"/>
-                <w:right w:val="none" w:sz="0" w:space="0" w:color="000000"/>
-              </w:pBdr>
-              <w:spacing w:after="100" w:before="100" w:line="240"/>
-              <w:ind w:left="100" w:right="100" w:firstLine="0" w:firstLineChars="0"/>
-              <w:rPr>
-                <w:rFonts w:ascii="Helvetica" w:hAnsi="Helvetica" w:eastAsia="Helvetica" w:cs="Helvetica"/>
-                <w:i w:val="false"/>
-                <w:b w:val="false"/>
-                <w:u w:val="none"/>
-                <w:sz w:val="22"/>
-                <w:szCs w:val="22"/>
-                <w:color w:val="000000"/>
-              </w:rPr>
-            </w:pPr>
-            <w:r>
-              <w:rPr>
-                <w:rFonts w:ascii="Helvetica" w:hAnsi="Helvetica" w:eastAsia="Helvetica" w:cs="Helvetica"/>
-                <w:i w:val="false"/>
-                <w:b w:val="false"/>
-                <w:u w:val="none"/>
-                <w:sz w:val="22"/>
-                <w:szCs w:val="22"/>
-                <w:color w:val="000000"/>
-              </w:rPr>
-              <w:t xml:space="preserve">0.05, 1.46</w:t>
+              <w:t xml:space="preserve">0.27</w:t>
+            </w:r>
+          </w:p>
+        </w:tc>
+        <w:tc>
+          <w:tcPr>
+            <w:tcBorders>
+              <w:bottom w:val="none" w:sz="0" w:space="0" w:color="000000"/>
+              <w:top w:val="none" w:sz="0" w:space="0" w:color="000000"/>
+              <w:left w:val="none" w:sz="0" w:space="0" w:color="000000"/>
+              <w:right w:val="none" w:sz="0" w:space="0" w:color="000000"/>
+            </w:tcBorders>
+            <w:shd w:val="clear" w:color="auto" w:fill="FFFFFF"/>
+            <w:tcMar>
+              <w:top w:w="0" w:type="dxa"/>
+              <w:bottom w:w="0" w:type="dxa"/>
+              <w:left w:w="0" w:type="dxa"/>
+              <w:right w:w="0" w:type="dxa"/>
+            </w:tcMar>
+            <w:vAlign w:val="top"/>
+          </w:tcPr>
+          <w:p>
+            <w:pPr>
+              <w:pStyle w:val="Normal"/>
+              <w:jc w:val="center"/>
+              <w:pBdr>
+                <w:bottom w:val="none" w:sz="0" w:space="0" w:color="000000"/>
+                <w:top w:val="none" w:sz="0" w:space="0" w:color="000000"/>
+                <w:left w:val="none" w:sz="0" w:space="0" w:color="000000"/>
+                <w:right w:val="none" w:sz="0" w:space="0" w:color="000000"/>
+              </w:pBdr>
+              <w:spacing w:after="100" w:before="100" w:line="240"/>
+              <w:ind w:left="100" w:right="100" w:firstLine="0" w:firstLineChars="0"/>
+              <w:rPr>
+                <w:rFonts w:ascii="Helvetica" w:hAnsi="Helvetica" w:eastAsia="Helvetica" w:cs="Helvetica"/>
+                <w:i w:val="false"/>
+                <w:b w:val="false"/>
+                <w:u w:val="none"/>
+                <w:sz w:val="22"/>
+                <w:szCs w:val="22"/>
+                <w:color w:val="000000"/>
+              </w:rPr>
+            </w:pPr>
+            <w:r>
+              <w:rPr>
+                <w:rFonts w:ascii="Helvetica" w:hAnsi="Helvetica" w:eastAsia="Helvetica" w:cs="Helvetica"/>
+                <w:i w:val="false"/>
+                <w:b w:val="false"/>
+                <w:u w:val="none"/>
+                <w:sz w:val="22"/>
+                <w:szCs w:val="22"/>
+                <w:color w:val="000000"/>
+              </w:rPr>
+              <w:t xml:space="preserve">0.05, 1.47</w:t>
             </w:r>
           </w:p>
         </w:tc>
@@ -15216,7 +15216,7 @@
                 <w:szCs w:val="22"/>
                 <w:color w:val="000000"/>
               </w:rPr>
-              <w:t xml:space="preserve">0.500</w:t>
+              <w:t xml:space="preserve">0.490</w:t>
             </w:r>
           </w:p>
         </w:tc>
@@ -15593,596 +15593,113 @@
                 <w:szCs w:val="22"/>
                 <w:color w:val="000000"/>
               </w:rPr>
-              <w:t xml:space="preserve">0.49</w:t>
-            </w:r>
-          </w:p>
-        </w:tc>
-        <w:tc>
-          <w:tcPr>
-            <w:tcBorders>
-              <w:bottom w:val="none" w:sz="0" w:space="0" w:color="000000"/>
-              <w:top w:val="none" w:sz="0" w:space="0" w:color="000000"/>
-              <w:left w:val="none" w:sz="0" w:space="0" w:color="000000"/>
-              <w:right w:val="none" w:sz="0" w:space="0" w:color="000000"/>
-            </w:tcBorders>
-            <w:shd w:val="clear" w:color="auto" w:fill="FFFFFF"/>
-            <w:tcMar>
-              <w:top w:w="0" w:type="dxa"/>
-              <w:bottom w:w="0" w:type="dxa"/>
-              <w:left w:w="0" w:type="dxa"/>
-              <w:right w:w="0" w:type="dxa"/>
-            </w:tcMar>
-            <w:vAlign w:val="top"/>
-          </w:tcPr>
-          <w:p>
-            <w:pPr>
-              <w:pStyle w:val="Normal"/>
-              <w:jc w:val="center"/>
-              <w:pBdr>
-                <w:bottom w:val="none" w:sz="0" w:space="0" w:color="000000"/>
-                <w:top w:val="none" w:sz="0" w:space="0" w:color="000000"/>
-                <w:left w:val="none" w:sz="0" w:space="0" w:color="000000"/>
-                <w:right w:val="none" w:sz="0" w:space="0" w:color="000000"/>
-              </w:pBdr>
-              <w:spacing w:after="100" w:before="100" w:line="240"/>
-              <w:ind w:left="100" w:right="100" w:firstLine="0" w:firstLineChars="0"/>
-              <w:rPr>
-                <w:rFonts w:ascii="Helvetica" w:hAnsi="Helvetica" w:eastAsia="Helvetica" w:cs="Helvetica"/>
-                <w:i w:val="false"/>
-                <w:b w:val="false"/>
-                <w:u w:val="none"/>
-                <w:sz w:val="22"/>
-                <w:szCs w:val="22"/>
-                <w:color w:val="000000"/>
-              </w:rPr>
-            </w:pPr>
-            <w:r>
-              <w:rPr>
-                <w:rFonts w:ascii="Helvetica" w:hAnsi="Helvetica" w:eastAsia="Helvetica" w:cs="Helvetica"/>
-                <w:i w:val="false"/>
-                <w:b w:val="false"/>
-                <w:u w:val="none"/>
-                <w:sz w:val="22"/>
-                <w:szCs w:val="22"/>
-                <w:color w:val="000000"/>
-              </w:rPr>
-              <w:t xml:space="preserve">0.19, 1.30</w:t>
-            </w:r>
-          </w:p>
-        </w:tc>
-        <w:tc>
-          <w:tcPr>
-            <w:tcBorders>
-              <w:bottom w:val="none" w:sz="0" w:space="0" w:color="000000"/>
-              <w:top w:val="none" w:sz="0" w:space="0" w:color="000000"/>
-              <w:left w:val="none" w:sz="0" w:space="0" w:color="000000"/>
-              <w:right w:val="none" w:sz="0" w:space="0" w:color="000000"/>
-            </w:tcBorders>
-            <w:shd w:val="clear" w:color="auto" w:fill="FFFFFF"/>
-            <w:tcMar>
-              <w:top w:w="0" w:type="dxa"/>
-              <w:bottom w:w="0" w:type="dxa"/>
-              <w:left w:w="0" w:type="dxa"/>
-              <w:right w:w="0" w:type="dxa"/>
-            </w:tcMar>
-            <w:vAlign w:val="top"/>
-          </w:tcPr>
-          <w:p>
-            <w:pPr>
-              <w:pStyle w:val="Normal"/>
-              <w:jc w:val="center"/>
-              <w:pBdr>
-                <w:bottom w:val="none" w:sz="0" w:space="0" w:color="000000"/>
-                <w:top w:val="none" w:sz="0" w:space="0" w:color="000000"/>
-                <w:left w:val="none" w:sz="0" w:space="0" w:color="000000"/>
-                <w:right w:val="none" w:sz="0" w:space="0" w:color="000000"/>
-              </w:pBdr>
-              <w:spacing w:after="100" w:before="100" w:line="240"/>
-              <w:ind w:left="100" w:right="100" w:firstLine="0" w:firstLineChars="0"/>
-              <w:rPr>
-                <w:rFonts w:ascii="Helvetica" w:hAnsi="Helvetica" w:eastAsia="Helvetica" w:cs="Helvetica"/>
-                <w:i w:val="false"/>
-                <w:b w:val="false"/>
-                <w:u w:val="none"/>
-                <w:sz w:val="22"/>
-                <w:szCs w:val="22"/>
-                <w:color w:val="000000"/>
-              </w:rPr>
-            </w:pPr>
-            <w:r>
-              <w:rPr>
-                <w:rFonts w:ascii="Helvetica" w:hAnsi="Helvetica" w:eastAsia="Helvetica" w:cs="Helvetica"/>
-                <w:i w:val="false"/>
-                <w:b w:val="false"/>
-                <w:u w:val="none"/>
-                <w:sz w:val="22"/>
-                <w:szCs w:val="22"/>
-                <w:color w:val="000000"/>
-              </w:rPr>
-              <w:t xml:space="preserve">0.150</w:t>
-            </w:r>
-          </w:p>
-        </w:tc>
-      </w:tr>
-      <w:tr>
-        <w:trPr>
-          <w:trHeight w:val="598" w:hRule="auto"/>
-        </w:trPr>
-        body32
-        <w:tc>
-          <w:tcPr>
-            <w:tcBorders>
-              <w:bottom w:val="none" w:sz="0" w:space="0" w:color="000000"/>
-              <w:top w:val="none" w:sz="0" w:space="0" w:color="000000"/>
-              <w:left w:val="none" w:sz="0" w:space="0" w:color="000000"/>
-              <w:right w:val="none" w:sz="0" w:space="0" w:color="000000"/>
-            </w:tcBorders>
-            <w:shd w:val="clear" w:color="auto" w:fill="FFFFFF"/>
-            <w:tcMar>
-              <w:top w:w="0" w:type="dxa"/>
-              <w:bottom w:w="0" w:type="dxa"/>
-              <w:left w:w="0" w:type="dxa"/>
-              <w:right w:w="0" w:type="dxa"/>
-            </w:tcMar>
-            <w:vAlign w:val="top"/>
-          </w:tcPr>
-          <w:p>
-            <w:pPr>
-              <w:pStyle w:val="Normal"/>
-              <w:jc w:val="left"/>
-              <w:pBdr>
-                <w:bottom w:val="none" w:sz="0" w:space="0" w:color="000000"/>
-                <w:top w:val="none" w:sz="0" w:space="0" w:color="000000"/>
-                <w:left w:val="none" w:sz="0" w:space="0" w:color="000000"/>
-                <w:right w:val="none" w:sz="0" w:space="0" w:color="000000"/>
-              </w:pBdr>
-              <w:spacing w:after="100" w:before="100" w:line="240"/>
-              <w:ind w:left="100" w:right="100" w:firstLine="0" w:firstLineChars="0"/>
-              <w:rPr>
-                <w:rFonts w:ascii="Helvetica" w:hAnsi="Helvetica" w:eastAsia="Helvetica" w:cs="Helvetica"/>
-                <w:i w:val="false"/>
-                <w:b w:val="false"/>
-                <w:u w:val="none"/>
-                <w:sz w:val="22"/>
-                <w:szCs w:val="22"/>
-                <w:color w:val="000000"/>
-              </w:rPr>
-            </w:pPr>
-            <w:r>
-              <w:rPr>
-                <w:rFonts w:ascii="Helvetica" w:hAnsi="Helvetica" w:eastAsia="Helvetica" w:cs="Helvetica"/>
-                <w:i w:val="false"/>
-                <w:b w:val="false"/>
-                <w:u w:val="none"/>
-                <w:sz w:val="22"/>
-                <w:szCs w:val="22"/>
-                <w:color w:val="000000"/>
-              </w:rPr>
-              <w:t xml:space="preserve">steroids</w:t>
-            </w:r>
-          </w:p>
-        </w:tc>
-        <w:tc>
-          <w:tcPr>
-            <w:tcBorders>
-              <w:bottom w:val="none" w:sz="0" w:space="0" w:color="000000"/>
-              <w:top w:val="none" w:sz="0" w:space="0" w:color="000000"/>
-              <w:left w:val="none" w:sz="0" w:space="0" w:color="000000"/>
-              <w:right w:val="none" w:sz="0" w:space="0" w:color="000000"/>
-            </w:tcBorders>
-            <w:shd w:val="clear" w:color="auto" w:fill="FFFFFF"/>
-            <w:tcMar>
-              <w:top w:w="0" w:type="dxa"/>
-              <w:bottom w:w="0" w:type="dxa"/>
-              <w:left w:w="0" w:type="dxa"/>
-              <w:right w:w="0" w:type="dxa"/>
-            </w:tcMar>
-            <w:vAlign w:val="top"/>
-          </w:tcPr>
-          <w:p>
-            <w:pPr>
-              <w:pStyle w:val="Normal"/>
-              <w:jc w:val="center"/>
-              <w:pBdr>
-                <w:bottom w:val="none" w:sz="0" w:space="0" w:color="000000"/>
-                <w:top w:val="none" w:sz="0" w:space="0" w:color="000000"/>
-                <w:left w:val="none" w:sz="0" w:space="0" w:color="000000"/>
-                <w:right w:val="none" w:sz="0" w:space="0" w:color="000000"/>
-              </w:pBdr>
-              <w:spacing w:after="100" w:before="100" w:line="240"/>
-              <w:ind w:left="100" w:right="100" w:firstLine="0" w:firstLineChars="0"/>
-              <w:rPr>
-                <w:rFonts w:ascii="Helvetica" w:hAnsi="Helvetica" w:eastAsia="Helvetica" w:cs="Helvetica"/>
-                <w:i w:val="false"/>
-                <w:b w:val="false"/>
-                <w:u w:val="none"/>
-                <w:sz w:val="22"/>
-                <w:szCs w:val="22"/>
-                <w:color w:val="000000"/>
-              </w:rPr>
-            </w:pPr>
-            <w:r>
-              <w:rPr>
-                <w:rFonts w:ascii="Helvetica" w:hAnsi="Helvetica" w:eastAsia="Helvetica" w:cs="Helvetica"/>
-                <w:i w:val="false"/>
-                <w:b w:val="false"/>
-                <w:u w:val="none"/>
-                <w:sz w:val="22"/>
-                <w:szCs w:val="22"/>
-                <w:color w:val="000000"/>
-              </w:rPr>
-              <w:t xml:space="preserve">264</w:t>
-            </w:r>
-          </w:p>
-        </w:tc>
-        <w:tc>
-          <w:tcPr>
-            <w:tcBorders>
-              <w:bottom w:val="none" w:sz="0" w:space="0" w:color="000000"/>
-              <w:top w:val="none" w:sz="0" w:space="0" w:color="000000"/>
-              <w:left w:val="none" w:sz="0" w:space="0" w:color="000000"/>
-              <w:right w:val="none" w:sz="0" w:space="0" w:color="000000"/>
-            </w:tcBorders>
-            <w:shd w:val="clear" w:color="auto" w:fill="FFFFFF"/>
-            <w:tcMar>
-              <w:top w:w="0" w:type="dxa"/>
-              <w:bottom w:w="0" w:type="dxa"/>
-              <w:left w:w="0" w:type="dxa"/>
-              <w:right w:w="0" w:type="dxa"/>
-            </w:tcMar>
-            <w:vAlign w:val="top"/>
-          </w:tcPr>
-          <w:p>
-            <w:pPr>
-              <w:pStyle w:val="Normal"/>
-              <w:jc w:val="center"/>
-              <w:pBdr>
-                <w:bottom w:val="none" w:sz="0" w:space="0" w:color="000000"/>
-                <w:top w:val="none" w:sz="0" w:space="0" w:color="000000"/>
-                <w:left w:val="none" w:sz="0" w:space="0" w:color="000000"/>
-                <w:right w:val="none" w:sz="0" w:space="0" w:color="000000"/>
-              </w:pBdr>
-              <w:spacing w:after="100" w:before="100" w:line="240"/>
-              <w:ind w:left="100" w:right="100" w:firstLine="0" w:firstLineChars="0"/>
-              <w:rPr>
-                <w:rFonts w:ascii="Helvetica" w:hAnsi="Helvetica" w:eastAsia="Helvetica" w:cs="Helvetica"/>
-                <w:i w:val="false"/>
-                <w:b w:val="false"/>
-                <w:u w:val="none"/>
-                <w:sz w:val="22"/>
-                <w:szCs w:val="22"/>
-                <w:color w:val="000000"/>
-              </w:rPr>
-            </w:pPr>
-            <w:r>
-              <w:rPr>
-                <w:rFonts w:ascii="Helvetica" w:hAnsi="Helvetica" w:eastAsia="Helvetica" w:cs="Helvetica"/>
-                <w:i w:val="false"/>
-                <w:b w:val="false"/>
-                <w:u w:val="none"/>
-                <w:sz w:val="22"/>
-                <w:szCs w:val="22"/>
-                <w:color w:val="000000"/>
-              </w:rPr>
-              <w:t xml:space="preserve">22,640</w:t>
-            </w:r>
-          </w:p>
-        </w:tc>
-        <w:tc>
-          <w:tcPr>
-            <w:tcBorders>
-              <w:bottom w:val="none" w:sz="0" w:space="0" w:color="000000"/>
-              <w:top w:val="none" w:sz="0" w:space="0" w:color="000000"/>
-              <w:left w:val="none" w:sz="0" w:space="0" w:color="000000"/>
-              <w:right w:val="none" w:sz="0" w:space="0" w:color="000000"/>
-            </w:tcBorders>
-            <w:shd w:val="clear" w:color="auto" w:fill="FFFFFF"/>
-            <w:tcMar>
-              <w:top w:w="0" w:type="dxa"/>
-              <w:bottom w:w="0" w:type="dxa"/>
-              <w:left w:w="0" w:type="dxa"/>
-              <w:right w:w="0" w:type="dxa"/>
-            </w:tcMar>
-            <w:vAlign w:val="top"/>
-          </w:tcPr>
-          <w:p>
-            <w:pPr>
-              <w:pStyle w:val="Normal"/>
-              <w:jc w:val="center"/>
-              <w:pBdr>
-                <w:bottom w:val="none" w:sz="0" w:space="0" w:color="000000"/>
-                <w:top w:val="none" w:sz="0" w:space="0" w:color="000000"/>
-                <w:left w:val="none" w:sz="0" w:space="0" w:color="000000"/>
-                <w:right w:val="none" w:sz="0" w:space="0" w:color="000000"/>
-              </w:pBdr>
-              <w:spacing w:after="100" w:before="100" w:line="240"/>
-              <w:ind w:left="100" w:right="100" w:firstLine="0" w:firstLineChars="0"/>
-              <w:rPr>
-                <w:rFonts w:ascii="Helvetica" w:hAnsi="Helvetica" w:eastAsia="Helvetica" w:cs="Helvetica"/>
-                <w:i w:val="false"/>
-                <w:b w:val="false"/>
-                <w:u w:val="none"/>
-                <w:sz w:val="22"/>
-                <w:szCs w:val="22"/>
-                <w:color w:val="000000"/>
-              </w:rPr>
-            </w:pPr>
-            <w:r>
-              <w:rPr>
-                <w:rFonts w:ascii="Helvetica" w:hAnsi="Helvetica" w:eastAsia="Helvetica" w:cs="Helvetica"/>
-                <w:i w:val="false"/>
-                <w:b w:val="false"/>
-                <w:u w:val="none"/>
-                <w:sz w:val="22"/>
-                <w:szCs w:val="22"/>
-                <w:color w:val="000000"/>
-              </w:rPr>
-              <w:t xml:space="preserve">7,755, 66,098</w:t>
-            </w:r>
-          </w:p>
-        </w:tc>
-        <w:tc>
-          <w:tcPr>
-            <w:tcBorders>
-              <w:bottom w:val="none" w:sz="0" w:space="0" w:color="000000"/>
-              <w:top w:val="none" w:sz="0" w:space="0" w:color="000000"/>
-              <w:left w:val="none" w:sz="0" w:space="0" w:color="000000"/>
-              <w:right w:val="none" w:sz="0" w:space="0" w:color="000000"/>
-            </w:tcBorders>
-            <w:shd w:val="clear" w:color="auto" w:fill="FFFFFF"/>
-            <w:tcMar>
-              <w:top w:w="0" w:type="dxa"/>
-              <w:bottom w:w="0" w:type="dxa"/>
-              <w:left w:w="0" w:type="dxa"/>
-              <w:right w:w="0" w:type="dxa"/>
-            </w:tcMar>
-            <w:vAlign w:val="top"/>
-          </w:tcPr>
-          <w:p>
-            <w:pPr>
-              <w:pStyle w:val="Normal"/>
-              <w:jc w:val="center"/>
-              <w:pBdr>
-                <w:bottom w:val="none" w:sz="0" w:space="0" w:color="000000"/>
-                <w:top w:val="none" w:sz="0" w:space="0" w:color="000000"/>
-                <w:left w:val="none" w:sz="0" w:space="0" w:color="000000"/>
-                <w:right w:val="none" w:sz="0" w:space="0" w:color="000000"/>
-              </w:pBdr>
-              <w:spacing w:after="100" w:before="100" w:line="240"/>
-              <w:ind w:left="100" w:right="100" w:firstLine="0" w:firstLineChars="0"/>
-              <w:rPr>
-                <w:rFonts w:ascii="Helvetica" w:hAnsi="Helvetica" w:eastAsia="Helvetica" w:cs="Helvetica"/>
-                <w:i w:val="false"/>
-                <w:b w:val="false"/>
-                <w:u w:val="none"/>
-                <w:sz w:val="22"/>
-                <w:szCs w:val="22"/>
-                <w:color w:val="000000"/>
-              </w:rPr>
-            </w:pPr>
-            <w:r>
-              <w:rPr>
-                <w:rFonts w:ascii="Helvetica" w:hAnsi="Helvetica" w:eastAsia="Helvetica" w:cs="Helvetica"/>
-                <w:i w:val="false"/>
-                <w:b w:val="false"/>
-                <w:u w:val="none"/>
-                <w:sz w:val="22"/>
-                <w:szCs w:val="22"/>
-                <w:color w:val="000000"/>
-              </w:rPr>
-              <w:t xml:space="preserve">&lt;0.001</w:t>
-            </w:r>
-          </w:p>
-        </w:tc>
-        <w:tc>
-          <w:tcPr>
-            <w:tcBorders>
-              <w:bottom w:val="none" w:sz="0" w:space="0" w:color="000000"/>
-              <w:top w:val="none" w:sz="0" w:space="0" w:color="000000"/>
-              <w:left w:val="none" w:sz="0" w:space="0" w:color="000000"/>
-              <w:right w:val="none" w:sz="0" w:space="0" w:color="000000"/>
-            </w:tcBorders>
-            <w:shd w:val="clear" w:color="auto" w:fill="FFFFFF"/>
-            <w:tcMar>
-              <w:top w:w="0" w:type="dxa"/>
-              <w:bottom w:w="0" w:type="dxa"/>
-              <w:left w:w="0" w:type="dxa"/>
-              <w:right w:w="0" w:type="dxa"/>
-            </w:tcMar>
-            <w:vAlign w:val="top"/>
-          </w:tcPr>
-          <w:p>
-            <w:pPr>
-              <w:pStyle w:val="Normal"/>
-              <w:jc w:val="center"/>
-              <w:pBdr>
-                <w:bottom w:val="none" w:sz="0" w:space="0" w:color="000000"/>
-                <w:top w:val="none" w:sz="0" w:space="0" w:color="000000"/>
-                <w:left w:val="none" w:sz="0" w:space="0" w:color="000000"/>
-                <w:right w:val="none" w:sz="0" w:space="0" w:color="000000"/>
-              </w:pBdr>
-              <w:spacing w:after="100" w:before="100" w:line="240"/>
-              <w:ind w:left="100" w:right="100" w:firstLine="0" w:firstLineChars="0"/>
-              <w:rPr>
-                <w:rFonts w:ascii="Helvetica" w:hAnsi="Helvetica" w:eastAsia="Helvetica" w:cs="Helvetica"/>
-                <w:i w:val="false"/>
-                <w:b w:val="false"/>
-                <w:u w:val="none"/>
-                <w:sz w:val="22"/>
-                <w:szCs w:val="22"/>
-                <w:color w:val="000000"/>
-              </w:rPr>
-            </w:pPr>
-            <w:r>
-              <w:rPr>
-                <w:rFonts w:ascii="Helvetica" w:hAnsi="Helvetica" w:eastAsia="Helvetica" w:cs="Helvetica"/>
-                <w:i w:val="false"/>
-                <w:b w:val="false"/>
-                <w:u w:val="none"/>
-                <w:sz w:val="22"/>
-                <w:szCs w:val="22"/>
-                <w:color w:val="000000"/>
-              </w:rPr>
-              <w:t xml:space="preserve">264</w:t>
-            </w:r>
-          </w:p>
-        </w:tc>
-        <w:tc>
-          <w:tcPr>
-            <w:tcBorders>
-              <w:bottom w:val="none" w:sz="0" w:space="0" w:color="000000"/>
-              <w:top w:val="none" w:sz="0" w:space="0" w:color="000000"/>
-              <w:left w:val="none" w:sz="0" w:space="0" w:color="000000"/>
-              <w:right w:val="none" w:sz="0" w:space="0" w:color="000000"/>
-            </w:tcBorders>
-            <w:shd w:val="clear" w:color="auto" w:fill="FFFFFF"/>
-            <w:tcMar>
-              <w:top w:w="0" w:type="dxa"/>
-              <w:bottom w:w="0" w:type="dxa"/>
-              <w:left w:w="0" w:type="dxa"/>
-              <w:right w:w="0" w:type="dxa"/>
-            </w:tcMar>
-            <w:vAlign w:val="top"/>
-          </w:tcPr>
-          <w:p>
-            <w:pPr>
-              <w:pStyle w:val="Normal"/>
-              <w:jc w:val="center"/>
-              <w:pBdr>
-                <w:bottom w:val="none" w:sz="0" w:space="0" w:color="000000"/>
-                <w:top w:val="none" w:sz="0" w:space="0" w:color="000000"/>
-                <w:left w:val="none" w:sz="0" w:space="0" w:color="000000"/>
-                <w:right w:val="none" w:sz="0" w:space="0" w:color="000000"/>
-              </w:pBdr>
-              <w:spacing w:after="100" w:before="100" w:line="240"/>
-              <w:ind w:left="100" w:right="100" w:firstLine="0" w:firstLineChars="0"/>
-              <w:rPr>
-                <w:rFonts w:ascii="Helvetica" w:hAnsi="Helvetica" w:eastAsia="Helvetica" w:cs="Helvetica"/>
-                <w:i w:val="false"/>
-                <w:b w:val="false"/>
-                <w:u w:val="none"/>
-                <w:sz w:val="22"/>
-                <w:szCs w:val="22"/>
-                <w:color w:val="000000"/>
-              </w:rPr>
-            </w:pPr>
-            <w:r>
-              <w:rPr>
-                <w:rFonts w:ascii="Helvetica" w:hAnsi="Helvetica" w:eastAsia="Helvetica" w:cs="Helvetica"/>
-                <w:i w:val="false"/>
-                <w:b w:val="false"/>
-                <w:u w:val="none"/>
-                <w:sz w:val="22"/>
-                <w:szCs w:val="22"/>
-                <w:color w:val="000000"/>
-              </w:rPr>
-              <w:t xml:space="preserve">42,143</w:t>
-            </w:r>
-          </w:p>
-        </w:tc>
-        <w:tc>
-          <w:tcPr>
-            <w:tcBorders>
-              <w:bottom w:val="none" w:sz="0" w:space="0" w:color="000000"/>
-              <w:top w:val="none" w:sz="0" w:space="0" w:color="000000"/>
-              <w:left w:val="none" w:sz="0" w:space="0" w:color="000000"/>
-              <w:right w:val="none" w:sz="0" w:space="0" w:color="000000"/>
-            </w:tcBorders>
-            <w:shd w:val="clear" w:color="auto" w:fill="FFFFFF"/>
-            <w:tcMar>
-              <w:top w:w="0" w:type="dxa"/>
-              <w:bottom w:w="0" w:type="dxa"/>
-              <w:left w:w="0" w:type="dxa"/>
-              <w:right w:w="0" w:type="dxa"/>
-            </w:tcMar>
-            <w:vAlign w:val="top"/>
-          </w:tcPr>
-          <w:p>
-            <w:pPr>
-              <w:pStyle w:val="Normal"/>
-              <w:jc w:val="center"/>
-              <w:pBdr>
-                <w:bottom w:val="none" w:sz="0" w:space="0" w:color="000000"/>
-                <w:top w:val="none" w:sz="0" w:space="0" w:color="000000"/>
-                <w:left w:val="none" w:sz="0" w:space="0" w:color="000000"/>
-                <w:right w:val="none" w:sz="0" w:space="0" w:color="000000"/>
-              </w:pBdr>
-              <w:spacing w:after="100" w:before="100" w:line="240"/>
-              <w:ind w:left="100" w:right="100" w:firstLine="0" w:firstLineChars="0"/>
-              <w:rPr>
-                <w:rFonts w:ascii="Helvetica" w:hAnsi="Helvetica" w:eastAsia="Helvetica" w:cs="Helvetica"/>
-                <w:i w:val="false"/>
-                <w:b w:val="false"/>
-                <w:u w:val="none"/>
-                <w:sz w:val="22"/>
-                <w:szCs w:val="22"/>
-                <w:color w:val="000000"/>
-              </w:rPr>
-            </w:pPr>
-            <w:r>
-              <w:rPr>
-                <w:rFonts w:ascii="Helvetica" w:hAnsi="Helvetica" w:eastAsia="Helvetica" w:cs="Helvetica"/>
-                <w:i w:val="false"/>
-                <w:b w:val="false"/>
-                <w:u w:val="none"/>
-                <w:sz w:val="22"/>
-                <w:szCs w:val="22"/>
-                <w:color w:val="000000"/>
-              </w:rPr>
-              <w:t xml:space="preserve">6,079, 292,175</w:t>
-            </w:r>
-          </w:p>
-        </w:tc>
-        <w:tc>
-          <w:tcPr>
-            <w:tcBorders>
-              <w:bottom w:val="none" w:sz="0" w:space="0" w:color="000000"/>
-              <w:top w:val="none" w:sz="0" w:space="0" w:color="000000"/>
-              <w:left w:val="none" w:sz="0" w:space="0" w:color="000000"/>
-              <w:right w:val="none" w:sz="0" w:space="0" w:color="000000"/>
-            </w:tcBorders>
-            <w:shd w:val="clear" w:color="auto" w:fill="FFFFFF"/>
-            <w:tcMar>
-              <w:top w:w="0" w:type="dxa"/>
-              <w:bottom w:w="0" w:type="dxa"/>
-              <w:left w:w="0" w:type="dxa"/>
-              <w:right w:w="0" w:type="dxa"/>
-            </w:tcMar>
-            <w:vAlign w:val="top"/>
-          </w:tcPr>
-          <w:p>
-            <w:pPr>
-              <w:pStyle w:val="Normal"/>
-              <w:jc w:val="center"/>
-              <w:pBdr>
-                <w:bottom w:val="none" w:sz="0" w:space="0" w:color="000000"/>
-                <w:top w:val="none" w:sz="0" w:space="0" w:color="000000"/>
-                <w:left w:val="none" w:sz="0" w:space="0" w:color="000000"/>
-                <w:right w:val="none" w:sz="0" w:space="0" w:color="000000"/>
-              </w:pBdr>
-              <w:spacing w:after="100" w:before="100" w:line="240"/>
-              <w:ind w:left="100" w:right="100" w:firstLine="0" w:firstLineChars="0"/>
-              <w:rPr>
-                <w:rFonts w:ascii="Helvetica" w:hAnsi="Helvetica" w:eastAsia="Helvetica" w:cs="Helvetica"/>
-                <w:i w:val="false"/>
-                <w:b w:val="false"/>
-                <w:u w:val="none"/>
-                <w:sz w:val="22"/>
-                <w:szCs w:val="22"/>
-                <w:color w:val="000000"/>
-              </w:rPr>
-            </w:pPr>
-            <w:r>
-              <w:rPr>
-                <w:rFonts w:ascii="Helvetica" w:hAnsi="Helvetica" w:eastAsia="Helvetica" w:cs="Helvetica"/>
-                <w:i w:val="false"/>
-                <w:b w:val="false"/>
-                <w:u w:val="none"/>
-                <w:sz w:val="22"/>
-                <w:szCs w:val="22"/>
-                <w:color w:val="000000"/>
-              </w:rPr>
-              <w:t xml:space="preserve">&lt;0.001</w:t>
+              <w:t xml:space="preserve">0.53</w:t>
+            </w:r>
+          </w:p>
+        </w:tc>
+        <w:tc>
+          <w:tcPr>
+            <w:tcBorders>
+              <w:bottom w:val="none" w:sz="0" w:space="0" w:color="000000"/>
+              <w:top w:val="none" w:sz="0" w:space="0" w:color="000000"/>
+              <w:left w:val="none" w:sz="0" w:space="0" w:color="000000"/>
+              <w:right w:val="none" w:sz="0" w:space="0" w:color="000000"/>
+            </w:tcBorders>
+            <w:shd w:val="clear" w:color="auto" w:fill="FFFFFF"/>
+            <w:tcMar>
+              <w:top w:w="0" w:type="dxa"/>
+              <w:bottom w:w="0" w:type="dxa"/>
+              <w:left w:w="0" w:type="dxa"/>
+              <w:right w:w="0" w:type="dxa"/>
+            </w:tcMar>
+            <w:vAlign w:val="top"/>
+          </w:tcPr>
+          <w:p>
+            <w:pPr>
+              <w:pStyle w:val="Normal"/>
+              <w:jc w:val="center"/>
+              <w:pBdr>
+                <w:bottom w:val="none" w:sz="0" w:space="0" w:color="000000"/>
+                <w:top w:val="none" w:sz="0" w:space="0" w:color="000000"/>
+                <w:left w:val="none" w:sz="0" w:space="0" w:color="000000"/>
+                <w:right w:val="none" w:sz="0" w:space="0" w:color="000000"/>
+              </w:pBdr>
+              <w:spacing w:after="100" w:before="100" w:line="240"/>
+              <w:ind w:left="100" w:right="100" w:firstLine="0" w:firstLineChars="0"/>
+              <w:rPr>
+                <w:rFonts w:ascii="Helvetica" w:hAnsi="Helvetica" w:eastAsia="Helvetica" w:cs="Helvetica"/>
+                <w:i w:val="false"/>
+                <w:b w:val="false"/>
+                <w:u w:val="none"/>
+                <w:sz w:val="22"/>
+                <w:szCs w:val="22"/>
+                <w:color w:val="000000"/>
+              </w:rPr>
+            </w:pPr>
+            <w:r>
+              <w:rPr>
+                <w:rFonts w:ascii="Helvetica" w:hAnsi="Helvetica" w:eastAsia="Helvetica" w:cs="Helvetica"/>
+                <w:i w:val="false"/>
+                <w:b w:val="false"/>
+                <w:u w:val="none"/>
+                <w:sz w:val="22"/>
+                <w:szCs w:val="22"/>
+                <w:color w:val="000000"/>
+              </w:rPr>
+              <w:t xml:space="preserve">0.20, 1.37</w:t>
+            </w:r>
+          </w:p>
+        </w:tc>
+        <w:tc>
+          <w:tcPr>
+            <w:tcBorders>
+              <w:bottom w:val="none" w:sz="0" w:space="0" w:color="000000"/>
+              <w:top w:val="none" w:sz="0" w:space="0" w:color="000000"/>
+              <w:left w:val="none" w:sz="0" w:space="0" w:color="000000"/>
+              <w:right w:val="none" w:sz="0" w:space="0" w:color="000000"/>
+            </w:tcBorders>
+            <w:shd w:val="clear" w:color="auto" w:fill="FFFFFF"/>
+            <w:tcMar>
+              <w:top w:w="0" w:type="dxa"/>
+              <w:bottom w:w="0" w:type="dxa"/>
+              <w:left w:w="0" w:type="dxa"/>
+              <w:right w:w="0" w:type="dxa"/>
+            </w:tcMar>
+            <w:vAlign w:val="top"/>
+          </w:tcPr>
+          <w:p>
+            <w:pPr>
+              <w:pStyle w:val="Normal"/>
+              <w:jc w:val="center"/>
+              <w:pBdr>
+                <w:bottom w:val="none" w:sz="0" w:space="0" w:color="000000"/>
+                <w:top w:val="none" w:sz="0" w:space="0" w:color="000000"/>
+                <w:left w:val="none" w:sz="0" w:space="0" w:color="000000"/>
+                <w:right w:val="none" w:sz="0" w:space="0" w:color="000000"/>
+              </w:pBdr>
+              <w:spacing w:after="100" w:before="100" w:line="240"/>
+              <w:ind w:left="100" w:right="100" w:firstLine="0" w:firstLineChars="0"/>
+              <w:rPr>
+                <w:rFonts w:ascii="Helvetica" w:hAnsi="Helvetica" w:eastAsia="Helvetica" w:cs="Helvetica"/>
+                <w:i w:val="false"/>
+                <w:b w:val="false"/>
+                <w:u w:val="none"/>
+                <w:sz w:val="22"/>
+                <w:szCs w:val="22"/>
+                <w:color w:val="000000"/>
+              </w:rPr>
+            </w:pPr>
+            <w:r>
+              <w:rPr>
+                <w:rFonts w:ascii="Helvetica" w:hAnsi="Helvetica" w:eastAsia="Helvetica" w:cs="Helvetica"/>
+                <w:i w:val="false"/>
+                <w:b w:val="false"/>
+                <w:u w:val="none"/>
+                <w:sz w:val="22"/>
+                <w:szCs w:val="22"/>
+                <w:color w:val="000000"/>
+              </w:rPr>
+              <w:t xml:space="preserve">0.190</w:t>
             </w:r>
           </w:p>
         </w:tc>
@@ -16191,7 +15708,7 @@
         <w:trPr>
           <w:trHeight w:val="616" w:hRule="auto"/>
         </w:trPr>
-        body33
+        body32
         <w:tc>
           <w:tcPr>
             <w:tcBorders>
@@ -16559,113 +16076,113 @@
                 <w:szCs w:val="22"/>
                 <w:color w:val="000000"/>
               </w:rPr>
-              <w:t xml:space="preserve">1.01</w:t>
-            </w:r>
-          </w:p>
-        </w:tc>
-        <w:tc>
-          <w:tcPr>
-            <w:tcBorders>
-              <w:bottom w:val="none" w:sz="0" w:space="0" w:color="000000"/>
-              <w:top w:val="none" w:sz="0" w:space="0" w:color="000000"/>
-              <w:left w:val="none" w:sz="0" w:space="0" w:color="000000"/>
-              <w:right w:val="none" w:sz="0" w:space="0" w:color="000000"/>
-            </w:tcBorders>
-            <w:shd w:val="clear" w:color="auto" w:fill="FFFFFF"/>
-            <w:tcMar>
-              <w:top w:w="0" w:type="dxa"/>
-              <w:bottom w:w="0" w:type="dxa"/>
-              <w:left w:w="0" w:type="dxa"/>
-              <w:right w:w="0" w:type="dxa"/>
-            </w:tcMar>
-            <w:vAlign w:val="top"/>
-          </w:tcPr>
-          <w:p>
-            <w:pPr>
-              <w:pStyle w:val="Normal"/>
-              <w:jc w:val="center"/>
-              <w:pBdr>
-                <w:bottom w:val="none" w:sz="0" w:space="0" w:color="000000"/>
-                <w:top w:val="none" w:sz="0" w:space="0" w:color="000000"/>
-                <w:left w:val="none" w:sz="0" w:space="0" w:color="000000"/>
-                <w:right w:val="none" w:sz="0" w:space="0" w:color="000000"/>
-              </w:pBdr>
-              <w:spacing w:after="100" w:before="100" w:line="240"/>
-              <w:ind w:left="100" w:right="100" w:firstLine="0" w:firstLineChars="0"/>
-              <w:rPr>
-                <w:rFonts w:ascii="Helvetica" w:hAnsi="Helvetica" w:eastAsia="Helvetica" w:cs="Helvetica"/>
-                <w:i w:val="false"/>
-                <w:b w:val="false"/>
-                <w:u w:val="none"/>
-                <w:sz w:val="22"/>
-                <w:szCs w:val="22"/>
-                <w:color w:val="000000"/>
-              </w:rPr>
-            </w:pPr>
-            <w:r>
-              <w:rPr>
-                <w:rFonts w:ascii="Helvetica" w:hAnsi="Helvetica" w:eastAsia="Helvetica" w:cs="Helvetica"/>
-                <w:i w:val="false"/>
-                <w:b w:val="false"/>
-                <w:u w:val="none"/>
-                <w:sz w:val="22"/>
-                <w:szCs w:val="22"/>
-                <w:color w:val="000000"/>
-              </w:rPr>
-              <w:t xml:space="preserve">0.39, 2.61</w:t>
-            </w:r>
-          </w:p>
-        </w:tc>
-        <w:tc>
-          <w:tcPr>
-            <w:tcBorders>
-              <w:bottom w:val="none" w:sz="0" w:space="0" w:color="000000"/>
-              <w:top w:val="none" w:sz="0" w:space="0" w:color="000000"/>
-              <w:left w:val="none" w:sz="0" w:space="0" w:color="000000"/>
-              <w:right w:val="none" w:sz="0" w:space="0" w:color="000000"/>
-            </w:tcBorders>
-            <w:shd w:val="clear" w:color="auto" w:fill="FFFFFF"/>
-            <w:tcMar>
-              <w:top w:w="0" w:type="dxa"/>
-              <w:bottom w:w="0" w:type="dxa"/>
-              <w:left w:w="0" w:type="dxa"/>
-              <w:right w:w="0" w:type="dxa"/>
-            </w:tcMar>
-            <w:vAlign w:val="top"/>
-          </w:tcPr>
-          <w:p>
-            <w:pPr>
-              <w:pStyle w:val="Normal"/>
-              <w:jc w:val="center"/>
-              <w:pBdr>
-                <w:bottom w:val="none" w:sz="0" w:space="0" w:color="000000"/>
-                <w:top w:val="none" w:sz="0" w:space="0" w:color="000000"/>
-                <w:left w:val="none" w:sz="0" w:space="0" w:color="000000"/>
-                <w:right w:val="none" w:sz="0" w:space="0" w:color="000000"/>
-              </w:pBdr>
-              <w:spacing w:after="100" w:before="100" w:line="240"/>
-              <w:ind w:left="100" w:right="100" w:firstLine="0" w:firstLineChars="0"/>
-              <w:rPr>
-                <w:rFonts w:ascii="Helvetica" w:hAnsi="Helvetica" w:eastAsia="Helvetica" w:cs="Helvetica"/>
-                <w:i w:val="false"/>
-                <w:b w:val="false"/>
-                <w:u w:val="none"/>
-                <w:sz w:val="22"/>
-                <w:szCs w:val="22"/>
-                <w:color w:val="000000"/>
-              </w:rPr>
-            </w:pPr>
-            <w:r>
-              <w:rPr>
-                <w:rFonts w:ascii="Helvetica" w:hAnsi="Helvetica" w:eastAsia="Helvetica" w:cs="Helvetica"/>
-                <w:i w:val="false"/>
-                <w:b w:val="false"/>
-                <w:u w:val="none"/>
-                <w:sz w:val="22"/>
-                <w:szCs w:val="22"/>
-                <w:color w:val="000000"/>
-              </w:rPr>
-              <w:t xml:space="preserve">0.980</w:t>
+              <w:t xml:space="preserve">1.04</w:t>
+            </w:r>
+          </w:p>
+        </w:tc>
+        <w:tc>
+          <w:tcPr>
+            <w:tcBorders>
+              <w:bottom w:val="none" w:sz="0" w:space="0" w:color="000000"/>
+              <w:top w:val="none" w:sz="0" w:space="0" w:color="000000"/>
+              <w:left w:val="none" w:sz="0" w:space="0" w:color="000000"/>
+              <w:right w:val="none" w:sz="0" w:space="0" w:color="000000"/>
+            </w:tcBorders>
+            <w:shd w:val="clear" w:color="auto" w:fill="FFFFFF"/>
+            <w:tcMar>
+              <w:top w:w="0" w:type="dxa"/>
+              <w:bottom w:w="0" w:type="dxa"/>
+              <w:left w:w="0" w:type="dxa"/>
+              <w:right w:w="0" w:type="dxa"/>
+            </w:tcMar>
+            <w:vAlign w:val="top"/>
+          </w:tcPr>
+          <w:p>
+            <w:pPr>
+              <w:pStyle w:val="Normal"/>
+              <w:jc w:val="center"/>
+              <w:pBdr>
+                <w:bottom w:val="none" w:sz="0" w:space="0" w:color="000000"/>
+                <w:top w:val="none" w:sz="0" w:space="0" w:color="000000"/>
+                <w:left w:val="none" w:sz="0" w:space="0" w:color="000000"/>
+                <w:right w:val="none" w:sz="0" w:space="0" w:color="000000"/>
+              </w:pBdr>
+              <w:spacing w:after="100" w:before="100" w:line="240"/>
+              <w:ind w:left="100" w:right="100" w:firstLine="0" w:firstLineChars="0"/>
+              <w:rPr>
+                <w:rFonts w:ascii="Helvetica" w:hAnsi="Helvetica" w:eastAsia="Helvetica" w:cs="Helvetica"/>
+                <w:i w:val="false"/>
+                <w:b w:val="false"/>
+                <w:u w:val="none"/>
+                <w:sz w:val="22"/>
+                <w:szCs w:val="22"/>
+                <w:color w:val="000000"/>
+              </w:rPr>
+            </w:pPr>
+            <w:r>
+              <w:rPr>
+                <w:rFonts w:ascii="Helvetica" w:hAnsi="Helvetica" w:eastAsia="Helvetica" w:cs="Helvetica"/>
+                <w:i w:val="false"/>
+                <w:b w:val="false"/>
+                <w:u w:val="none"/>
+                <w:sz w:val="22"/>
+                <w:szCs w:val="22"/>
+                <w:color w:val="000000"/>
+              </w:rPr>
+              <w:t xml:space="preserve">0.40, 2.70</w:t>
+            </w:r>
+          </w:p>
+        </w:tc>
+        <w:tc>
+          <w:tcPr>
+            <w:tcBorders>
+              <w:bottom w:val="none" w:sz="0" w:space="0" w:color="000000"/>
+              <w:top w:val="none" w:sz="0" w:space="0" w:color="000000"/>
+              <w:left w:val="none" w:sz="0" w:space="0" w:color="000000"/>
+              <w:right w:val="none" w:sz="0" w:space="0" w:color="000000"/>
+            </w:tcBorders>
+            <w:shd w:val="clear" w:color="auto" w:fill="FFFFFF"/>
+            <w:tcMar>
+              <w:top w:w="0" w:type="dxa"/>
+              <w:bottom w:w="0" w:type="dxa"/>
+              <w:left w:w="0" w:type="dxa"/>
+              <w:right w:w="0" w:type="dxa"/>
+            </w:tcMar>
+            <w:vAlign w:val="top"/>
+          </w:tcPr>
+          <w:p>
+            <w:pPr>
+              <w:pStyle w:val="Normal"/>
+              <w:jc w:val="center"/>
+              <w:pBdr>
+                <w:bottom w:val="none" w:sz="0" w:space="0" w:color="000000"/>
+                <w:top w:val="none" w:sz="0" w:space="0" w:color="000000"/>
+                <w:left w:val="none" w:sz="0" w:space="0" w:color="000000"/>
+                <w:right w:val="none" w:sz="0" w:space="0" w:color="000000"/>
+              </w:pBdr>
+              <w:spacing w:after="100" w:before="100" w:line="240"/>
+              <w:ind w:left="100" w:right="100" w:firstLine="0" w:firstLineChars="0"/>
+              <w:rPr>
+                <w:rFonts w:ascii="Helvetica" w:hAnsi="Helvetica" w:eastAsia="Helvetica" w:cs="Helvetica"/>
+                <w:i w:val="false"/>
+                <w:b w:val="false"/>
+                <w:u w:val="none"/>
+                <w:sz w:val="22"/>
+                <w:szCs w:val="22"/>
+                <w:color w:val="000000"/>
+              </w:rPr>
+            </w:pPr>
+            <w:r>
+              <w:rPr>
+                <w:rFonts w:ascii="Helvetica" w:hAnsi="Helvetica" w:eastAsia="Helvetica" w:cs="Helvetica"/>
+                <w:i w:val="false"/>
+                <w:b w:val="false"/>
+                <w:u w:val="none"/>
+                <w:sz w:val="22"/>
+                <w:szCs w:val="22"/>
+                <w:color w:val="000000"/>
+              </w:rPr>
+              <w:t xml:space="preserve">0.940</w:t>
             </w:r>
           </w:p>
         </w:tc>
@@ -16674,7 +16191,7 @@
         <w:trPr>
           <w:trHeight w:val="619" w:hRule="auto"/>
         </w:trPr>
-        body34
+        body33
         <w:tc>
           <w:tcPr>
             <w:tcBorders>
@@ -17042,7 +16559,7 @@
                 <w:szCs w:val="22"/>
                 <w:color w:val="000000"/>
               </w:rPr>
-              <w:t xml:space="preserve">0.95</w:t>
+              <w:t xml:space="preserve">0.94</w:t>
             </w:r>
           </w:p>
         </w:tc>
@@ -17148,7 +16665,7 @@
                 <w:szCs w:val="22"/>
                 <w:color w:val="000000"/>
               </w:rPr>
-              <w:t xml:space="preserve">0.002</w:t>
+              <w:t xml:space="preserve">&lt;0.001</w:t>
             </w:r>
           </w:p>
         </w:tc>

--- a/docs/tables/whole/sec7_ckd_c30_surv.docx
+++ b/docs/tables/whole/sec7_ckd_c30_surv.docx
@@ -2069,113 +2069,113 @@
                 <w:szCs w:val="22"/>
                 <w:color w:val="000000"/>
               </w:rPr>
-              <w:t xml:space="preserve">0.62</w:t>
-            </w:r>
-          </w:p>
-        </w:tc>
-        <w:tc>
-          <w:tcPr>
-            <w:tcBorders>
-              <w:bottom w:val="none" w:sz="0" w:space="0" w:color="000000"/>
-              <w:top w:val="none" w:sz="0" w:space="0" w:color="000000"/>
-              <w:left w:val="none" w:sz="0" w:space="0" w:color="000000"/>
-              <w:right w:val="none" w:sz="0" w:space="0" w:color="000000"/>
-            </w:tcBorders>
-            <w:shd w:val="clear" w:color="auto" w:fill="FFFFFF"/>
-            <w:tcMar>
-              <w:top w:w="0" w:type="dxa"/>
-              <w:bottom w:w="0" w:type="dxa"/>
-              <w:left w:w="0" w:type="dxa"/>
-              <w:right w:w="0" w:type="dxa"/>
-            </w:tcMar>
-            <w:vAlign w:val="top"/>
-          </w:tcPr>
-          <w:p>
-            <w:pPr>
-              <w:pStyle w:val="Normal"/>
-              <w:jc w:val="center"/>
-              <w:pBdr>
-                <w:bottom w:val="none" w:sz="0" w:space="0" w:color="000000"/>
-                <w:top w:val="none" w:sz="0" w:space="0" w:color="000000"/>
-                <w:left w:val="none" w:sz="0" w:space="0" w:color="000000"/>
-                <w:right w:val="none" w:sz="0" w:space="0" w:color="000000"/>
-              </w:pBdr>
-              <w:spacing w:after="100" w:before="100" w:line="240"/>
-              <w:ind w:left="100" w:right="100" w:firstLine="0" w:firstLineChars="0"/>
-              <w:rPr>
-                <w:rFonts w:ascii="Helvetica" w:hAnsi="Helvetica" w:eastAsia="Helvetica" w:cs="Helvetica"/>
-                <w:i w:val="false"/>
-                <w:b w:val="false"/>
-                <w:u w:val="none"/>
-                <w:sz w:val="22"/>
-                <w:szCs w:val="22"/>
-                <w:color w:val="000000"/>
-              </w:rPr>
-            </w:pPr>
-            <w:r>
-              <w:rPr>
-                <w:rFonts w:ascii="Helvetica" w:hAnsi="Helvetica" w:eastAsia="Helvetica" w:cs="Helvetica"/>
-                <w:i w:val="false"/>
-                <w:b w:val="false"/>
-                <w:u w:val="none"/>
-                <w:sz w:val="22"/>
-                <w:szCs w:val="22"/>
-                <w:color w:val="000000"/>
-              </w:rPr>
-              <w:t xml:space="preserve">0.22, 1.70</w:t>
-            </w:r>
-          </w:p>
-        </w:tc>
-        <w:tc>
-          <w:tcPr>
-            <w:tcBorders>
-              <w:bottom w:val="none" w:sz="0" w:space="0" w:color="000000"/>
-              <w:top w:val="none" w:sz="0" w:space="0" w:color="000000"/>
-              <w:left w:val="none" w:sz="0" w:space="0" w:color="000000"/>
-              <w:right w:val="none" w:sz="0" w:space="0" w:color="000000"/>
-            </w:tcBorders>
-            <w:shd w:val="clear" w:color="auto" w:fill="FFFFFF"/>
-            <w:tcMar>
-              <w:top w:w="0" w:type="dxa"/>
-              <w:bottom w:w="0" w:type="dxa"/>
-              <w:left w:w="0" w:type="dxa"/>
-              <w:right w:w="0" w:type="dxa"/>
-            </w:tcMar>
-            <w:vAlign w:val="top"/>
-          </w:tcPr>
-          <w:p>
-            <w:pPr>
-              <w:pStyle w:val="Normal"/>
-              <w:jc w:val="center"/>
-              <w:pBdr>
-                <w:bottom w:val="none" w:sz="0" w:space="0" w:color="000000"/>
-                <w:top w:val="none" w:sz="0" w:space="0" w:color="000000"/>
-                <w:left w:val="none" w:sz="0" w:space="0" w:color="000000"/>
-                <w:right w:val="none" w:sz="0" w:space="0" w:color="000000"/>
-              </w:pBdr>
-              <w:spacing w:after="100" w:before="100" w:line="240"/>
-              <w:ind w:left="100" w:right="100" w:firstLine="0" w:firstLineChars="0"/>
-              <w:rPr>
-                <w:rFonts w:ascii="Helvetica" w:hAnsi="Helvetica" w:eastAsia="Helvetica" w:cs="Helvetica"/>
-                <w:i w:val="false"/>
-                <w:b w:val="false"/>
-                <w:u w:val="none"/>
-                <w:sz w:val="22"/>
-                <w:szCs w:val="22"/>
-                <w:color w:val="000000"/>
-              </w:rPr>
-            </w:pPr>
-            <w:r>
-              <w:rPr>
-                <w:rFonts w:ascii="Helvetica" w:hAnsi="Helvetica" w:eastAsia="Helvetica" w:cs="Helvetica"/>
-                <w:i w:val="false"/>
-                <w:b w:val="false"/>
-                <w:u w:val="none"/>
-                <w:sz w:val="22"/>
-                <w:szCs w:val="22"/>
-                <w:color w:val="000000"/>
-              </w:rPr>
-              <w:t xml:space="preserve">0.350</w:t>
+              <w:t xml:space="preserve">1.28</w:t>
+            </w:r>
+          </w:p>
+        </w:tc>
+        <w:tc>
+          <w:tcPr>
+            <w:tcBorders>
+              <w:bottom w:val="none" w:sz="0" w:space="0" w:color="000000"/>
+              <w:top w:val="none" w:sz="0" w:space="0" w:color="000000"/>
+              <w:left w:val="none" w:sz="0" w:space="0" w:color="000000"/>
+              <w:right w:val="none" w:sz="0" w:space="0" w:color="000000"/>
+            </w:tcBorders>
+            <w:shd w:val="clear" w:color="auto" w:fill="FFFFFF"/>
+            <w:tcMar>
+              <w:top w:w="0" w:type="dxa"/>
+              <w:bottom w:w="0" w:type="dxa"/>
+              <w:left w:w="0" w:type="dxa"/>
+              <w:right w:w="0" w:type="dxa"/>
+            </w:tcMar>
+            <w:vAlign w:val="top"/>
+          </w:tcPr>
+          <w:p>
+            <w:pPr>
+              <w:pStyle w:val="Normal"/>
+              <w:jc w:val="center"/>
+              <w:pBdr>
+                <w:bottom w:val="none" w:sz="0" w:space="0" w:color="000000"/>
+                <w:top w:val="none" w:sz="0" w:space="0" w:color="000000"/>
+                <w:left w:val="none" w:sz="0" w:space="0" w:color="000000"/>
+                <w:right w:val="none" w:sz="0" w:space="0" w:color="000000"/>
+              </w:pBdr>
+              <w:spacing w:after="100" w:before="100" w:line="240"/>
+              <w:ind w:left="100" w:right="100" w:firstLine="0" w:firstLineChars="0"/>
+              <w:rPr>
+                <w:rFonts w:ascii="Helvetica" w:hAnsi="Helvetica" w:eastAsia="Helvetica" w:cs="Helvetica"/>
+                <w:i w:val="false"/>
+                <w:b w:val="false"/>
+                <w:u w:val="none"/>
+                <w:sz w:val="22"/>
+                <w:szCs w:val="22"/>
+                <w:color w:val="000000"/>
+              </w:rPr>
+            </w:pPr>
+            <w:r>
+              <w:rPr>
+                <w:rFonts w:ascii="Helvetica" w:hAnsi="Helvetica" w:eastAsia="Helvetica" w:cs="Helvetica"/>
+                <w:i w:val="false"/>
+                <w:b w:val="false"/>
+                <w:u w:val="none"/>
+                <w:sz w:val="22"/>
+                <w:szCs w:val="22"/>
+                <w:color w:val="000000"/>
+              </w:rPr>
+              <w:t xml:space="preserve">0.44, 3.67</w:t>
+            </w:r>
+          </w:p>
+        </w:tc>
+        <w:tc>
+          <w:tcPr>
+            <w:tcBorders>
+              <w:bottom w:val="none" w:sz="0" w:space="0" w:color="000000"/>
+              <w:top w:val="none" w:sz="0" w:space="0" w:color="000000"/>
+              <w:left w:val="none" w:sz="0" w:space="0" w:color="000000"/>
+              <w:right w:val="none" w:sz="0" w:space="0" w:color="000000"/>
+            </w:tcBorders>
+            <w:shd w:val="clear" w:color="auto" w:fill="FFFFFF"/>
+            <w:tcMar>
+              <w:top w:w="0" w:type="dxa"/>
+              <w:bottom w:w="0" w:type="dxa"/>
+              <w:left w:w="0" w:type="dxa"/>
+              <w:right w:w="0" w:type="dxa"/>
+            </w:tcMar>
+            <w:vAlign w:val="top"/>
+          </w:tcPr>
+          <w:p>
+            <w:pPr>
+              <w:pStyle w:val="Normal"/>
+              <w:jc w:val="center"/>
+              <w:pBdr>
+                <w:bottom w:val="none" w:sz="0" w:space="0" w:color="000000"/>
+                <w:top w:val="none" w:sz="0" w:space="0" w:color="000000"/>
+                <w:left w:val="none" w:sz="0" w:space="0" w:color="000000"/>
+                <w:right w:val="none" w:sz="0" w:space="0" w:color="000000"/>
+              </w:pBdr>
+              <w:spacing w:after="100" w:before="100" w:line="240"/>
+              <w:ind w:left="100" w:right="100" w:firstLine="0" w:firstLineChars="0"/>
+              <w:rPr>
+                <w:rFonts w:ascii="Helvetica" w:hAnsi="Helvetica" w:eastAsia="Helvetica" w:cs="Helvetica"/>
+                <w:i w:val="false"/>
+                <w:b w:val="false"/>
+                <w:u w:val="none"/>
+                <w:sz w:val="22"/>
+                <w:szCs w:val="22"/>
+                <w:color w:val="000000"/>
+              </w:rPr>
+            </w:pPr>
+            <w:r>
+              <w:rPr>
+                <w:rFonts w:ascii="Helvetica" w:hAnsi="Helvetica" w:eastAsia="Helvetica" w:cs="Helvetica"/>
+                <w:i w:val="false"/>
+                <w:b w:val="false"/>
+                <w:u w:val="none"/>
+                <w:sz w:val="22"/>
+                <w:szCs w:val="22"/>
+                <w:color w:val="000000"/>
+              </w:rPr>
+              <w:t xml:space="preserve">0.650</w:t>
             </w:r>
           </w:p>
         </w:tc>
@@ -2552,113 +2552,113 @@
                 <w:szCs w:val="22"/>
                 <w:color w:val="000000"/>
               </w:rPr>
-              <w:t xml:space="preserve">1.04</w:t>
-            </w:r>
-          </w:p>
-        </w:tc>
-        <w:tc>
-          <w:tcPr>
-            <w:tcBorders>
-              <w:bottom w:val="none" w:sz="0" w:space="0" w:color="000000"/>
-              <w:top w:val="none" w:sz="0" w:space="0" w:color="000000"/>
-              <w:left w:val="none" w:sz="0" w:space="0" w:color="000000"/>
-              <w:right w:val="none" w:sz="0" w:space="0" w:color="000000"/>
-            </w:tcBorders>
-            <w:shd w:val="clear" w:color="auto" w:fill="FFFFFF"/>
-            <w:tcMar>
-              <w:top w:w="0" w:type="dxa"/>
-              <w:bottom w:w="0" w:type="dxa"/>
-              <w:left w:w="0" w:type="dxa"/>
-              <w:right w:w="0" w:type="dxa"/>
-            </w:tcMar>
-            <w:vAlign w:val="top"/>
-          </w:tcPr>
-          <w:p>
-            <w:pPr>
-              <w:pStyle w:val="Normal"/>
-              <w:jc w:val="center"/>
-              <w:pBdr>
-                <w:bottom w:val="none" w:sz="0" w:space="0" w:color="000000"/>
-                <w:top w:val="none" w:sz="0" w:space="0" w:color="000000"/>
-                <w:left w:val="none" w:sz="0" w:space="0" w:color="000000"/>
-                <w:right w:val="none" w:sz="0" w:space="0" w:color="000000"/>
-              </w:pBdr>
-              <w:spacing w:after="100" w:before="100" w:line="240"/>
-              <w:ind w:left="100" w:right="100" w:firstLine="0" w:firstLineChars="0"/>
-              <w:rPr>
-                <w:rFonts w:ascii="Helvetica" w:hAnsi="Helvetica" w:eastAsia="Helvetica" w:cs="Helvetica"/>
-                <w:i w:val="false"/>
-                <w:b w:val="false"/>
-                <w:u w:val="none"/>
-                <w:sz w:val="22"/>
-                <w:szCs w:val="22"/>
-                <w:color w:val="000000"/>
-              </w:rPr>
-            </w:pPr>
-            <w:r>
-              <w:rPr>
-                <w:rFonts w:ascii="Helvetica" w:hAnsi="Helvetica" w:eastAsia="Helvetica" w:cs="Helvetica"/>
-                <w:i w:val="false"/>
-                <w:b w:val="false"/>
-                <w:u w:val="none"/>
-                <w:sz w:val="22"/>
-                <w:szCs w:val="22"/>
-                <w:color w:val="000000"/>
-              </w:rPr>
-              <w:t xml:space="preserve">0.98, 1.11</w:t>
-            </w:r>
-          </w:p>
-        </w:tc>
-        <w:tc>
-          <w:tcPr>
-            <w:tcBorders>
-              <w:bottom w:val="none" w:sz="0" w:space="0" w:color="000000"/>
-              <w:top w:val="none" w:sz="0" w:space="0" w:color="000000"/>
-              <w:left w:val="none" w:sz="0" w:space="0" w:color="000000"/>
-              <w:right w:val="none" w:sz="0" w:space="0" w:color="000000"/>
-            </w:tcBorders>
-            <w:shd w:val="clear" w:color="auto" w:fill="FFFFFF"/>
-            <w:tcMar>
-              <w:top w:w="0" w:type="dxa"/>
-              <w:bottom w:w="0" w:type="dxa"/>
-              <w:left w:w="0" w:type="dxa"/>
-              <w:right w:w="0" w:type="dxa"/>
-            </w:tcMar>
-            <w:vAlign w:val="top"/>
-          </w:tcPr>
-          <w:p>
-            <w:pPr>
-              <w:pStyle w:val="Normal"/>
-              <w:jc w:val="center"/>
-              <w:pBdr>
-                <w:bottom w:val="none" w:sz="0" w:space="0" w:color="000000"/>
-                <w:top w:val="none" w:sz="0" w:space="0" w:color="000000"/>
-                <w:left w:val="none" w:sz="0" w:space="0" w:color="000000"/>
-                <w:right w:val="none" w:sz="0" w:space="0" w:color="000000"/>
-              </w:pBdr>
-              <w:spacing w:after="100" w:before="100" w:line="240"/>
-              <w:ind w:left="100" w:right="100" w:firstLine="0" w:firstLineChars="0"/>
-              <w:rPr>
-                <w:rFonts w:ascii="Helvetica" w:hAnsi="Helvetica" w:eastAsia="Helvetica" w:cs="Helvetica"/>
-                <w:i w:val="false"/>
-                <w:b w:val="false"/>
-                <w:u w:val="none"/>
-                <w:sz w:val="22"/>
-                <w:szCs w:val="22"/>
-                <w:color w:val="000000"/>
-              </w:rPr>
-            </w:pPr>
-            <w:r>
-              <w:rPr>
-                <w:rFonts w:ascii="Helvetica" w:hAnsi="Helvetica" w:eastAsia="Helvetica" w:cs="Helvetica"/>
-                <w:i w:val="false"/>
-                <w:b w:val="false"/>
-                <w:u w:val="none"/>
-                <w:sz w:val="22"/>
-                <w:szCs w:val="22"/>
-                <w:color w:val="000000"/>
-              </w:rPr>
-              <w:t xml:space="preserve">0.210</w:t>
+              <w:t xml:space="preserve">1.05</w:t>
+            </w:r>
+          </w:p>
+        </w:tc>
+        <w:tc>
+          <w:tcPr>
+            <w:tcBorders>
+              <w:bottom w:val="none" w:sz="0" w:space="0" w:color="000000"/>
+              <w:top w:val="none" w:sz="0" w:space="0" w:color="000000"/>
+              <w:left w:val="none" w:sz="0" w:space="0" w:color="000000"/>
+              <w:right w:val="none" w:sz="0" w:space="0" w:color="000000"/>
+            </w:tcBorders>
+            <w:shd w:val="clear" w:color="auto" w:fill="FFFFFF"/>
+            <w:tcMar>
+              <w:top w:w="0" w:type="dxa"/>
+              <w:bottom w:w="0" w:type="dxa"/>
+              <w:left w:w="0" w:type="dxa"/>
+              <w:right w:w="0" w:type="dxa"/>
+            </w:tcMar>
+            <w:vAlign w:val="top"/>
+          </w:tcPr>
+          <w:p>
+            <w:pPr>
+              <w:pStyle w:val="Normal"/>
+              <w:jc w:val="center"/>
+              <w:pBdr>
+                <w:bottom w:val="none" w:sz="0" w:space="0" w:color="000000"/>
+                <w:top w:val="none" w:sz="0" w:space="0" w:color="000000"/>
+                <w:left w:val="none" w:sz="0" w:space="0" w:color="000000"/>
+                <w:right w:val="none" w:sz="0" w:space="0" w:color="000000"/>
+              </w:pBdr>
+              <w:spacing w:after="100" w:before="100" w:line="240"/>
+              <w:ind w:left="100" w:right="100" w:firstLine="0" w:firstLineChars="0"/>
+              <w:rPr>
+                <w:rFonts w:ascii="Helvetica" w:hAnsi="Helvetica" w:eastAsia="Helvetica" w:cs="Helvetica"/>
+                <w:i w:val="false"/>
+                <w:b w:val="false"/>
+                <w:u w:val="none"/>
+                <w:sz w:val="22"/>
+                <w:szCs w:val="22"/>
+                <w:color w:val="000000"/>
+              </w:rPr>
+            </w:pPr>
+            <w:r>
+              <w:rPr>
+                <w:rFonts w:ascii="Helvetica" w:hAnsi="Helvetica" w:eastAsia="Helvetica" w:cs="Helvetica"/>
+                <w:i w:val="false"/>
+                <w:b w:val="false"/>
+                <w:u w:val="none"/>
+                <w:sz w:val="22"/>
+                <w:szCs w:val="22"/>
+                <w:color w:val="000000"/>
+              </w:rPr>
+              <w:t xml:space="preserve">0.99, 1.12</w:t>
+            </w:r>
+          </w:p>
+        </w:tc>
+        <w:tc>
+          <w:tcPr>
+            <w:tcBorders>
+              <w:bottom w:val="none" w:sz="0" w:space="0" w:color="000000"/>
+              <w:top w:val="none" w:sz="0" w:space="0" w:color="000000"/>
+              <w:left w:val="none" w:sz="0" w:space="0" w:color="000000"/>
+              <w:right w:val="none" w:sz="0" w:space="0" w:color="000000"/>
+            </w:tcBorders>
+            <w:shd w:val="clear" w:color="auto" w:fill="FFFFFF"/>
+            <w:tcMar>
+              <w:top w:w="0" w:type="dxa"/>
+              <w:bottom w:w="0" w:type="dxa"/>
+              <w:left w:w="0" w:type="dxa"/>
+              <w:right w:w="0" w:type="dxa"/>
+            </w:tcMar>
+            <w:vAlign w:val="top"/>
+          </w:tcPr>
+          <w:p>
+            <w:pPr>
+              <w:pStyle w:val="Normal"/>
+              <w:jc w:val="center"/>
+              <w:pBdr>
+                <w:bottom w:val="none" w:sz="0" w:space="0" w:color="000000"/>
+                <w:top w:val="none" w:sz="0" w:space="0" w:color="000000"/>
+                <w:left w:val="none" w:sz="0" w:space="0" w:color="000000"/>
+                <w:right w:val="none" w:sz="0" w:space="0" w:color="000000"/>
+              </w:pBdr>
+              <w:spacing w:after="100" w:before="100" w:line="240"/>
+              <w:ind w:left="100" w:right="100" w:firstLine="0" w:firstLineChars="0"/>
+              <w:rPr>
+                <w:rFonts w:ascii="Helvetica" w:hAnsi="Helvetica" w:eastAsia="Helvetica" w:cs="Helvetica"/>
+                <w:i w:val="false"/>
+                <w:b w:val="false"/>
+                <w:u w:val="none"/>
+                <w:sz w:val="22"/>
+                <w:szCs w:val="22"/>
+                <w:color w:val="000000"/>
+              </w:rPr>
+            </w:pPr>
+            <w:r>
+              <w:rPr>
+                <w:rFonts w:ascii="Helvetica" w:hAnsi="Helvetica" w:eastAsia="Helvetica" w:cs="Helvetica"/>
+                <w:i w:val="false"/>
+                <w:b w:val="false"/>
+                <w:u w:val="none"/>
+                <w:sz w:val="22"/>
+                <w:szCs w:val="22"/>
+                <w:color w:val="000000"/>
+              </w:rPr>
+              <w:t xml:space="preserve">0.120</w:t>
             </w:r>
           </w:p>
         </w:tc>
@@ -4001,113 +4001,113 @@
                 <w:szCs w:val="22"/>
                 <w:color w:val="000000"/>
               </w:rPr>
-              <w:t xml:space="preserve">2.12</w:t>
-            </w:r>
-          </w:p>
-        </w:tc>
-        <w:tc>
-          <w:tcPr>
-            <w:tcBorders>
-              <w:bottom w:val="none" w:sz="0" w:space="0" w:color="000000"/>
-              <w:top w:val="none" w:sz="0" w:space="0" w:color="000000"/>
-              <w:left w:val="none" w:sz="0" w:space="0" w:color="000000"/>
-              <w:right w:val="none" w:sz="0" w:space="0" w:color="000000"/>
-            </w:tcBorders>
-            <w:shd w:val="clear" w:color="auto" w:fill="FFFFFF"/>
-            <w:tcMar>
-              <w:top w:w="0" w:type="dxa"/>
-              <w:bottom w:w="0" w:type="dxa"/>
-              <w:left w:w="0" w:type="dxa"/>
-              <w:right w:w="0" w:type="dxa"/>
-            </w:tcMar>
-            <w:vAlign w:val="top"/>
-          </w:tcPr>
-          <w:p>
-            <w:pPr>
-              <w:pStyle w:val="Normal"/>
-              <w:jc w:val="center"/>
-              <w:pBdr>
-                <w:bottom w:val="none" w:sz="0" w:space="0" w:color="000000"/>
-                <w:top w:val="none" w:sz="0" w:space="0" w:color="000000"/>
-                <w:left w:val="none" w:sz="0" w:space="0" w:color="000000"/>
-                <w:right w:val="none" w:sz="0" w:space="0" w:color="000000"/>
-              </w:pBdr>
-              <w:spacing w:after="100" w:before="100" w:line="240"/>
-              <w:ind w:left="100" w:right="100" w:firstLine="0" w:firstLineChars="0"/>
-              <w:rPr>
-                <w:rFonts w:ascii="Helvetica" w:hAnsi="Helvetica" w:eastAsia="Helvetica" w:cs="Helvetica"/>
-                <w:i w:val="false"/>
-                <w:b w:val="false"/>
-                <w:u w:val="none"/>
-                <w:sz w:val="22"/>
-                <w:szCs w:val="22"/>
-                <w:color w:val="000000"/>
-              </w:rPr>
-            </w:pPr>
-            <w:r>
-              <w:rPr>
-                <w:rFonts w:ascii="Helvetica" w:hAnsi="Helvetica" w:eastAsia="Helvetica" w:cs="Helvetica"/>
-                <w:i w:val="false"/>
-                <w:b w:val="false"/>
-                <w:u w:val="none"/>
-                <w:sz w:val="22"/>
-                <w:szCs w:val="22"/>
-                <w:color w:val="000000"/>
-              </w:rPr>
-              <w:t xml:space="preserve">0.62, 7.17</w:t>
-            </w:r>
-          </w:p>
-        </w:tc>
-        <w:tc>
-          <w:tcPr>
-            <w:tcBorders>
-              <w:bottom w:val="none" w:sz="0" w:space="0" w:color="000000"/>
-              <w:top w:val="none" w:sz="0" w:space="0" w:color="000000"/>
-              <w:left w:val="none" w:sz="0" w:space="0" w:color="000000"/>
-              <w:right w:val="none" w:sz="0" w:space="0" w:color="000000"/>
-            </w:tcBorders>
-            <w:shd w:val="clear" w:color="auto" w:fill="FFFFFF"/>
-            <w:tcMar>
-              <w:top w:w="0" w:type="dxa"/>
-              <w:bottom w:w="0" w:type="dxa"/>
-              <w:left w:w="0" w:type="dxa"/>
-              <w:right w:w="0" w:type="dxa"/>
-            </w:tcMar>
-            <w:vAlign w:val="top"/>
-          </w:tcPr>
-          <w:p>
-            <w:pPr>
-              <w:pStyle w:val="Normal"/>
-              <w:jc w:val="center"/>
-              <w:pBdr>
-                <w:bottom w:val="none" w:sz="0" w:space="0" w:color="000000"/>
-                <w:top w:val="none" w:sz="0" w:space="0" w:color="000000"/>
-                <w:left w:val="none" w:sz="0" w:space="0" w:color="000000"/>
-                <w:right w:val="none" w:sz="0" w:space="0" w:color="000000"/>
-              </w:pBdr>
-              <w:spacing w:after="100" w:before="100" w:line="240"/>
-              <w:ind w:left="100" w:right="100" w:firstLine="0" w:firstLineChars="0"/>
-              <w:rPr>
-                <w:rFonts w:ascii="Helvetica" w:hAnsi="Helvetica" w:eastAsia="Helvetica" w:cs="Helvetica"/>
-                <w:i w:val="false"/>
-                <w:b w:val="false"/>
-                <w:u w:val="none"/>
-                <w:sz w:val="22"/>
-                <w:szCs w:val="22"/>
-                <w:color w:val="000000"/>
-              </w:rPr>
-            </w:pPr>
-            <w:r>
-              <w:rPr>
-                <w:rFonts w:ascii="Helvetica" w:hAnsi="Helvetica" w:eastAsia="Helvetica" w:cs="Helvetica"/>
-                <w:i w:val="false"/>
-                <w:b w:val="false"/>
-                <w:u w:val="none"/>
-                <w:sz w:val="22"/>
-                <w:szCs w:val="22"/>
-                <w:color w:val="000000"/>
-              </w:rPr>
-              <w:t xml:space="preserve">0.230</w:t>
+              <w:t xml:space="preserve">2.17</w:t>
+            </w:r>
+          </w:p>
+        </w:tc>
+        <w:tc>
+          <w:tcPr>
+            <w:tcBorders>
+              <w:bottom w:val="none" w:sz="0" w:space="0" w:color="000000"/>
+              <w:top w:val="none" w:sz="0" w:space="0" w:color="000000"/>
+              <w:left w:val="none" w:sz="0" w:space="0" w:color="000000"/>
+              <w:right w:val="none" w:sz="0" w:space="0" w:color="000000"/>
+            </w:tcBorders>
+            <w:shd w:val="clear" w:color="auto" w:fill="FFFFFF"/>
+            <w:tcMar>
+              <w:top w:w="0" w:type="dxa"/>
+              <w:bottom w:w="0" w:type="dxa"/>
+              <w:left w:w="0" w:type="dxa"/>
+              <w:right w:w="0" w:type="dxa"/>
+            </w:tcMar>
+            <w:vAlign w:val="top"/>
+          </w:tcPr>
+          <w:p>
+            <w:pPr>
+              <w:pStyle w:val="Normal"/>
+              <w:jc w:val="center"/>
+              <w:pBdr>
+                <w:bottom w:val="none" w:sz="0" w:space="0" w:color="000000"/>
+                <w:top w:val="none" w:sz="0" w:space="0" w:color="000000"/>
+                <w:left w:val="none" w:sz="0" w:space="0" w:color="000000"/>
+                <w:right w:val="none" w:sz="0" w:space="0" w:color="000000"/>
+              </w:pBdr>
+              <w:spacing w:after="100" w:before="100" w:line="240"/>
+              <w:ind w:left="100" w:right="100" w:firstLine="0" w:firstLineChars="0"/>
+              <w:rPr>
+                <w:rFonts w:ascii="Helvetica" w:hAnsi="Helvetica" w:eastAsia="Helvetica" w:cs="Helvetica"/>
+                <w:i w:val="false"/>
+                <w:b w:val="false"/>
+                <w:u w:val="none"/>
+                <w:sz w:val="22"/>
+                <w:szCs w:val="22"/>
+                <w:color w:val="000000"/>
+              </w:rPr>
+            </w:pPr>
+            <w:r>
+              <w:rPr>
+                <w:rFonts w:ascii="Helvetica" w:hAnsi="Helvetica" w:eastAsia="Helvetica" w:cs="Helvetica"/>
+                <w:i w:val="false"/>
+                <w:b w:val="false"/>
+                <w:u w:val="none"/>
+                <w:sz w:val="22"/>
+                <w:szCs w:val="22"/>
+                <w:color w:val="000000"/>
+              </w:rPr>
+              <w:t xml:space="preserve">0.64, 7.41</w:t>
+            </w:r>
+          </w:p>
+        </w:tc>
+        <w:tc>
+          <w:tcPr>
+            <w:tcBorders>
+              <w:bottom w:val="none" w:sz="0" w:space="0" w:color="000000"/>
+              <w:top w:val="none" w:sz="0" w:space="0" w:color="000000"/>
+              <w:left w:val="none" w:sz="0" w:space="0" w:color="000000"/>
+              <w:right w:val="none" w:sz="0" w:space="0" w:color="000000"/>
+            </w:tcBorders>
+            <w:shd w:val="clear" w:color="auto" w:fill="FFFFFF"/>
+            <w:tcMar>
+              <w:top w:w="0" w:type="dxa"/>
+              <w:bottom w:w="0" w:type="dxa"/>
+              <w:left w:w="0" w:type="dxa"/>
+              <w:right w:w="0" w:type="dxa"/>
+            </w:tcMar>
+            <w:vAlign w:val="top"/>
+          </w:tcPr>
+          <w:p>
+            <w:pPr>
+              <w:pStyle w:val="Normal"/>
+              <w:jc w:val="center"/>
+              <w:pBdr>
+                <w:bottom w:val="none" w:sz="0" w:space="0" w:color="000000"/>
+                <w:top w:val="none" w:sz="0" w:space="0" w:color="000000"/>
+                <w:left w:val="none" w:sz="0" w:space="0" w:color="000000"/>
+                <w:right w:val="none" w:sz="0" w:space="0" w:color="000000"/>
+              </w:pBdr>
+              <w:spacing w:after="100" w:before="100" w:line="240"/>
+              <w:ind w:left="100" w:right="100" w:firstLine="0" w:firstLineChars="0"/>
+              <w:rPr>
+                <w:rFonts w:ascii="Helvetica" w:hAnsi="Helvetica" w:eastAsia="Helvetica" w:cs="Helvetica"/>
+                <w:i w:val="false"/>
+                <w:b w:val="false"/>
+                <w:u w:val="none"/>
+                <w:sz w:val="22"/>
+                <w:szCs w:val="22"/>
+                <w:color w:val="000000"/>
+              </w:rPr>
+            </w:pPr>
+            <w:r>
+              <w:rPr>
+                <w:rFonts w:ascii="Helvetica" w:hAnsi="Helvetica" w:eastAsia="Helvetica" w:cs="Helvetica"/>
+                <w:i w:val="false"/>
+                <w:b w:val="false"/>
+                <w:u w:val="none"/>
+                <w:sz w:val="22"/>
+                <w:szCs w:val="22"/>
+                <w:color w:val="000000"/>
+              </w:rPr>
+              <w:t xml:space="preserve">0.220</w:t>
             </w:r>
           </w:p>
         </w:tc>
@@ -4484,113 +4484,113 @@
                 <w:szCs w:val="22"/>
                 <w:color w:val="000000"/>
               </w:rPr>
-              <w:t xml:space="preserve">0.95</w:t>
-            </w:r>
-          </w:p>
-        </w:tc>
-        <w:tc>
-          <w:tcPr>
-            <w:tcBorders>
-              <w:bottom w:val="none" w:sz="0" w:space="0" w:color="000000"/>
-              <w:top w:val="none" w:sz="0" w:space="0" w:color="000000"/>
-              <w:left w:val="none" w:sz="0" w:space="0" w:color="000000"/>
-              <w:right w:val="none" w:sz="0" w:space="0" w:color="000000"/>
-            </w:tcBorders>
-            <w:shd w:val="clear" w:color="auto" w:fill="FFFFFF"/>
-            <w:tcMar>
-              <w:top w:w="0" w:type="dxa"/>
-              <w:bottom w:w="0" w:type="dxa"/>
-              <w:left w:w="0" w:type="dxa"/>
-              <w:right w:w="0" w:type="dxa"/>
-            </w:tcMar>
-            <w:vAlign w:val="top"/>
-          </w:tcPr>
-          <w:p>
-            <w:pPr>
-              <w:pStyle w:val="Normal"/>
-              <w:jc w:val="center"/>
-              <w:pBdr>
-                <w:bottom w:val="none" w:sz="0" w:space="0" w:color="000000"/>
-                <w:top w:val="none" w:sz="0" w:space="0" w:color="000000"/>
-                <w:left w:val="none" w:sz="0" w:space="0" w:color="000000"/>
-                <w:right w:val="none" w:sz="0" w:space="0" w:color="000000"/>
-              </w:pBdr>
-              <w:spacing w:after="100" w:before="100" w:line="240"/>
-              <w:ind w:left="100" w:right="100" w:firstLine="0" w:firstLineChars="0"/>
-              <w:rPr>
-                <w:rFonts w:ascii="Helvetica" w:hAnsi="Helvetica" w:eastAsia="Helvetica" w:cs="Helvetica"/>
-                <w:i w:val="false"/>
-                <w:b w:val="false"/>
-                <w:u w:val="none"/>
-                <w:sz w:val="22"/>
-                <w:szCs w:val="22"/>
-                <w:color w:val="000000"/>
-              </w:rPr>
-            </w:pPr>
-            <w:r>
-              <w:rPr>
-                <w:rFonts w:ascii="Helvetica" w:hAnsi="Helvetica" w:eastAsia="Helvetica" w:cs="Helvetica"/>
-                <w:i w:val="false"/>
-                <w:b w:val="false"/>
-                <w:u w:val="none"/>
-                <w:sz w:val="22"/>
-                <w:szCs w:val="22"/>
-                <w:color w:val="000000"/>
-              </w:rPr>
-              <w:t xml:space="preserve">0.78, 1.16</w:t>
-            </w:r>
-          </w:p>
-        </w:tc>
-        <w:tc>
-          <w:tcPr>
-            <w:tcBorders>
-              <w:bottom w:val="none" w:sz="0" w:space="0" w:color="000000"/>
-              <w:top w:val="none" w:sz="0" w:space="0" w:color="000000"/>
-              <w:left w:val="none" w:sz="0" w:space="0" w:color="000000"/>
-              <w:right w:val="none" w:sz="0" w:space="0" w:color="000000"/>
-            </w:tcBorders>
-            <w:shd w:val="clear" w:color="auto" w:fill="FFFFFF"/>
-            <w:tcMar>
-              <w:top w:w="0" w:type="dxa"/>
-              <w:bottom w:w="0" w:type="dxa"/>
-              <w:left w:w="0" w:type="dxa"/>
-              <w:right w:w="0" w:type="dxa"/>
-            </w:tcMar>
-            <w:vAlign w:val="top"/>
-          </w:tcPr>
-          <w:p>
-            <w:pPr>
-              <w:pStyle w:val="Normal"/>
-              <w:jc w:val="center"/>
-              <w:pBdr>
-                <w:bottom w:val="none" w:sz="0" w:space="0" w:color="000000"/>
-                <w:top w:val="none" w:sz="0" w:space="0" w:color="000000"/>
-                <w:left w:val="none" w:sz="0" w:space="0" w:color="000000"/>
-                <w:right w:val="none" w:sz="0" w:space="0" w:color="000000"/>
-              </w:pBdr>
-              <w:spacing w:after="100" w:before="100" w:line="240"/>
-              <w:ind w:left="100" w:right="100" w:firstLine="0" w:firstLineChars="0"/>
-              <w:rPr>
-                <w:rFonts w:ascii="Helvetica" w:hAnsi="Helvetica" w:eastAsia="Helvetica" w:cs="Helvetica"/>
-                <w:i w:val="false"/>
-                <w:b w:val="false"/>
-                <w:u w:val="none"/>
-                <w:sz w:val="22"/>
-                <w:szCs w:val="22"/>
-                <w:color w:val="000000"/>
-              </w:rPr>
-            </w:pPr>
-            <w:r>
-              <w:rPr>
-                <w:rFonts w:ascii="Helvetica" w:hAnsi="Helvetica" w:eastAsia="Helvetica" w:cs="Helvetica"/>
-                <w:i w:val="false"/>
-                <w:b w:val="false"/>
-                <w:u w:val="none"/>
-                <w:sz w:val="22"/>
-                <w:szCs w:val="22"/>
-                <w:color w:val="000000"/>
-              </w:rPr>
-              <w:t xml:space="preserve">0.600</w:t>
+              <w:t xml:space="preserve">0.98</w:t>
+            </w:r>
+          </w:p>
+        </w:tc>
+        <w:tc>
+          <w:tcPr>
+            <w:tcBorders>
+              <w:bottom w:val="none" w:sz="0" w:space="0" w:color="000000"/>
+              <w:top w:val="none" w:sz="0" w:space="0" w:color="000000"/>
+              <w:left w:val="none" w:sz="0" w:space="0" w:color="000000"/>
+              <w:right w:val="none" w:sz="0" w:space="0" w:color="000000"/>
+            </w:tcBorders>
+            <w:shd w:val="clear" w:color="auto" w:fill="FFFFFF"/>
+            <w:tcMar>
+              <w:top w:w="0" w:type="dxa"/>
+              <w:bottom w:w="0" w:type="dxa"/>
+              <w:left w:w="0" w:type="dxa"/>
+              <w:right w:w="0" w:type="dxa"/>
+            </w:tcMar>
+            <w:vAlign w:val="top"/>
+          </w:tcPr>
+          <w:p>
+            <w:pPr>
+              <w:pStyle w:val="Normal"/>
+              <w:jc w:val="center"/>
+              <w:pBdr>
+                <w:bottom w:val="none" w:sz="0" w:space="0" w:color="000000"/>
+                <w:top w:val="none" w:sz="0" w:space="0" w:color="000000"/>
+                <w:left w:val="none" w:sz="0" w:space="0" w:color="000000"/>
+                <w:right w:val="none" w:sz="0" w:space="0" w:color="000000"/>
+              </w:pBdr>
+              <w:spacing w:after="100" w:before="100" w:line="240"/>
+              <w:ind w:left="100" w:right="100" w:firstLine="0" w:firstLineChars="0"/>
+              <w:rPr>
+                <w:rFonts w:ascii="Helvetica" w:hAnsi="Helvetica" w:eastAsia="Helvetica" w:cs="Helvetica"/>
+                <w:i w:val="false"/>
+                <w:b w:val="false"/>
+                <w:u w:val="none"/>
+                <w:sz w:val="22"/>
+                <w:szCs w:val="22"/>
+                <w:color w:val="000000"/>
+              </w:rPr>
+            </w:pPr>
+            <w:r>
+              <w:rPr>
+                <w:rFonts w:ascii="Helvetica" w:hAnsi="Helvetica" w:eastAsia="Helvetica" w:cs="Helvetica"/>
+                <w:i w:val="false"/>
+                <w:b w:val="false"/>
+                <w:u w:val="none"/>
+                <w:sz w:val="22"/>
+                <w:szCs w:val="22"/>
+                <w:color w:val="000000"/>
+              </w:rPr>
+              <w:t xml:space="preserve">0.81, 1.19</w:t>
+            </w:r>
+          </w:p>
+        </w:tc>
+        <w:tc>
+          <w:tcPr>
+            <w:tcBorders>
+              <w:bottom w:val="none" w:sz="0" w:space="0" w:color="000000"/>
+              <w:top w:val="none" w:sz="0" w:space="0" w:color="000000"/>
+              <w:left w:val="none" w:sz="0" w:space="0" w:color="000000"/>
+              <w:right w:val="none" w:sz="0" w:space="0" w:color="000000"/>
+            </w:tcBorders>
+            <w:shd w:val="clear" w:color="auto" w:fill="FFFFFF"/>
+            <w:tcMar>
+              <w:top w:w="0" w:type="dxa"/>
+              <w:bottom w:w="0" w:type="dxa"/>
+              <w:left w:w="0" w:type="dxa"/>
+              <w:right w:w="0" w:type="dxa"/>
+            </w:tcMar>
+            <w:vAlign w:val="top"/>
+          </w:tcPr>
+          <w:p>
+            <w:pPr>
+              <w:pStyle w:val="Normal"/>
+              <w:jc w:val="center"/>
+              <w:pBdr>
+                <w:bottom w:val="none" w:sz="0" w:space="0" w:color="000000"/>
+                <w:top w:val="none" w:sz="0" w:space="0" w:color="000000"/>
+                <w:left w:val="none" w:sz="0" w:space="0" w:color="000000"/>
+                <w:right w:val="none" w:sz="0" w:space="0" w:color="000000"/>
+              </w:pBdr>
+              <w:spacing w:after="100" w:before="100" w:line="240"/>
+              <w:ind w:left="100" w:right="100" w:firstLine="0" w:firstLineChars="0"/>
+              <w:rPr>
+                <w:rFonts w:ascii="Helvetica" w:hAnsi="Helvetica" w:eastAsia="Helvetica" w:cs="Helvetica"/>
+                <w:i w:val="false"/>
+                <w:b w:val="false"/>
+                <w:u w:val="none"/>
+                <w:sz w:val="22"/>
+                <w:szCs w:val="22"/>
+                <w:color w:val="000000"/>
+              </w:rPr>
+            </w:pPr>
+            <w:r>
+              <w:rPr>
+                <w:rFonts w:ascii="Helvetica" w:hAnsi="Helvetica" w:eastAsia="Helvetica" w:cs="Helvetica"/>
+                <w:i w:val="false"/>
+                <w:b w:val="false"/>
+                <w:u w:val="none"/>
+                <w:sz w:val="22"/>
+                <w:szCs w:val="22"/>
+                <w:color w:val="000000"/>
+              </w:rPr>
+              <w:t xml:space="preserve">0.840</w:t>
             </w:r>
           </w:p>
         </w:tc>
@@ -5933,113 +5933,113 @@
                 <w:szCs w:val="22"/>
                 <w:color w:val="000000"/>
               </w:rPr>
-              <w:t xml:space="preserve">1.21</w:t>
-            </w:r>
-          </w:p>
-        </w:tc>
-        <w:tc>
-          <w:tcPr>
-            <w:tcBorders>
-              <w:bottom w:val="none" w:sz="0" w:space="0" w:color="000000"/>
-              <w:top w:val="none" w:sz="0" w:space="0" w:color="000000"/>
-              <w:left w:val="none" w:sz="0" w:space="0" w:color="000000"/>
-              <w:right w:val="none" w:sz="0" w:space="0" w:color="000000"/>
-            </w:tcBorders>
-            <w:shd w:val="clear" w:color="auto" w:fill="FFFFFF"/>
-            <w:tcMar>
-              <w:top w:w="0" w:type="dxa"/>
-              <w:bottom w:w="0" w:type="dxa"/>
-              <w:left w:w="0" w:type="dxa"/>
-              <w:right w:w="0" w:type="dxa"/>
-            </w:tcMar>
-            <w:vAlign w:val="top"/>
-          </w:tcPr>
-          <w:p>
-            <w:pPr>
-              <w:pStyle w:val="Normal"/>
-              <w:jc w:val="center"/>
-              <w:pBdr>
-                <w:bottom w:val="none" w:sz="0" w:space="0" w:color="000000"/>
-                <w:top w:val="none" w:sz="0" w:space="0" w:color="000000"/>
-                <w:left w:val="none" w:sz="0" w:space="0" w:color="000000"/>
-                <w:right w:val="none" w:sz="0" w:space="0" w:color="000000"/>
-              </w:pBdr>
-              <w:spacing w:after="100" w:before="100" w:line="240"/>
-              <w:ind w:left="100" w:right="100" w:firstLine="0" w:firstLineChars="0"/>
-              <w:rPr>
-                <w:rFonts w:ascii="Helvetica" w:hAnsi="Helvetica" w:eastAsia="Helvetica" w:cs="Helvetica"/>
-                <w:i w:val="false"/>
-                <w:b w:val="false"/>
-                <w:u w:val="none"/>
-                <w:sz w:val="22"/>
-                <w:szCs w:val="22"/>
-                <w:color w:val="000000"/>
-              </w:rPr>
-            </w:pPr>
-            <w:r>
-              <w:rPr>
-                <w:rFonts w:ascii="Helvetica" w:hAnsi="Helvetica" w:eastAsia="Helvetica" w:cs="Helvetica"/>
-                <w:i w:val="false"/>
-                <w:b w:val="false"/>
-                <w:u w:val="none"/>
-                <w:sz w:val="22"/>
-                <w:szCs w:val="22"/>
-                <w:color w:val="000000"/>
-              </w:rPr>
-              <w:t xml:space="preserve">0.51, 2.88</w:t>
-            </w:r>
-          </w:p>
-        </w:tc>
-        <w:tc>
-          <w:tcPr>
-            <w:tcBorders>
-              <w:bottom w:val="none" w:sz="0" w:space="0" w:color="000000"/>
-              <w:top w:val="none" w:sz="0" w:space="0" w:color="000000"/>
-              <w:left w:val="none" w:sz="0" w:space="0" w:color="000000"/>
-              <w:right w:val="none" w:sz="0" w:space="0" w:color="000000"/>
-            </w:tcBorders>
-            <w:shd w:val="clear" w:color="auto" w:fill="FFFFFF"/>
-            <w:tcMar>
-              <w:top w:w="0" w:type="dxa"/>
-              <w:bottom w:w="0" w:type="dxa"/>
-              <w:left w:w="0" w:type="dxa"/>
-              <w:right w:w="0" w:type="dxa"/>
-            </w:tcMar>
-            <w:vAlign w:val="top"/>
-          </w:tcPr>
-          <w:p>
-            <w:pPr>
-              <w:pStyle w:val="Normal"/>
-              <w:jc w:val="center"/>
-              <w:pBdr>
-                <w:bottom w:val="none" w:sz="0" w:space="0" w:color="000000"/>
-                <w:top w:val="none" w:sz="0" w:space="0" w:color="000000"/>
-                <w:left w:val="none" w:sz="0" w:space="0" w:color="000000"/>
-                <w:right w:val="none" w:sz="0" w:space="0" w:color="000000"/>
-              </w:pBdr>
-              <w:spacing w:after="100" w:before="100" w:line="240"/>
-              <w:ind w:left="100" w:right="100" w:firstLine="0" w:firstLineChars="0"/>
-              <w:rPr>
-                <w:rFonts w:ascii="Helvetica" w:hAnsi="Helvetica" w:eastAsia="Helvetica" w:cs="Helvetica"/>
-                <w:i w:val="false"/>
-                <w:b w:val="false"/>
-                <w:u w:val="none"/>
-                <w:sz w:val="22"/>
-                <w:szCs w:val="22"/>
-                <w:color w:val="000000"/>
-              </w:rPr>
-            </w:pPr>
-            <w:r>
-              <w:rPr>
-                <w:rFonts w:ascii="Helvetica" w:hAnsi="Helvetica" w:eastAsia="Helvetica" w:cs="Helvetica"/>
-                <w:i w:val="false"/>
-                <w:b w:val="false"/>
-                <w:u w:val="none"/>
-                <w:sz w:val="22"/>
-                <w:szCs w:val="22"/>
-                <w:color w:val="000000"/>
-              </w:rPr>
-              <w:t xml:space="preserve">0.660</w:t>
+              <w:t xml:space="preserve">1.32</w:t>
+            </w:r>
+          </w:p>
+        </w:tc>
+        <w:tc>
+          <w:tcPr>
+            <w:tcBorders>
+              <w:bottom w:val="none" w:sz="0" w:space="0" w:color="000000"/>
+              <w:top w:val="none" w:sz="0" w:space="0" w:color="000000"/>
+              <w:left w:val="none" w:sz="0" w:space="0" w:color="000000"/>
+              <w:right w:val="none" w:sz="0" w:space="0" w:color="000000"/>
+            </w:tcBorders>
+            <w:shd w:val="clear" w:color="auto" w:fill="FFFFFF"/>
+            <w:tcMar>
+              <w:top w:w="0" w:type="dxa"/>
+              <w:bottom w:w="0" w:type="dxa"/>
+              <w:left w:w="0" w:type="dxa"/>
+              <w:right w:w="0" w:type="dxa"/>
+            </w:tcMar>
+            <w:vAlign w:val="top"/>
+          </w:tcPr>
+          <w:p>
+            <w:pPr>
+              <w:pStyle w:val="Normal"/>
+              <w:jc w:val="center"/>
+              <w:pBdr>
+                <w:bottom w:val="none" w:sz="0" w:space="0" w:color="000000"/>
+                <w:top w:val="none" w:sz="0" w:space="0" w:color="000000"/>
+                <w:left w:val="none" w:sz="0" w:space="0" w:color="000000"/>
+                <w:right w:val="none" w:sz="0" w:space="0" w:color="000000"/>
+              </w:pBdr>
+              <w:spacing w:after="100" w:before="100" w:line="240"/>
+              <w:ind w:left="100" w:right="100" w:firstLine="0" w:firstLineChars="0"/>
+              <w:rPr>
+                <w:rFonts w:ascii="Helvetica" w:hAnsi="Helvetica" w:eastAsia="Helvetica" w:cs="Helvetica"/>
+                <w:i w:val="false"/>
+                <w:b w:val="false"/>
+                <w:u w:val="none"/>
+                <w:sz w:val="22"/>
+                <w:szCs w:val="22"/>
+                <w:color w:val="000000"/>
+              </w:rPr>
+            </w:pPr>
+            <w:r>
+              <w:rPr>
+                <w:rFonts w:ascii="Helvetica" w:hAnsi="Helvetica" w:eastAsia="Helvetica" w:cs="Helvetica"/>
+                <w:i w:val="false"/>
+                <w:b w:val="false"/>
+                <w:u w:val="none"/>
+                <w:sz w:val="22"/>
+                <w:szCs w:val="22"/>
+                <w:color w:val="000000"/>
+              </w:rPr>
+              <w:t xml:space="preserve">0.52, 3.31</w:t>
+            </w:r>
+          </w:p>
+        </w:tc>
+        <w:tc>
+          <w:tcPr>
+            <w:tcBorders>
+              <w:bottom w:val="none" w:sz="0" w:space="0" w:color="000000"/>
+              <w:top w:val="none" w:sz="0" w:space="0" w:color="000000"/>
+              <w:left w:val="none" w:sz="0" w:space="0" w:color="000000"/>
+              <w:right w:val="none" w:sz="0" w:space="0" w:color="000000"/>
+            </w:tcBorders>
+            <w:shd w:val="clear" w:color="auto" w:fill="FFFFFF"/>
+            <w:tcMar>
+              <w:top w:w="0" w:type="dxa"/>
+              <w:bottom w:w="0" w:type="dxa"/>
+              <w:left w:w="0" w:type="dxa"/>
+              <w:right w:w="0" w:type="dxa"/>
+            </w:tcMar>
+            <w:vAlign w:val="top"/>
+          </w:tcPr>
+          <w:p>
+            <w:pPr>
+              <w:pStyle w:val="Normal"/>
+              <w:jc w:val="center"/>
+              <w:pBdr>
+                <w:bottom w:val="none" w:sz="0" w:space="0" w:color="000000"/>
+                <w:top w:val="none" w:sz="0" w:space="0" w:color="000000"/>
+                <w:left w:val="none" w:sz="0" w:space="0" w:color="000000"/>
+                <w:right w:val="none" w:sz="0" w:space="0" w:color="000000"/>
+              </w:pBdr>
+              <w:spacing w:after="100" w:before="100" w:line="240"/>
+              <w:ind w:left="100" w:right="100" w:firstLine="0" w:firstLineChars="0"/>
+              <w:rPr>
+                <w:rFonts w:ascii="Helvetica" w:hAnsi="Helvetica" w:eastAsia="Helvetica" w:cs="Helvetica"/>
+                <w:i w:val="false"/>
+                <w:b w:val="false"/>
+                <w:u w:val="none"/>
+                <w:sz w:val="22"/>
+                <w:szCs w:val="22"/>
+                <w:color w:val="000000"/>
+              </w:rPr>
+            </w:pPr>
+            <w:r>
+              <w:rPr>
+                <w:rFonts w:ascii="Helvetica" w:hAnsi="Helvetica" w:eastAsia="Helvetica" w:cs="Helvetica"/>
+                <w:i w:val="false"/>
+                <w:b w:val="false"/>
+                <w:u w:val="none"/>
+                <w:sz w:val="22"/>
+                <w:szCs w:val="22"/>
+                <w:color w:val="000000"/>
+              </w:rPr>
+              <w:t xml:space="preserve">0.560</w:t>
             </w:r>
           </w:p>
         </w:tc>
@@ -7382,113 +7382,113 @@
                 <w:szCs w:val="22"/>
                 <w:color w:val="000000"/>
               </w:rPr>
-              <w:t xml:space="preserve">0.11</w:t>
-            </w:r>
-          </w:p>
-        </w:tc>
-        <w:tc>
-          <w:tcPr>
-            <w:tcBorders>
-              <w:bottom w:val="none" w:sz="0" w:space="0" w:color="000000"/>
-              <w:top w:val="none" w:sz="0" w:space="0" w:color="000000"/>
-              <w:left w:val="none" w:sz="0" w:space="0" w:color="000000"/>
-              <w:right w:val="none" w:sz="0" w:space="0" w:color="000000"/>
-            </w:tcBorders>
-            <w:shd w:val="clear" w:color="auto" w:fill="FFFFFF"/>
-            <w:tcMar>
-              <w:top w:w="0" w:type="dxa"/>
-              <w:bottom w:w="0" w:type="dxa"/>
-              <w:left w:w="0" w:type="dxa"/>
-              <w:right w:w="0" w:type="dxa"/>
-            </w:tcMar>
-            <w:vAlign w:val="top"/>
-          </w:tcPr>
-          <w:p>
-            <w:pPr>
-              <w:pStyle w:val="Normal"/>
-              <w:jc w:val="center"/>
-              <w:pBdr>
-                <w:bottom w:val="none" w:sz="0" w:space="0" w:color="000000"/>
-                <w:top w:val="none" w:sz="0" w:space="0" w:color="000000"/>
-                <w:left w:val="none" w:sz="0" w:space="0" w:color="000000"/>
-                <w:right w:val="none" w:sz="0" w:space="0" w:color="000000"/>
-              </w:pBdr>
-              <w:spacing w:after="100" w:before="100" w:line="240"/>
-              <w:ind w:left="100" w:right="100" w:firstLine="0" w:firstLineChars="0"/>
-              <w:rPr>
-                <w:rFonts w:ascii="Helvetica" w:hAnsi="Helvetica" w:eastAsia="Helvetica" w:cs="Helvetica"/>
-                <w:i w:val="false"/>
-                <w:b w:val="false"/>
-                <w:u w:val="none"/>
-                <w:sz w:val="22"/>
-                <w:szCs w:val="22"/>
-                <w:color w:val="000000"/>
-              </w:rPr>
-            </w:pPr>
-            <w:r>
-              <w:rPr>
-                <w:rFonts w:ascii="Helvetica" w:hAnsi="Helvetica" w:eastAsia="Helvetica" w:cs="Helvetica"/>
-                <w:i w:val="false"/>
-                <w:b w:val="false"/>
-                <w:u w:val="none"/>
-                <w:sz w:val="22"/>
-                <w:szCs w:val="22"/>
-                <w:color w:val="000000"/>
-              </w:rPr>
-              <w:t xml:space="preserve">0.01, 2.09</w:t>
-            </w:r>
-          </w:p>
-        </w:tc>
-        <w:tc>
-          <w:tcPr>
-            <w:tcBorders>
-              <w:bottom w:val="none" w:sz="0" w:space="0" w:color="000000"/>
-              <w:top w:val="none" w:sz="0" w:space="0" w:color="000000"/>
-              <w:left w:val="none" w:sz="0" w:space="0" w:color="000000"/>
-              <w:right w:val="none" w:sz="0" w:space="0" w:color="000000"/>
-            </w:tcBorders>
-            <w:shd w:val="clear" w:color="auto" w:fill="FFFFFF"/>
-            <w:tcMar>
-              <w:top w:w="0" w:type="dxa"/>
-              <w:bottom w:w="0" w:type="dxa"/>
-              <w:left w:w="0" w:type="dxa"/>
-              <w:right w:w="0" w:type="dxa"/>
-            </w:tcMar>
-            <w:vAlign w:val="top"/>
-          </w:tcPr>
-          <w:p>
-            <w:pPr>
-              <w:pStyle w:val="Normal"/>
-              <w:jc w:val="center"/>
-              <w:pBdr>
-                <w:bottom w:val="none" w:sz="0" w:space="0" w:color="000000"/>
-                <w:top w:val="none" w:sz="0" w:space="0" w:color="000000"/>
-                <w:left w:val="none" w:sz="0" w:space="0" w:color="000000"/>
-                <w:right w:val="none" w:sz="0" w:space="0" w:color="000000"/>
-              </w:pBdr>
-              <w:spacing w:after="100" w:before="100" w:line="240"/>
-              <w:ind w:left="100" w:right="100" w:firstLine="0" w:firstLineChars="0"/>
-              <w:rPr>
-                <w:rFonts w:ascii="Helvetica" w:hAnsi="Helvetica" w:eastAsia="Helvetica" w:cs="Helvetica"/>
-                <w:i w:val="false"/>
-                <w:b w:val="false"/>
-                <w:u w:val="none"/>
-                <w:sz w:val="22"/>
-                <w:szCs w:val="22"/>
-                <w:color w:val="000000"/>
-              </w:rPr>
-            </w:pPr>
-            <w:r>
-              <w:rPr>
-                <w:rFonts w:ascii="Helvetica" w:hAnsi="Helvetica" w:eastAsia="Helvetica" w:cs="Helvetica"/>
-                <w:i w:val="false"/>
-                <w:b w:val="false"/>
-                <w:u w:val="none"/>
-                <w:sz w:val="22"/>
-                <w:szCs w:val="22"/>
-                <w:color w:val="000000"/>
-              </w:rPr>
-              <w:t xml:space="preserve">0.140</w:t>
+              <w:t xml:space="preserve">0.16</w:t>
+            </w:r>
+          </w:p>
+        </w:tc>
+        <w:tc>
+          <w:tcPr>
+            <w:tcBorders>
+              <w:bottom w:val="none" w:sz="0" w:space="0" w:color="000000"/>
+              <w:top w:val="none" w:sz="0" w:space="0" w:color="000000"/>
+              <w:left w:val="none" w:sz="0" w:space="0" w:color="000000"/>
+              <w:right w:val="none" w:sz="0" w:space="0" w:color="000000"/>
+            </w:tcBorders>
+            <w:shd w:val="clear" w:color="auto" w:fill="FFFFFF"/>
+            <w:tcMar>
+              <w:top w:w="0" w:type="dxa"/>
+              <w:bottom w:w="0" w:type="dxa"/>
+              <w:left w:w="0" w:type="dxa"/>
+              <w:right w:w="0" w:type="dxa"/>
+            </w:tcMar>
+            <w:vAlign w:val="top"/>
+          </w:tcPr>
+          <w:p>
+            <w:pPr>
+              <w:pStyle w:val="Normal"/>
+              <w:jc w:val="center"/>
+              <w:pBdr>
+                <w:bottom w:val="none" w:sz="0" w:space="0" w:color="000000"/>
+                <w:top w:val="none" w:sz="0" w:space="0" w:color="000000"/>
+                <w:left w:val="none" w:sz="0" w:space="0" w:color="000000"/>
+                <w:right w:val="none" w:sz="0" w:space="0" w:color="000000"/>
+              </w:pBdr>
+              <w:spacing w:after="100" w:before="100" w:line="240"/>
+              <w:ind w:left="100" w:right="100" w:firstLine="0" w:firstLineChars="0"/>
+              <w:rPr>
+                <w:rFonts w:ascii="Helvetica" w:hAnsi="Helvetica" w:eastAsia="Helvetica" w:cs="Helvetica"/>
+                <w:i w:val="false"/>
+                <w:b w:val="false"/>
+                <w:u w:val="none"/>
+                <w:sz w:val="22"/>
+                <w:szCs w:val="22"/>
+                <w:color w:val="000000"/>
+              </w:rPr>
+            </w:pPr>
+            <w:r>
+              <w:rPr>
+                <w:rFonts w:ascii="Helvetica" w:hAnsi="Helvetica" w:eastAsia="Helvetica" w:cs="Helvetica"/>
+                <w:i w:val="false"/>
+                <w:b w:val="false"/>
+                <w:u w:val="none"/>
+                <w:sz w:val="22"/>
+                <w:szCs w:val="22"/>
+                <w:color w:val="000000"/>
+              </w:rPr>
+              <w:t xml:space="preserve">0.01, 3.35</w:t>
+            </w:r>
+          </w:p>
+        </w:tc>
+        <w:tc>
+          <w:tcPr>
+            <w:tcBorders>
+              <w:bottom w:val="none" w:sz="0" w:space="0" w:color="000000"/>
+              <w:top w:val="none" w:sz="0" w:space="0" w:color="000000"/>
+              <w:left w:val="none" w:sz="0" w:space="0" w:color="000000"/>
+              <w:right w:val="none" w:sz="0" w:space="0" w:color="000000"/>
+            </w:tcBorders>
+            <w:shd w:val="clear" w:color="auto" w:fill="FFFFFF"/>
+            <w:tcMar>
+              <w:top w:w="0" w:type="dxa"/>
+              <w:bottom w:w="0" w:type="dxa"/>
+              <w:left w:w="0" w:type="dxa"/>
+              <w:right w:w="0" w:type="dxa"/>
+            </w:tcMar>
+            <w:vAlign w:val="top"/>
+          </w:tcPr>
+          <w:p>
+            <w:pPr>
+              <w:pStyle w:val="Normal"/>
+              <w:jc w:val="center"/>
+              <w:pBdr>
+                <w:bottom w:val="none" w:sz="0" w:space="0" w:color="000000"/>
+                <w:top w:val="none" w:sz="0" w:space="0" w:color="000000"/>
+                <w:left w:val="none" w:sz="0" w:space="0" w:color="000000"/>
+                <w:right w:val="none" w:sz="0" w:space="0" w:color="000000"/>
+              </w:pBdr>
+              <w:spacing w:after="100" w:before="100" w:line="240"/>
+              <w:ind w:left="100" w:right="100" w:firstLine="0" w:firstLineChars="0"/>
+              <w:rPr>
+                <w:rFonts w:ascii="Helvetica" w:hAnsi="Helvetica" w:eastAsia="Helvetica" w:cs="Helvetica"/>
+                <w:i w:val="false"/>
+                <w:b w:val="false"/>
+                <w:u w:val="none"/>
+                <w:sz w:val="22"/>
+                <w:szCs w:val="22"/>
+                <w:color w:val="000000"/>
+              </w:rPr>
+            </w:pPr>
+            <w:r>
+              <w:rPr>
+                <w:rFonts w:ascii="Helvetica" w:hAnsi="Helvetica" w:eastAsia="Helvetica" w:cs="Helvetica"/>
+                <w:i w:val="false"/>
+                <w:b w:val="false"/>
+                <w:u w:val="none"/>
+                <w:sz w:val="22"/>
+                <w:szCs w:val="22"/>
+                <w:color w:val="000000"/>
+              </w:rPr>
+              <w:t xml:space="preserve">0.240</w:t>
             </w:r>
           </w:p>
         </w:tc>
@@ -7865,113 +7865,113 @@
                 <w:szCs w:val="22"/>
                 <w:color w:val="000000"/>
               </w:rPr>
-              <w:t xml:space="preserve">1.70</w:t>
-            </w:r>
-          </w:p>
-        </w:tc>
-        <w:tc>
-          <w:tcPr>
-            <w:tcBorders>
-              <w:bottom w:val="none" w:sz="0" w:space="0" w:color="000000"/>
-              <w:top w:val="none" w:sz="0" w:space="0" w:color="000000"/>
-              <w:left w:val="none" w:sz="0" w:space="0" w:color="000000"/>
-              <w:right w:val="none" w:sz="0" w:space="0" w:color="000000"/>
-            </w:tcBorders>
-            <w:shd w:val="clear" w:color="auto" w:fill="FFFFFF"/>
-            <w:tcMar>
-              <w:top w:w="0" w:type="dxa"/>
-              <w:bottom w:w="0" w:type="dxa"/>
-              <w:left w:w="0" w:type="dxa"/>
-              <w:right w:w="0" w:type="dxa"/>
-            </w:tcMar>
-            <w:vAlign w:val="top"/>
-          </w:tcPr>
-          <w:p>
-            <w:pPr>
-              <w:pStyle w:val="Normal"/>
-              <w:jc w:val="center"/>
-              <w:pBdr>
-                <w:bottom w:val="none" w:sz="0" w:space="0" w:color="000000"/>
-                <w:top w:val="none" w:sz="0" w:space="0" w:color="000000"/>
-                <w:left w:val="none" w:sz="0" w:space="0" w:color="000000"/>
-                <w:right w:val="none" w:sz="0" w:space="0" w:color="000000"/>
-              </w:pBdr>
-              <w:spacing w:after="100" w:before="100" w:line="240"/>
-              <w:ind w:left="100" w:right="100" w:firstLine="0" w:firstLineChars="0"/>
-              <w:rPr>
-                <w:rFonts w:ascii="Helvetica" w:hAnsi="Helvetica" w:eastAsia="Helvetica" w:cs="Helvetica"/>
-                <w:i w:val="false"/>
-                <w:b w:val="false"/>
-                <w:u w:val="none"/>
-                <w:sz w:val="22"/>
-                <w:szCs w:val="22"/>
-                <w:color w:val="000000"/>
-              </w:rPr>
-            </w:pPr>
-            <w:r>
-              <w:rPr>
-                <w:rFonts w:ascii="Helvetica" w:hAnsi="Helvetica" w:eastAsia="Helvetica" w:cs="Helvetica"/>
-                <w:i w:val="false"/>
-                <w:b w:val="false"/>
-                <w:u w:val="none"/>
-                <w:sz w:val="22"/>
-                <w:szCs w:val="22"/>
-                <w:color w:val="000000"/>
-              </w:rPr>
-              <w:t xml:space="preserve">0.14, 20.3</w:t>
-            </w:r>
-          </w:p>
-        </w:tc>
-        <w:tc>
-          <w:tcPr>
-            <w:tcBorders>
-              <w:bottom w:val="none" w:sz="0" w:space="0" w:color="000000"/>
-              <w:top w:val="none" w:sz="0" w:space="0" w:color="000000"/>
-              <w:left w:val="none" w:sz="0" w:space="0" w:color="000000"/>
-              <w:right w:val="none" w:sz="0" w:space="0" w:color="000000"/>
-            </w:tcBorders>
-            <w:shd w:val="clear" w:color="auto" w:fill="FFFFFF"/>
-            <w:tcMar>
-              <w:top w:w="0" w:type="dxa"/>
-              <w:bottom w:w="0" w:type="dxa"/>
-              <w:left w:w="0" w:type="dxa"/>
-              <w:right w:w="0" w:type="dxa"/>
-            </w:tcMar>
-            <w:vAlign w:val="top"/>
-          </w:tcPr>
-          <w:p>
-            <w:pPr>
-              <w:pStyle w:val="Normal"/>
-              <w:jc w:val="center"/>
-              <w:pBdr>
-                <w:bottom w:val="none" w:sz="0" w:space="0" w:color="000000"/>
-                <w:top w:val="none" w:sz="0" w:space="0" w:color="000000"/>
-                <w:left w:val="none" w:sz="0" w:space="0" w:color="000000"/>
-                <w:right w:val="none" w:sz="0" w:space="0" w:color="000000"/>
-              </w:pBdr>
-              <w:spacing w:after="100" w:before="100" w:line="240"/>
-              <w:ind w:left="100" w:right="100" w:firstLine="0" w:firstLineChars="0"/>
-              <w:rPr>
-                <w:rFonts w:ascii="Helvetica" w:hAnsi="Helvetica" w:eastAsia="Helvetica" w:cs="Helvetica"/>
-                <w:i w:val="false"/>
-                <w:b w:val="false"/>
-                <w:u w:val="none"/>
-                <w:sz w:val="22"/>
-                <w:szCs w:val="22"/>
-                <w:color w:val="000000"/>
-              </w:rPr>
-            </w:pPr>
-            <w:r>
-              <w:rPr>
-                <w:rFonts w:ascii="Helvetica" w:hAnsi="Helvetica" w:eastAsia="Helvetica" w:cs="Helvetica"/>
-                <w:i w:val="false"/>
-                <w:b w:val="false"/>
-                <w:u w:val="none"/>
-                <w:sz w:val="22"/>
-                <w:szCs w:val="22"/>
-                <w:color w:val="000000"/>
-              </w:rPr>
-              <w:t xml:space="preserve">0.680</w:t>
+              <w:t xml:space="preserve">1.76</w:t>
+            </w:r>
+          </w:p>
+        </w:tc>
+        <w:tc>
+          <w:tcPr>
+            <w:tcBorders>
+              <w:bottom w:val="none" w:sz="0" w:space="0" w:color="000000"/>
+              <w:top w:val="none" w:sz="0" w:space="0" w:color="000000"/>
+              <w:left w:val="none" w:sz="0" w:space="0" w:color="000000"/>
+              <w:right w:val="none" w:sz="0" w:space="0" w:color="000000"/>
+            </w:tcBorders>
+            <w:shd w:val="clear" w:color="auto" w:fill="FFFFFF"/>
+            <w:tcMar>
+              <w:top w:w="0" w:type="dxa"/>
+              <w:bottom w:w="0" w:type="dxa"/>
+              <w:left w:w="0" w:type="dxa"/>
+              <w:right w:w="0" w:type="dxa"/>
+            </w:tcMar>
+            <w:vAlign w:val="top"/>
+          </w:tcPr>
+          <w:p>
+            <w:pPr>
+              <w:pStyle w:val="Normal"/>
+              <w:jc w:val="center"/>
+              <w:pBdr>
+                <w:bottom w:val="none" w:sz="0" w:space="0" w:color="000000"/>
+                <w:top w:val="none" w:sz="0" w:space="0" w:color="000000"/>
+                <w:left w:val="none" w:sz="0" w:space="0" w:color="000000"/>
+                <w:right w:val="none" w:sz="0" w:space="0" w:color="000000"/>
+              </w:pBdr>
+              <w:spacing w:after="100" w:before="100" w:line="240"/>
+              <w:ind w:left="100" w:right="100" w:firstLine="0" w:firstLineChars="0"/>
+              <w:rPr>
+                <w:rFonts w:ascii="Helvetica" w:hAnsi="Helvetica" w:eastAsia="Helvetica" w:cs="Helvetica"/>
+                <w:i w:val="false"/>
+                <w:b w:val="false"/>
+                <w:u w:val="none"/>
+                <w:sz w:val="22"/>
+                <w:szCs w:val="22"/>
+                <w:color w:val="000000"/>
+              </w:rPr>
+            </w:pPr>
+            <w:r>
+              <w:rPr>
+                <w:rFonts w:ascii="Helvetica" w:hAnsi="Helvetica" w:eastAsia="Helvetica" w:cs="Helvetica"/>
+                <w:i w:val="false"/>
+                <w:b w:val="false"/>
+                <w:u w:val="none"/>
+                <w:sz w:val="22"/>
+                <w:szCs w:val="22"/>
+                <w:color w:val="000000"/>
+              </w:rPr>
+              <w:t xml:space="preserve">0.13, 22.9</w:t>
+            </w:r>
+          </w:p>
+        </w:tc>
+        <w:tc>
+          <w:tcPr>
+            <w:tcBorders>
+              <w:bottom w:val="none" w:sz="0" w:space="0" w:color="000000"/>
+              <w:top w:val="none" w:sz="0" w:space="0" w:color="000000"/>
+              <w:left w:val="none" w:sz="0" w:space="0" w:color="000000"/>
+              <w:right w:val="none" w:sz="0" w:space="0" w:color="000000"/>
+            </w:tcBorders>
+            <w:shd w:val="clear" w:color="auto" w:fill="FFFFFF"/>
+            <w:tcMar>
+              <w:top w:w="0" w:type="dxa"/>
+              <w:bottom w:w="0" w:type="dxa"/>
+              <w:left w:w="0" w:type="dxa"/>
+              <w:right w:w="0" w:type="dxa"/>
+            </w:tcMar>
+            <w:vAlign w:val="top"/>
+          </w:tcPr>
+          <w:p>
+            <w:pPr>
+              <w:pStyle w:val="Normal"/>
+              <w:jc w:val="center"/>
+              <w:pBdr>
+                <w:bottom w:val="none" w:sz="0" w:space="0" w:color="000000"/>
+                <w:top w:val="none" w:sz="0" w:space="0" w:color="000000"/>
+                <w:left w:val="none" w:sz="0" w:space="0" w:color="000000"/>
+                <w:right w:val="none" w:sz="0" w:space="0" w:color="000000"/>
+              </w:pBdr>
+              <w:spacing w:after="100" w:before="100" w:line="240"/>
+              <w:ind w:left="100" w:right="100" w:firstLine="0" w:firstLineChars="0"/>
+              <w:rPr>
+                <w:rFonts w:ascii="Helvetica" w:hAnsi="Helvetica" w:eastAsia="Helvetica" w:cs="Helvetica"/>
+                <w:i w:val="false"/>
+                <w:b w:val="false"/>
+                <w:u w:val="none"/>
+                <w:sz w:val="22"/>
+                <w:szCs w:val="22"/>
+                <w:color w:val="000000"/>
+              </w:rPr>
+            </w:pPr>
+            <w:r>
+              <w:rPr>
+                <w:rFonts w:ascii="Helvetica" w:hAnsi="Helvetica" w:eastAsia="Helvetica" w:cs="Helvetica"/>
+                <w:i w:val="false"/>
+                <w:b w:val="false"/>
+                <w:u w:val="none"/>
+                <w:sz w:val="22"/>
+                <w:szCs w:val="22"/>
+                <w:color w:val="000000"/>
+              </w:rPr>
+              <w:t xml:space="preserve">0.670</w:t>
             </w:r>
           </w:p>
         </w:tc>
@@ -8348,113 +8348,113 @@
                 <w:szCs w:val="22"/>
                 <w:color w:val="000000"/>
               </w:rPr>
-              <w:t xml:space="preserve">0.17</w:t>
-            </w:r>
-          </w:p>
-        </w:tc>
-        <w:tc>
-          <w:tcPr>
-            <w:tcBorders>
-              <w:bottom w:val="none" w:sz="0" w:space="0" w:color="000000"/>
-              <w:top w:val="none" w:sz="0" w:space="0" w:color="000000"/>
-              <w:left w:val="none" w:sz="0" w:space="0" w:color="000000"/>
-              <w:right w:val="none" w:sz="0" w:space="0" w:color="000000"/>
-            </w:tcBorders>
-            <w:shd w:val="clear" w:color="auto" w:fill="FFFFFF"/>
-            <w:tcMar>
-              <w:top w:w="0" w:type="dxa"/>
-              <w:bottom w:w="0" w:type="dxa"/>
-              <w:left w:w="0" w:type="dxa"/>
-              <w:right w:w="0" w:type="dxa"/>
-            </w:tcMar>
-            <w:vAlign w:val="top"/>
-          </w:tcPr>
-          <w:p>
-            <w:pPr>
-              <w:pStyle w:val="Normal"/>
-              <w:jc w:val="center"/>
-              <w:pBdr>
-                <w:bottom w:val="none" w:sz="0" w:space="0" w:color="000000"/>
-                <w:top w:val="none" w:sz="0" w:space="0" w:color="000000"/>
-                <w:left w:val="none" w:sz="0" w:space="0" w:color="000000"/>
-                <w:right w:val="none" w:sz="0" w:space="0" w:color="000000"/>
-              </w:pBdr>
-              <w:spacing w:after="100" w:before="100" w:line="240"/>
-              <w:ind w:left="100" w:right="100" w:firstLine="0" w:firstLineChars="0"/>
-              <w:rPr>
-                <w:rFonts w:ascii="Helvetica" w:hAnsi="Helvetica" w:eastAsia="Helvetica" w:cs="Helvetica"/>
-                <w:i w:val="false"/>
-                <w:b w:val="false"/>
-                <w:u w:val="none"/>
-                <w:sz w:val="22"/>
-                <w:szCs w:val="22"/>
-                <w:color w:val="000000"/>
-              </w:rPr>
-            </w:pPr>
-            <w:r>
-              <w:rPr>
-                <w:rFonts w:ascii="Helvetica" w:hAnsi="Helvetica" w:eastAsia="Helvetica" w:cs="Helvetica"/>
-                <w:i w:val="false"/>
-                <w:b w:val="false"/>
-                <w:u w:val="none"/>
-                <w:sz w:val="22"/>
-                <w:szCs w:val="22"/>
-                <w:color w:val="000000"/>
-              </w:rPr>
-              <w:t xml:space="preserve">0.01, 2.60</w:t>
-            </w:r>
-          </w:p>
-        </w:tc>
-        <w:tc>
-          <w:tcPr>
-            <w:tcBorders>
-              <w:bottom w:val="none" w:sz="0" w:space="0" w:color="000000"/>
-              <w:top w:val="none" w:sz="0" w:space="0" w:color="000000"/>
-              <w:left w:val="none" w:sz="0" w:space="0" w:color="000000"/>
-              <w:right w:val="none" w:sz="0" w:space="0" w:color="000000"/>
-            </w:tcBorders>
-            <w:shd w:val="clear" w:color="auto" w:fill="FFFFFF"/>
-            <w:tcMar>
-              <w:top w:w="0" w:type="dxa"/>
-              <w:bottom w:w="0" w:type="dxa"/>
-              <w:left w:w="0" w:type="dxa"/>
-              <w:right w:w="0" w:type="dxa"/>
-            </w:tcMar>
-            <w:vAlign w:val="top"/>
-          </w:tcPr>
-          <w:p>
-            <w:pPr>
-              <w:pStyle w:val="Normal"/>
-              <w:jc w:val="center"/>
-              <w:pBdr>
-                <w:bottom w:val="none" w:sz="0" w:space="0" w:color="000000"/>
-                <w:top w:val="none" w:sz="0" w:space="0" w:color="000000"/>
-                <w:left w:val="none" w:sz="0" w:space="0" w:color="000000"/>
-                <w:right w:val="none" w:sz="0" w:space="0" w:color="000000"/>
-              </w:pBdr>
-              <w:spacing w:after="100" w:before="100" w:line="240"/>
-              <w:ind w:left="100" w:right="100" w:firstLine="0" w:firstLineChars="0"/>
-              <w:rPr>
-                <w:rFonts w:ascii="Helvetica" w:hAnsi="Helvetica" w:eastAsia="Helvetica" w:cs="Helvetica"/>
-                <w:i w:val="false"/>
-                <w:b w:val="false"/>
-                <w:u w:val="none"/>
-                <w:sz w:val="22"/>
-                <w:szCs w:val="22"/>
-                <w:color w:val="000000"/>
-              </w:rPr>
-            </w:pPr>
-            <w:r>
-              <w:rPr>
-                <w:rFonts w:ascii="Helvetica" w:hAnsi="Helvetica" w:eastAsia="Helvetica" w:cs="Helvetica"/>
-                <w:i w:val="false"/>
-                <w:b w:val="false"/>
-                <w:u w:val="none"/>
-                <w:sz w:val="22"/>
-                <w:szCs w:val="22"/>
-                <w:color w:val="000000"/>
-              </w:rPr>
-              <w:t xml:space="preserve">0.200</w:t>
+              <w:t xml:space="preserve">0.16</w:t>
+            </w:r>
+          </w:p>
+        </w:tc>
+        <w:tc>
+          <w:tcPr>
+            <w:tcBorders>
+              <w:bottom w:val="none" w:sz="0" w:space="0" w:color="000000"/>
+              <w:top w:val="none" w:sz="0" w:space="0" w:color="000000"/>
+              <w:left w:val="none" w:sz="0" w:space="0" w:color="000000"/>
+              <w:right w:val="none" w:sz="0" w:space="0" w:color="000000"/>
+            </w:tcBorders>
+            <w:shd w:val="clear" w:color="auto" w:fill="FFFFFF"/>
+            <w:tcMar>
+              <w:top w:w="0" w:type="dxa"/>
+              <w:bottom w:w="0" w:type="dxa"/>
+              <w:left w:w="0" w:type="dxa"/>
+              <w:right w:w="0" w:type="dxa"/>
+            </w:tcMar>
+            <w:vAlign w:val="top"/>
+          </w:tcPr>
+          <w:p>
+            <w:pPr>
+              <w:pStyle w:val="Normal"/>
+              <w:jc w:val="center"/>
+              <w:pBdr>
+                <w:bottom w:val="none" w:sz="0" w:space="0" w:color="000000"/>
+                <w:top w:val="none" w:sz="0" w:space="0" w:color="000000"/>
+                <w:left w:val="none" w:sz="0" w:space="0" w:color="000000"/>
+                <w:right w:val="none" w:sz="0" w:space="0" w:color="000000"/>
+              </w:pBdr>
+              <w:spacing w:after="100" w:before="100" w:line="240"/>
+              <w:ind w:left="100" w:right="100" w:firstLine="0" w:firstLineChars="0"/>
+              <w:rPr>
+                <w:rFonts w:ascii="Helvetica" w:hAnsi="Helvetica" w:eastAsia="Helvetica" w:cs="Helvetica"/>
+                <w:i w:val="false"/>
+                <w:b w:val="false"/>
+                <w:u w:val="none"/>
+                <w:sz w:val="22"/>
+                <w:szCs w:val="22"/>
+                <w:color w:val="000000"/>
+              </w:rPr>
+            </w:pPr>
+            <w:r>
+              <w:rPr>
+                <w:rFonts w:ascii="Helvetica" w:hAnsi="Helvetica" w:eastAsia="Helvetica" w:cs="Helvetica"/>
+                <w:i w:val="false"/>
+                <w:b w:val="false"/>
+                <w:u w:val="none"/>
+                <w:sz w:val="22"/>
+                <w:szCs w:val="22"/>
+                <w:color w:val="000000"/>
+              </w:rPr>
+              <w:t xml:space="preserve">0.01, 2.80</w:t>
+            </w:r>
+          </w:p>
+        </w:tc>
+        <w:tc>
+          <w:tcPr>
+            <w:tcBorders>
+              <w:bottom w:val="none" w:sz="0" w:space="0" w:color="000000"/>
+              <w:top w:val="none" w:sz="0" w:space="0" w:color="000000"/>
+              <w:left w:val="none" w:sz="0" w:space="0" w:color="000000"/>
+              <w:right w:val="none" w:sz="0" w:space="0" w:color="000000"/>
+            </w:tcBorders>
+            <w:shd w:val="clear" w:color="auto" w:fill="FFFFFF"/>
+            <w:tcMar>
+              <w:top w:w="0" w:type="dxa"/>
+              <w:bottom w:w="0" w:type="dxa"/>
+              <w:left w:w="0" w:type="dxa"/>
+              <w:right w:w="0" w:type="dxa"/>
+            </w:tcMar>
+            <w:vAlign w:val="top"/>
+          </w:tcPr>
+          <w:p>
+            <w:pPr>
+              <w:pStyle w:val="Normal"/>
+              <w:jc w:val="center"/>
+              <w:pBdr>
+                <w:bottom w:val="none" w:sz="0" w:space="0" w:color="000000"/>
+                <w:top w:val="none" w:sz="0" w:space="0" w:color="000000"/>
+                <w:left w:val="none" w:sz="0" w:space="0" w:color="000000"/>
+                <w:right w:val="none" w:sz="0" w:space="0" w:color="000000"/>
+              </w:pBdr>
+              <w:spacing w:after="100" w:before="100" w:line="240"/>
+              <w:ind w:left="100" w:right="100" w:firstLine="0" w:firstLineChars="0"/>
+              <w:rPr>
+                <w:rFonts w:ascii="Helvetica" w:hAnsi="Helvetica" w:eastAsia="Helvetica" w:cs="Helvetica"/>
+                <w:i w:val="false"/>
+                <w:b w:val="false"/>
+                <w:u w:val="none"/>
+                <w:sz w:val="22"/>
+                <w:szCs w:val="22"/>
+                <w:color w:val="000000"/>
+              </w:rPr>
+            </w:pPr>
+            <w:r>
+              <w:rPr>
+                <w:rFonts w:ascii="Helvetica" w:hAnsi="Helvetica" w:eastAsia="Helvetica" w:cs="Helvetica"/>
+                <w:i w:val="false"/>
+                <w:b w:val="false"/>
+                <w:u w:val="none"/>
+                <w:sz w:val="22"/>
+                <w:szCs w:val="22"/>
+                <w:color w:val="000000"/>
+              </w:rPr>
+              <w:t xml:space="preserve">0.210</w:t>
             </w:r>
           </w:p>
         </w:tc>
@@ -8831,113 +8831,113 @@
                 <w:szCs w:val="22"/>
                 <w:color w:val="000000"/>
               </w:rPr>
-              <w:t xml:space="preserve">0.74</w:t>
-            </w:r>
-          </w:p>
-        </w:tc>
-        <w:tc>
-          <w:tcPr>
-            <w:tcBorders>
-              <w:bottom w:val="none" w:sz="0" w:space="0" w:color="000000"/>
-              <w:top w:val="none" w:sz="0" w:space="0" w:color="000000"/>
-              <w:left w:val="none" w:sz="0" w:space="0" w:color="000000"/>
-              <w:right w:val="none" w:sz="0" w:space="0" w:color="000000"/>
-            </w:tcBorders>
-            <w:shd w:val="clear" w:color="auto" w:fill="FFFFFF"/>
-            <w:tcMar>
-              <w:top w:w="0" w:type="dxa"/>
-              <w:bottom w:w="0" w:type="dxa"/>
-              <w:left w:w="0" w:type="dxa"/>
-              <w:right w:w="0" w:type="dxa"/>
-            </w:tcMar>
-            <w:vAlign w:val="top"/>
-          </w:tcPr>
-          <w:p>
-            <w:pPr>
-              <w:pStyle w:val="Normal"/>
-              <w:jc w:val="center"/>
-              <w:pBdr>
-                <w:bottom w:val="none" w:sz="0" w:space="0" w:color="000000"/>
-                <w:top w:val="none" w:sz="0" w:space="0" w:color="000000"/>
-                <w:left w:val="none" w:sz="0" w:space="0" w:color="000000"/>
-                <w:right w:val="none" w:sz="0" w:space="0" w:color="000000"/>
-              </w:pBdr>
-              <w:spacing w:after="100" w:before="100" w:line="240"/>
-              <w:ind w:left="100" w:right="100" w:firstLine="0" w:firstLineChars="0"/>
-              <w:rPr>
-                <w:rFonts w:ascii="Helvetica" w:hAnsi="Helvetica" w:eastAsia="Helvetica" w:cs="Helvetica"/>
-                <w:i w:val="false"/>
-                <w:b w:val="false"/>
-                <w:u w:val="none"/>
-                <w:sz w:val="22"/>
-                <w:szCs w:val="22"/>
-                <w:color w:val="000000"/>
-              </w:rPr>
-            </w:pPr>
-            <w:r>
-              <w:rPr>
-                <w:rFonts w:ascii="Helvetica" w:hAnsi="Helvetica" w:eastAsia="Helvetica" w:cs="Helvetica"/>
-                <w:i w:val="false"/>
-                <w:b w:val="false"/>
-                <w:u w:val="none"/>
-                <w:sz w:val="22"/>
-                <w:szCs w:val="22"/>
-                <w:color w:val="000000"/>
-              </w:rPr>
-              <w:t xml:space="preserve">0.09, 6.16</w:t>
-            </w:r>
-          </w:p>
-        </w:tc>
-        <w:tc>
-          <w:tcPr>
-            <w:tcBorders>
-              <w:bottom w:val="none" w:sz="0" w:space="0" w:color="000000"/>
-              <w:top w:val="none" w:sz="0" w:space="0" w:color="000000"/>
-              <w:left w:val="none" w:sz="0" w:space="0" w:color="000000"/>
-              <w:right w:val="none" w:sz="0" w:space="0" w:color="000000"/>
-            </w:tcBorders>
-            <w:shd w:val="clear" w:color="auto" w:fill="FFFFFF"/>
-            <w:tcMar>
-              <w:top w:w="0" w:type="dxa"/>
-              <w:bottom w:w="0" w:type="dxa"/>
-              <w:left w:w="0" w:type="dxa"/>
-              <w:right w:w="0" w:type="dxa"/>
-            </w:tcMar>
-            <w:vAlign w:val="top"/>
-          </w:tcPr>
-          <w:p>
-            <w:pPr>
-              <w:pStyle w:val="Normal"/>
-              <w:jc w:val="center"/>
-              <w:pBdr>
-                <w:bottom w:val="none" w:sz="0" w:space="0" w:color="000000"/>
-                <w:top w:val="none" w:sz="0" w:space="0" w:color="000000"/>
-                <w:left w:val="none" w:sz="0" w:space="0" w:color="000000"/>
-                <w:right w:val="none" w:sz="0" w:space="0" w:color="000000"/>
-              </w:pBdr>
-              <w:spacing w:after="100" w:before="100" w:line="240"/>
-              <w:ind w:left="100" w:right="100" w:firstLine="0" w:firstLineChars="0"/>
-              <w:rPr>
-                <w:rFonts w:ascii="Helvetica" w:hAnsi="Helvetica" w:eastAsia="Helvetica" w:cs="Helvetica"/>
-                <w:i w:val="false"/>
-                <w:b w:val="false"/>
-                <w:u w:val="none"/>
-                <w:sz w:val="22"/>
-                <w:szCs w:val="22"/>
-                <w:color w:val="000000"/>
-              </w:rPr>
-            </w:pPr>
-            <w:r>
-              <w:rPr>
-                <w:rFonts w:ascii="Helvetica" w:hAnsi="Helvetica" w:eastAsia="Helvetica" w:cs="Helvetica"/>
-                <w:i w:val="false"/>
-                <w:b w:val="false"/>
-                <w:u w:val="none"/>
-                <w:sz w:val="22"/>
-                <w:szCs w:val="22"/>
-                <w:color w:val="000000"/>
-              </w:rPr>
-              <w:t xml:space="preserve">0.780</w:t>
+              <w:t xml:space="preserve">0.68</w:t>
+            </w:r>
+          </w:p>
+        </w:tc>
+        <w:tc>
+          <w:tcPr>
+            <w:tcBorders>
+              <w:bottom w:val="none" w:sz="0" w:space="0" w:color="000000"/>
+              <w:top w:val="none" w:sz="0" w:space="0" w:color="000000"/>
+              <w:left w:val="none" w:sz="0" w:space="0" w:color="000000"/>
+              <w:right w:val="none" w:sz="0" w:space="0" w:color="000000"/>
+            </w:tcBorders>
+            <w:shd w:val="clear" w:color="auto" w:fill="FFFFFF"/>
+            <w:tcMar>
+              <w:top w:w="0" w:type="dxa"/>
+              <w:bottom w:w="0" w:type="dxa"/>
+              <w:left w:w="0" w:type="dxa"/>
+              <w:right w:w="0" w:type="dxa"/>
+            </w:tcMar>
+            <w:vAlign w:val="top"/>
+          </w:tcPr>
+          <w:p>
+            <w:pPr>
+              <w:pStyle w:val="Normal"/>
+              <w:jc w:val="center"/>
+              <w:pBdr>
+                <w:bottom w:val="none" w:sz="0" w:space="0" w:color="000000"/>
+                <w:top w:val="none" w:sz="0" w:space="0" w:color="000000"/>
+                <w:left w:val="none" w:sz="0" w:space="0" w:color="000000"/>
+                <w:right w:val="none" w:sz="0" w:space="0" w:color="000000"/>
+              </w:pBdr>
+              <w:spacing w:after="100" w:before="100" w:line="240"/>
+              <w:ind w:left="100" w:right="100" w:firstLine="0" w:firstLineChars="0"/>
+              <w:rPr>
+                <w:rFonts w:ascii="Helvetica" w:hAnsi="Helvetica" w:eastAsia="Helvetica" w:cs="Helvetica"/>
+                <w:i w:val="false"/>
+                <w:b w:val="false"/>
+                <w:u w:val="none"/>
+                <w:sz w:val="22"/>
+                <w:szCs w:val="22"/>
+                <w:color w:val="000000"/>
+              </w:rPr>
+            </w:pPr>
+            <w:r>
+              <w:rPr>
+                <w:rFonts w:ascii="Helvetica" w:hAnsi="Helvetica" w:eastAsia="Helvetica" w:cs="Helvetica"/>
+                <w:i w:val="false"/>
+                <w:b w:val="false"/>
+                <w:u w:val="none"/>
+                <w:sz w:val="22"/>
+                <w:szCs w:val="22"/>
+                <w:color w:val="000000"/>
+              </w:rPr>
+              <w:t xml:space="preserve">0.08, 5.48</w:t>
+            </w:r>
+          </w:p>
+        </w:tc>
+        <w:tc>
+          <w:tcPr>
+            <w:tcBorders>
+              <w:bottom w:val="none" w:sz="0" w:space="0" w:color="000000"/>
+              <w:top w:val="none" w:sz="0" w:space="0" w:color="000000"/>
+              <w:left w:val="none" w:sz="0" w:space="0" w:color="000000"/>
+              <w:right w:val="none" w:sz="0" w:space="0" w:color="000000"/>
+            </w:tcBorders>
+            <w:shd w:val="clear" w:color="auto" w:fill="FFFFFF"/>
+            <w:tcMar>
+              <w:top w:w="0" w:type="dxa"/>
+              <w:bottom w:w="0" w:type="dxa"/>
+              <w:left w:w="0" w:type="dxa"/>
+              <w:right w:w="0" w:type="dxa"/>
+            </w:tcMar>
+            <w:vAlign w:val="top"/>
+          </w:tcPr>
+          <w:p>
+            <w:pPr>
+              <w:pStyle w:val="Normal"/>
+              <w:jc w:val="center"/>
+              <w:pBdr>
+                <w:bottom w:val="none" w:sz="0" w:space="0" w:color="000000"/>
+                <w:top w:val="none" w:sz="0" w:space="0" w:color="000000"/>
+                <w:left w:val="none" w:sz="0" w:space="0" w:color="000000"/>
+                <w:right w:val="none" w:sz="0" w:space="0" w:color="000000"/>
+              </w:pBdr>
+              <w:spacing w:after="100" w:before="100" w:line="240"/>
+              <w:ind w:left="100" w:right="100" w:firstLine="0" w:firstLineChars="0"/>
+              <w:rPr>
+                <w:rFonts w:ascii="Helvetica" w:hAnsi="Helvetica" w:eastAsia="Helvetica" w:cs="Helvetica"/>
+                <w:i w:val="false"/>
+                <w:b w:val="false"/>
+                <w:u w:val="none"/>
+                <w:sz w:val="22"/>
+                <w:szCs w:val="22"/>
+                <w:color w:val="000000"/>
+              </w:rPr>
+            </w:pPr>
+            <w:r>
+              <w:rPr>
+                <w:rFonts w:ascii="Helvetica" w:hAnsi="Helvetica" w:eastAsia="Helvetica" w:cs="Helvetica"/>
+                <w:i w:val="false"/>
+                <w:b w:val="false"/>
+                <w:u w:val="none"/>
+                <w:sz w:val="22"/>
+                <w:szCs w:val="22"/>
+                <w:color w:val="000000"/>
+              </w:rPr>
+              <w:t xml:space="preserve">0.720</w:t>
             </w:r>
           </w:p>
         </w:tc>
@@ -9314,113 +9314,113 @@
                 <w:szCs w:val="22"/>
                 <w:color w:val="000000"/>
               </w:rPr>
-              <w:t xml:space="preserve">0.27</w:t>
-            </w:r>
-          </w:p>
-        </w:tc>
-        <w:tc>
-          <w:tcPr>
-            <w:tcBorders>
-              <w:bottom w:val="none" w:sz="0" w:space="0" w:color="000000"/>
-              <w:top w:val="none" w:sz="0" w:space="0" w:color="000000"/>
-              <w:left w:val="none" w:sz="0" w:space="0" w:color="000000"/>
-              <w:right w:val="none" w:sz="0" w:space="0" w:color="000000"/>
-            </w:tcBorders>
-            <w:shd w:val="clear" w:color="auto" w:fill="FFFFFF"/>
-            <w:tcMar>
-              <w:top w:w="0" w:type="dxa"/>
-              <w:bottom w:w="0" w:type="dxa"/>
-              <w:left w:w="0" w:type="dxa"/>
-              <w:right w:w="0" w:type="dxa"/>
-            </w:tcMar>
-            <w:vAlign w:val="top"/>
-          </w:tcPr>
-          <w:p>
-            <w:pPr>
-              <w:pStyle w:val="Normal"/>
-              <w:jc w:val="center"/>
-              <w:pBdr>
-                <w:bottom w:val="none" w:sz="0" w:space="0" w:color="000000"/>
-                <w:top w:val="none" w:sz="0" w:space="0" w:color="000000"/>
-                <w:left w:val="none" w:sz="0" w:space="0" w:color="000000"/>
-                <w:right w:val="none" w:sz="0" w:space="0" w:color="000000"/>
-              </w:pBdr>
-              <w:spacing w:after="100" w:before="100" w:line="240"/>
-              <w:ind w:left="100" w:right="100" w:firstLine="0" w:firstLineChars="0"/>
-              <w:rPr>
-                <w:rFonts w:ascii="Helvetica" w:hAnsi="Helvetica" w:eastAsia="Helvetica" w:cs="Helvetica"/>
-                <w:i w:val="false"/>
-                <w:b w:val="false"/>
-                <w:u w:val="none"/>
-                <w:sz w:val="22"/>
-                <w:szCs w:val="22"/>
-                <w:color w:val="000000"/>
-              </w:rPr>
-            </w:pPr>
-            <w:r>
-              <w:rPr>
-                <w:rFonts w:ascii="Helvetica" w:hAnsi="Helvetica" w:eastAsia="Helvetica" w:cs="Helvetica"/>
-                <w:i w:val="false"/>
-                <w:b w:val="false"/>
-                <w:u w:val="none"/>
-                <w:sz w:val="22"/>
-                <w:szCs w:val="22"/>
-                <w:color w:val="000000"/>
-              </w:rPr>
-              <w:t xml:space="preserve">0.01, 7.12</w:t>
-            </w:r>
-          </w:p>
-        </w:tc>
-        <w:tc>
-          <w:tcPr>
-            <w:tcBorders>
-              <w:bottom w:val="none" w:sz="0" w:space="0" w:color="000000"/>
-              <w:top w:val="none" w:sz="0" w:space="0" w:color="000000"/>
-              <w:left w:val="none" w:sz="0" w:space="0" w:color="000000"/>
-              <w:right w:val="none" w:sz="0" w:space="0" w:color="000000"/>
-            </w:tcBorders>
-            <w:shd w:val="clear" w:color="auto" w:fill="FFFFFF"/>
-            <w:tcMar>
-              <w:top w:w="0" w:type="dxa"/>
-              <w:bottom w:w="0" w:type="dxa"/>
-              <w:left w:w="0" w:type="dxa"/>
-              <w:right w:w="0" w:type="dxa"/>
-            </w:tcMar>
-            <w:vAlign w:val="top"/>
-          </w:tcPr>
-          <w:p>
-            <w:pPr>
-              <w:pStyle w:val="Normal"/>
-              <w:jc w:val="center"/>
-              <w:pBdr>
-                <w:bottom w:val="none" w:sz="0" w:space="0" w:color="000000"/>
-                <w:top w:val="none" w:sz="0" w:space="0" w:color="000000"/>
-                <w:left w:val="none" w:sz="0" w:space="0" w:color="000000"/>
-                <w:right w:val="none" w:sz="0" w:space="0" w:color="000000"/>
-              </w:pBdr>
-              <w:spacing w:after="100" w:before="100" w:line="240"/>
-              <w:ind w:left="100" w:right="100" w:firstLine="0" w:firstLineChars="0"/>
-              <w:rPr>
-                <w:rFonts w:ascii="Helvetica" w:hAnsi="Helvetica" w:eastAsia="Helvetica" w:cs="Helvetica"/>
-                <w:i w:val="false"/>
-                <w:b w:val="false"/>
-                <w:u w:val="none"/>
-                <w:sz w:val="22"/>
-                <w:szCs w:val="22"/>
-                <w:color w:val="000000"/>
-              </w:rPr>
-            </w:pPr>
-            <w:r>
-              <w:rPr>
-                <w:rFonts w:ascii="Helvetica" w:hAnsi="Helvetica" w:eastAsia="Helvetica" w:cs="Helvetica"/>
-                <w:i w:val="false"/>
-                <w:b w:val="false"/>
-                <w:u w:val="none"/>
-                <w:sz w:val="22"/>
-                <w:szCs w:val="22"/>
-                <w:color w:val="000000"/>
-              </w:rPr>
-              <w:t xml:space="preserve">0.440</w:t>
+              <w:t xml:space="preserve">0.31</w:t>
+            </w:r>
+          </w:p>
+        </w:tc>
+        <w:tc>
+          <w:tcPr>
+            <w:tcBorders>
+              <w:bottom w:val="none" w:sz="0" w:space="0" w:color="000000"/>
+              <w:top w:val="none" w:sz="0" w:space="0" w:color="000000"/>
+              <w:left w:val="none" w:sz="0" w:space="0" w:color="000000"/>
+              <w:right w:val="none" w:sz="0" w:space="0" w:color="000000"/>
+            </w:tcBorders>
+            <w:shd w:val="clear" w:color="auto" w:fill="FFFFFF"/>
+            <w:tcMar>
+              <w:top w:w="0" w:type="dxa"/>
+              <w:bottom w:w="0" w:type="dxa"/>
+              <w:left w:w="0" w:type="dxa"/>
+              <w:right w:w="0" w:type="dxa"/>
+            </w:tcMar>
+            <w:vAlign w:val="top"/>
+          </w:tcPr>
+          <w:p>
+            <w:pPr>
+              <w:pStyle w:val="Normal"/>
+              <w:jc w:val="center"/>
+              <w:pBdr>
+                <w:bottom w:val="none" w:sz="0" w:space="0" w:color="000000"/>
+                <w:top w:val="none" w:sz="0" w:space="0" w:color="000000"/>
+                <w:left w:val="none" w:sz="0" w:space="0" w:color="000000"/>
+                <w:right w:val="none" w:sz="0" w:space="0" w:color="000000"/>
+              </w:pBdr>
+              <w:spacing w:after="100" w:before="100" w:line="240"/>
+              <w:ind w:left="100" w:right="100" w:firstLine="0" w:firstLineChars="0"/>
+              <w:rPr>
+                <w:rFonts w:ascii="Helvetica" w:hAnsi="Helvetica" w:eastAsia="Helvetica" w:cs="Helvetica"/>
+                <w:i w:val="false"/>
+                <w:b w:val="false"/>
+                <w:u w:val="none"/>
+                <w:sz w:val="22"/>
+                <w:szCs w:val="22"/>
+                <w:color w:val="000000"/>
+              </w:rPr>
+            </w:pPr>
+            <w:r>
+              <w:rPr>
+                <w:rFonts w:ascii="Helvetica" w:hAnsi="Helvetica" w:eastAsia="Helvetica" w:cs="Helvetica"/>
+                <w:i w:val="false"/>
+                <w:b w:val="false"/>
+                <w:u w:val="none"/>
+                <w:sz w:val="22"/>
+                <w:szCs w:val="22"/>
+                <w:color w:val="000000"/>
+              </w:rPr>
+              <w:t xml:space="preserve">0.01, 8.57</w:t>
+            </w:r>
+          </w:p>
+        </w:tc>
+        <w:tc>
+          <w:tcPr>
+            <w:tcBorders>
+              <w:bottom w:val="none" w:sz="0" w:space="0" w:color="000000"/>
+              <w:top w:val="none" w:sz="0" w:space="0" w:color="000000"/>
+              <w:left w:val="none" w:sz="0" w:space="0" w:color="000000"/>
+              <w:right w:val="none" w:sz="0" w:space="0" w:color="000000"/>
+            </w:tcBorders>
+            <w:shd w:val="clear" w:color="auto" w:fill="FFFFFF"/>
+            <w:tcMar>
+              <w:top w:w="0" w:type="dxa"/>
+              <w:bottom w:w="0" w:type="dxa"/>
+              <w:left w:w="0" w:type="dxa"/>
+              <w:right w:w="0" w:type="dxa"/>
+            </w:tcMar>
+            <w:vAlign w:val="top"/>
+          </w:tcPr>
+          <w:p>
+            <w:pPr>
+              <w:pStyle w:val="Normal"/>
+              <w:jc w:val="center"/>
+              <w:pBdr>
+                <w:bottom w:val="none" w:sz="0" w:space="0" w:color="000000"/>
+                <w:top w:val="none" w:sz="0" w:space="0" w:color="000000"/>
+                <w:left w:val="none" w:sz="0" w:space="0" w:color="000000"/>
+                <w:right w:val="none" w:sz="0" w:space="0" w:color="000000"/>
+              </w:pBdr>
+              <w:spacing w:after="100" w:before="100" w:line="240"/>
+              <w:ind w:left="100" w:right="100" w:firstLine="0" w:firstLineChars="0"/>
+              <w:rPr>
+                <w:rFonts w:ascii="Helvetica" w:hAnsi="Helvetica" w:eastAsia="Helvetica" w:cs="Helvetica"/>
+                <w:i w:val="false"/>
+                <w:b w:val="false"/>
+                <w:u w:val="none"/>
+                <w:sz w:val="22"/>
+                <w:szCs w:val="22"/>
+                <w:color w:val="000000"/>
+              </w:rPr>
+            </w:pPr>
+            <w:r>
+              <w:rPr>
+                <w:rFonts w:ascii="Helvetica" w:hAnsi="Helvetica" w:eastAsia="Helvetica" w:cs="Helvetica"/>
+                <w:i w:val="false"/>
+                <w:b w:val="false"/>
+                <w:u w:val="none"/>
+                <w:sz w:val="22"/>
+                <w:szCs w:val="22"/>
+                <w:color w:val="000000"/>
+              </w:rPr>
+              <w:t xml:space="preserve">0.490</w:t>
             </w:r>
           </w:p>
         </w:tc>
@@ -11246,113 +11246,113 @@
                 <w:szCs w:val="22"/>
                 <w:color w:val="000000"/>
               </w:rPr>
-              <w:t xml:space="preserve">1.54</w:t>
-            </w:r>
-          </w:p>
-        </w:tc>
-        <w:tc>
-          <w:tcPr>
-            <w:tcBorders>
-              <w:bottom w:val="none" w:sz="0" w:space="0" w:color="000000"/>
-              <w:top w:val="none" w:sz="0" w:space="0" w:color="000000"/>
-              <w:left w:val="none" w:sz="0" w:space="0" w:color="000000"/>
-              <w:right w:val="none" w:sz="0" w:space="0" w:color="000000"/>
-            </w:tcBorders>
-            <w:shd w:val="clear" w:color="auto" w:fill="FFFFFF"/>
-            <w:tcMar>
-              <w:top w:w="0" w:type="dxa"/>
-              <w:bottom w:w="0" w:type="dxa"/>
-              <w:left w:w="0" w:type="dxa"/>
-              <w:right w:w="0" w:type="dxa"/>
-            </w:tcMar>
-            <w:vAlign w:val="top"/>
-          </w:tcPr>
-          <w:p>
-            <w:pPr>
-              <w:pStyle w:val="Normal"/>
-              <w:jc w:val="center"/>
-              <w:pBdr>
-                <w:bottom w:val="none" w:sz="0" w:space="0" w:color="000000"/>
-                <w:top w:val="none" w:sz="0" w:space="0" w:color="000000"/>
-                <w:left w:val="none" w:sz="0" w:space="0" w:color="000000"/>
-                <w:right w:val="none" w:sz="0" w:space="0" w:color="000000"/>
-              </w:pBdr>
-              <w:spacing w:after="100" w:before="100" w:line="240"/>
-              <w:ind w:left="100" w:right="100" w:firstLine="0" w:firstLineChars="0"/>
-              <w:rPr>
-                <w:rFonts w:ascii="Helvetica" w:hAnsi="Helvetica" w:eastAsia="Helvetica" w:cs="Helvetica"/>
-                <w:i w:val="false"/>
-                <w:b w:val="false"/>
-                <w:u w:val="none"/>
-                <w:sz w:val="22"/>
-                <w:szCs w:val="22"/>
-                <w:color w:val="000000"/>
-              </w:rPr>
-            </w:pPr>
-            <w:r>
-              <w:rPr>
-                <w:rFonts w:ascii="Helvetica" w:hAnsi="Helvetica" w:eastAsia="Helvetica" w:cs="Helvetica"/>
-                <w:i w:val="false"/>
-                <w:b w:val="false"/>
-                <w:u w:val="none"/>
-                <w:sz w:val="22"/>
-                <w:szCs w:val="22"/>
-                <w:color w:val="000000"/>
-              </w:rPr>
-              <w:t xml:space="preserve">0.43, 5.51</w:t>
-            </w:r>
-          </w:p>
-        </w:tc>
-        <w:tc>
-          <w:tcPr>
-            <w:tcBorders>
-              <w:bottom w:val="none" w:sz="0" w:space="0" w:color="000000"/>
-              <w:top w:val="none" w:sz="0" w:space="0" w:color="000000"/>
-              <w:left w:val="none" w:sz="0" w:space="0" w:color="000000"/>
-              <w:right w:val="none" w:sz="0" w:space="0" w:color="000000"/>
-            </w:tcBorders>
-            <w:shd w:val="clear" w:color="auto" w:fill="FFFFFF"/>
-            <w:tcMar>
-              <w:top w:w="0" w:type="dxa"/>
-              <w:bottom w:w="0" w:type="dxa"/>
-              <w:left w:w="0" w:type="dxa"/>
-              <w:right w:w="0" w:type="dxa"/>
-            </w:tcMar>
-            <w:vAlign w:val="top"/>
-          </w:tcPr>
-          <w:p>
-            <w:pPr>
-              <w:pStyle w:val="Normal"/>
-              <w:jc w:val="center"/>
-              <w:pBdr>
-                <w:bottom w:val="none" w:sz="0" w:space="0" w:color="000000"/>
-                <w:top w:val="none" w:sz="0" w:space="0" w:color="000000"/>
-                <w:left w:val="none" w:sz="0" w:space="0" w:color="000000"/>
-                <w:right w:val="none" w:sz="0" w:space="0" w:color="000000"/>
-              </w:pBdr>
-              <w:spacing w:after="100" w:before="100" w:line="240"/>
-              <w:ind w:left="100" w:right="100" w:firstLine="0" w:firstLineChars="0"/>
-              <w:rPr>
-                <w:rFonts w:ascii="Helvetica" w:hAnsi="Helvetica" w:eastAsia="Helvetica" w:cs="Helvetica"/>
-                <w:i w:val="false"/>
-                <w:b w:val="false"/>
-                <w:u w:val="none"/>
-                <w:sz w:val="22"/>
-                <w:szCs w:val="22"/>
-                <w:color w:val="000000"/>
-              </w:rPr>
-            </w:pPr>
-            <w:r>
-              <w:rPr>
-                <w:rFonts w:ascii="Helvetica" w:hAnsi="Helvetica" w:eastAsia="Helvetica" w:cs="Helvetica"/>
-                <w:i w:val="false"/>
-                <w:b w:val="false"/>
-                <w:u w:val="none"/>
-                <w:sz w:val="22"/>
-                <w:szCs w:val="22"/>
-                <w:color w:val="000000"/>
-              </w:rPr>
-              <w:t xml:space="preserve">0.500</w:t>
+              <w:t xml:space="preserve">1.67</w:t>
+            </w:r>
+          </w:p>
+        </w:tc>
+        <w:tc>
+          <w:tcPr>
+            <w:tcBorders>
+              <w:bottom w:val="none" w:sz="0" w:space="0" w:color="000000"/>
+              <w:top w:val="none" w:sz="0" w:space="0" w:color="000000"/>
+              <w:left w:val="none" w:sz="0" w:space="0" w:color="000000"/>
+              <w:right w:val="none" w:sz="0" w:space="0" w:color="000000"/>
+            </w:tcBorders>
+            <w:shd w:val="clear" w:color="auto" w:fill="FFFFFF"/>
+            <w:tcMar>
+              <w:top w:w="0" w:type="dxa"/>
+              <w:bottom w:w="0" w:type="dxa"/>
+              <w:left w:w="0" w:type="dxa"/>
+              <w:right w:w="0" w:type="dxa"/>
+            </w:tcMar>
+            <w:vAlign w:val="top"/>
+          </w:tcPr>
+          <w:p>
+            <w:pPr>
+              <w:pStyle w:val="Normal"/>
+              <w:jc w:val="center"/>
+              <w:pBdr>
+                <w:bottom w:val="none" w:sz="0" w:space="0" w:color="000000"/>
+                <w:top w:val="none" w:sz="0" w:space="0" w:color="000000"/>
+                <w:left w:val="none" w:sz="0" w:space="0" w:color="000000"/>
+                <w:right w:val="none" w:sz="0" w:space="0" w:color="000000"/>
+              </w:pBdr>
+              <w:spacing w:after="100" w:before="100" w:line="240"/>
+              <w:ind w:left="100" w:right="100" w:firstLine="0" w:firstLineChars="0"/>
+              <w:rPr>
+                <w:rFonts w:ascii="Helvetica" w:hAnsi="Helvetica" w:eastAsia="Helvetica" w:cs="Helvetica"/>
+                <w:i w:val="false"/>
+                <w:b w:val="false"/>
+                <w:u w:val="none"/>
+                <w:sz w:val="22"/>
+                <w:szCs w:val="22"/>
+                <w:color w:val="000000"/>
+              </w:rPr>
+            </w:pPr>
+            <w:r>
+              <w:rPr>
+                <w:rFonts w:ascii="Helvetica" w:hAnsi="Helvetica" w:eastAsia="Helvetica" w:cs="Helvetica"/>
+                <w:i w:val="false"/>
+                <w:b w:val="false"/>
+                <w:u w:val="none"/>
+                <w:sz w:val="22"/>
+                <w:szCs w:val="22"/>
+                <w:color w:val="000000"/>
+              </w:rPr>
+              <w:t xml:space="preserve">0.47, 5.89</w:t>
+            </w:r>
+          </w:p>
+        </w:tc>
+        <w:tc>
+          <w:tcPr>
+            <w:tcBorders>
+              <w:bottom w:val="none" w:sz="0" w:space="0" w:color="000000"/>
+              <w:top w:val="none" w:sz="0" w:space="0" w:color="000000"/>
+              <w:left w:val="none" w:sz="0" w:space="0" w:color="000000"/>
+              <w:right w:val="none" w:sz="0" w:space="0" w:color="000000"/>
+            </w:tcBorders>
+            <w:shd w:val="clear" w:color="auto" w:fill="FFFFFF"/>
+            <w:tcMar>
+              <w:top w:w="0" w:type="dxa"/>
+              <w:bottom w:w="0" w:type="dxa"/>
+              <w:left w:w="0" w:type="dxa"/>
+              <w:right w:w="0" w:type="dxa"/>
+            </w:tcMar>
+            <w:vAlign w:val="top"/>
+          </w:tcPr>
+          <w:p>
+            <w:pPr>
+              <w:pStyle w:val="Normal"/>
+              <w:jc w:val="center"/>
+              <w:pBdr>
+                <w:bottom w:val="none" w:sz="0" w:space="0" w:color="000000"/>
+                <w:top w:val="none" w:sz="0" w:space="0" w:color="000000"/>
+                <w:left w:val="none" w:sz="0" w:space="0" w:color="000000"/>
+                <w:right w:val="none" w:sz="0" w:space="0" w:color="000000"/>
+              </w:pBdr>
+              <w:spacing w:after="100" w:before="100" w:line="240"/>
+              <w:ind w:left="100" w:right="100" w:firstLine="0" w:firstLineChars="0"/>
+              <w:rPr>
+                <w:rFonts w:ascii="Helvetica" w:hAnsi="Helvetica" w:eastAsia="Helvetica" w:cs="Helvetica"/>
+                <w:i w:val="false"/>
+                <w:b w:val="false"/>
+                <w:u w:val="none"/>
+                <w:sz w:val="22"/>
+                <w:szCs w:val="22"/>
+                <w:color w:val="000000"/>
+              </w:rPr>
+            </w:pPr>
+            <w:r>
+              <w:rPr>
+                <w:rFonts w:ascii="Helvetica" w:hAnsi="Helvetica" w:eastAsia="Helvetica" w:cs="Helvetica"/>
+                <w:i w:val="false"/>
+                <w:b w:val="false"/>
+                <w:u w:val="none"/>
+                <w:sz w:val="22"/>
+                <w:szCs w:val="22"/>
+                <w:color w:val="000000"/>
+              </w:rPr>
+              <w:t xml:space="preserve">0.430</w:t>
             </w:r>
           </w:p>
         </w:tc>
@@ -12695,113 +12695,113 @@
                 <w:szCs w:val="22"/>
                 <w:color w:val="000000"/>
               </w:rPr>
-              <w:t xml:space="preserve">3.62</w:t>
-            </w:r>
-          </w:p>
-        </w:tc>
-        <w:tc>
-          <w:tcPr>
-            <w:tcBorders>
-              <w:bottom w:val="none" w:sz="0" w:space="0" w:color="000000"/>
-              <w:top w:val="none" w:sz="0" w:space="0" w:color="000000"/>
-              <w:left w:val="none" w:sz="0" w:space="0" w:color="000000"/>
-              <w:right w:val="none" w:sz="0" w:space="0" w:color="000000"/>
-            </w:tcBorders>
-            <w:shd w:val="clear" w:color="auto" w:fill="FFFFFF"/>
-            <w:tcMar>
-              <w:top w:w="0" w:type="dxa"/>
-              <w:bottom w:w="0" w:type="dxa"/>
-              <w:left w:w="0" w:type="dxa"/>
-              <w:right w:w="0" w:type="dxa"/>
-            </w:tcMar>
-            <w:vAlign w:val="top"/>
-          </w:tcPr>
-          <w:p>
-            <w:pPr>
-              <w:pStyle w:val="Normal"/>
-              <w:jc w:val="center"/>
-              <w:pBdr>
-                <w:bottom w:val="none" w:sz="0" w:space="0" w:color="000000"/>
-                <w:top w:val="none" w:sz="0" w:space="0" w:color="000000"/>
-                <w:left w:val="none" w:sz="0" w:space="0" w:color="000000"/>
-                <w:right w:val="none" w:sz="0" w:space="0" w:color="000000"/>
-              </w:pBdr>
-              <w:spacing w:after="100" w:before="100" w:line="240"/>
-              <w:ind w:left="100" w:right="100" w:firstLine="0" w:firstLineChars="0"/>
-              <w:rPr>
-                <w:rFonts w:ascii="Helvetica" w:hAnsi="Helvetica" w:eastAsia="Helvetica" w:cs="Helvetica"/>
-                <w:i w:val="false"/>
-                <w:b w:val="false"/>
-                <w:u w:val="none"/>
-                <w:sz w:val="22"/>
-                <w:szCs w:val="22"/>
-                <w:color w:val="000000"/>
-              </w:rPr>
-            </w:pPr>
-            <w:r>
-              <w:rPr>
-                <w:rFonts w:ascii="Helvetica" w:hAnsi="Helvetica" w:eastAsia="Helvetica" w:cs="Helvetica"/>
-                <w:i w:val="false"/>
-                <w:b w:val="false"/>
-                <w:u w:val="none"/>
-                <w:sz w:val="22"/>
-                <w:szCs w:val="22"/>
-                <w:color w:val="000000"/>
-              </w:rPr>
-              <w:t xml:space="preserve">0.91, 14.4</w:t>
-            </w:r>
-          </w:p>
-        </w:tc>
-        <w:tc>
-          <w:tcPr>
-            <w:tcBorders>
-              <w:bottom w:val="none" w:sz="0" w:space="0" w:color="000000"/>
-              <w:top w:val="none" w:sz="0" w:space="0" w:color="000000"/>
-              <w:left w:val="none" w:sz="0" w:space="0" w:color="000000"/>
-              <w:right w:val="none" w:sz="0" w:space="0" w:color="000000"/>
-            </w:tcBorders>
-            <w:shd w:val="clear" w:color="auto" w:fill="FFFFFF"/>
-            <w:tcMar>
-              <w:top w:w="0" w:type="dxa"/>
-              <w:bottom w:w="0" w:type="dxa"/>
-              <w:left w:w="0" w:type="dxa"/>
-              <w:right w:w="0" w:type="dxa"/>
-            </w:tcMar>
-            <w:vAlign w:val="top"/>
-          </w:tcPr>
-          <w:p>
-            <w:pPr>
-              <w:pStyle w:val="Normal"/>
-              <w:jc w:val="center"/>
-              <w:pBdr>
-                <w:bottom w:val="none" w:sz="0" w:space="0" w:color="000000"/>
-                <w:top w:val="none" w:sz="0" w:space="0" w:color="000000"/>
-                <w:left w:val="none" w:sz="0" w:space="0" w:color="000000"/>
-                <w:right w:val="none" w:sz="0" w:space="0" w:color="000000"/>
-              </w:pBdr>
-              <w:spacing w:after="100" w:before="100" w:line="240"/>
-              <w:ind w:left="100" w:right="100" w:firstLine="0" w:firstLineChars="0"/>
-              <w:rPr>
-                <w:rFonts w:ascii="Helvetica" w:hAnsi="Helvetica" w:eastAsia="Helvetica" w:cs="Helvetica"/>
-                <w:i w:val="false"/>
-                <w:b w:val="false"/>
-                <w:u w:val="none"/>
-                <w:sz w:val="22"/>
-                <w:szCs w:val="22"/>
-                <w:color w:val="000000"/>
-              </w:rPr>
-            </w:pPr>
-            <w:r>
-              <w:rPr>
-                <w:rFonts w:ascii="Helvetica" w:hAnsi="Helvetica" w:eastAsia="Helvetica" w:cs="Helvetica"/>
-                <w:i w:val="false"/>
-                <w:b w:val="false"/>
-                <w:u w:val="none"/>
-                <w:sz w:val="22"/>
-                <w:szCs w:val="22"/>
-                <w:color w:val="000000"/>
-              </w:rPr>
-              <w:t xml:space="preserve">0.067</w:t>
+              <w:t xml:space="preserve">3.25</w:t>
+            </w:r>
+          </w:p>
+        </w:tc>
+        <w:tc>
+          <w:tcPr>
+            <w:tcBorders>
+              <w:bottom w:val="none" w:sz="0" w:space="0" w:color="000000"/>
+              <w:top w:val="none" w:sz="0" w:space="0" w:color="000000"/>
+              <w:left w:val="none" w:sz="0" w:space="0" w:color="000000"/>
+              <w:right w:val="none" w:sz="0" w:space="0" w:color="000000"/>
+            </w:tcBorders>
+            <w:shd w:val="clear" w:color="auto" w:fill="FFFFFF"/>
+            <w:tcMar>
+              <w:top w:w="0" w:type="dxa"/>
+              <w:bottom w:w="0" w:type="dxa"/>
+              <w:left w:w="0" w:type="dxa"/>
+              <w:right w:w="0" w:type="dxa"/>
+            </w:tcMar>
+            <w:vAlign w:val="top"/>
+          </w:tcPr>
+          <w:p>
+            <w:pPr>
+              <w:pStyle w:val="Normal"/>
+              <w:jc w:val="center"/>
+              <w:pBdr>
+                <w:bottom w:val="none" w:sz="0" w:space="0" w:color="000000"/>
+                <w:top w:val="none" w:sz="0" w:space="0" w:color="000000"/>
+                <w:left w:val="none" w:sz="0" w:space="0" w:color="000000"/>
+                <w:right w:val="none" w:sz="0" w:space="0" w:color="000000"/>
+              </w:pBdr>
+              <w:spacing w:after="100" w:before="100" w:line="240"/>
+              <w:ind w:left="100" w:right="100" w:firstLine="0" w:firstLineChars="0"/>
+              <w:rPr>
+                <w:rFonts w:ascii="Helvetica" w:hAnsi="Helvetica" w:eastAsia="Helvetica" w:cs="Helvetica"/>
+                <w:i w:val="false"/>
+                <w:b w:val="false"/>
+                <w:u w:val="none"/>
+                <w:sz w:val="22"/>
+                <w:szCs w:val="22"/>
+                <w:color w:val="000000"/>
+              </w:rPr>
+            </w:pPr>
+            <w:r>
+              <w:rPr>
+                <w:rFonts w:ascii="Helvetica" w:hAnsi="Helvetica" w:eastAsia="Helvetica" w:cs="Helvetica"/>
+                <w:i w:val="false"/>
+                <w:b w:val="false"/>
+                <w:u w:val="none"/>
+                <w:sz w:val="22"/>
+                <w:szCs w:val="22"/>
+                <w:color w:val="000000"/>
+              </w:rPr>
+              <w:t xml:space="preserve">0.78, 13.5</w:t>
+            </w:r>
+          </w:p>
+        </w:tc>
+        <w:tc>
+          <w:tcPr>
+            <w:tcBorders>
+              <w:bottom w:val="none" w:sz="0" w:space="0" w:color="000000"/>
+              <w:top w:val="none" w:sz="0" w:space="0" w:color="000000"/>
+              <w:left w:val="none" w:sz="0" w:space="0" w:color="000000"/>
+              <w:right w:val="none" w:sz="0" w:space="0" w:color="000000"/>
+            </w:tcBorders>
+            <w:shd w:val="clear" w:color="auto" w:fill="FFFFFF"/>
+            <w:tcMar>
+              <w:top w:w="0" w:type="dxa"/>
+              <w:bottom w:w="0" w:type="dxa"/>
+              <w:left w:w="0" w:type="dxa"/>
+              <w:right w:w="0" w:type="dxa"/>
+            </w:tcMar>
+            <w:vAlign w:val="top"/>
+          </w:tcPr>
+          <w:p>
+            <w:pPr>
+              <w:pStyle w:val="Normal"/>
+              <w:jc w:val="center"/>
+              <w:pBdr>
+                <w:bottom w:val="none" w:sz="0" w:space="0" w:color="000000"/>
+                <w:top w:val="none" w:sz="0" w:space="0" w:color="000000"/>
+                <w:left w:val="none" w:sz="0" w:space="0" w:color="000000"/>
+                <w:right w:val="none" w:sz="0" w:space="0" w:color="000000"/>
+              </w:pBdr>
+              <w:spacing w:after="100" w:before="100" w:line="240"/>
+              <w:ind w:left="100" w:right="100" w:firstLine="0" w:firstLineChars="0"/>
+              <w:rPr>
+                <w:rFonts w:ascii="Helvetica" w:hAnsi="Helvetica" w:eastAsia="Helvetica" w:cs="Helvetica"/>
+                <w:i w:val="false"/>
+                <w:b w:val="false"/>
+                <w:u w:val="none"/>
+                <w:sz w:val="22"/>
+                <w:szCs w:val="22"/>
+                <w:color w:val="000000"/>
+              </w:rPr>
+            </w:pPr>
+            <w:r>
+              <w:rPr>
+                <w:rFonts w:ascii="Helvetica" w:hAnsi="Helvetica" w:eastAsia="Helvetica" w:cs="Helvetica"/>
+                <w:i w:val="false"/>
+                <w:b w:val="false"/>
+                <w:u w:val="none"/>
+                <w:sz w:val="22"/>
+                <w:szCs w:val="22"/>
+                <w:color w:val="000000"/>
+              </w:rPr>
+              <w:t xml:space="preserve">0.100</w:t>
             </w:r>
           </w:p>
         </w:tc>
@@ -13231,67 +13231,67 @@
                 <w:szCs w:val="22"/>
                 <w:color w:val="000000"/>
               </w:rPr>
-              <w:t xml:space="preserve">0.11, 2.40</w:t>
-            </w:r>
-          </w:p>
-        </w:tc>
-        <w:tc>
-          <w:tcPr>
-            <w:tcBorders>
-              <w:bottom w:val="none" w:sz="0" w:space="0" w:color="000000"/>
-              <w:top w:val="none" w:sz="0" w:space="0" w:color="000000"/>
-              <w:left w:val="none" w:sz="0" w:space="0" w:color="000000"/>
-              <w:right w:val="none" w:sz="0" w:space="0" w:color="000000"/>
-            </w:tcBorders>
-            <w:shd w:val="clear" w:color="auto" w:fill="FFFFFF"/>
-            <w:tcMar>
-              <w:top w:w="0" w:type="dxa"/>
-              <w:bottom w:w="0" w:type="dxa"/>
-              <w:left w:w="0" w:type="dxa"/>
-              <w:right w:w="0" w:type="dxa"/>
-            </w:tcMar>
-            <w:vAlign w:val="top"/>
-          </w:tcPr>
-          <w:p>
-            <w:pPr>
-              <w:pStyle w:val="Normal"/>
-              <w:jc w:val="center"/>
-              <w:pBdr>
-                <w:bottom w:val="none" w:sz="0" w:space="0" w:color="000000"/>
-                <w:top w:val="none" w:sz="0" w:space="0" w:color="000000"/>
-                <w:left w:val="none" w:sz="0" w:space="0" w:color="000000"/>
-                <w:right w:val="none" w:sz="0" w:space="0" w:color="000000"/>
-              </w:pBdr>
-              <w:spacing w:after="100" w:before="100" w:line="240"/>
-              <w:ind w:left="100" w:right="100" w:firstLine="0" w:firstLineChars="0"/>
-              <w:rPr>
-                <w:rFonts w:ascii="Helvetica" w:hAnsi="Helvetica" w:eastAsia="Helvetica" w:cs="Helvetica"/>
-                <w:i w:val="false"/>
-                <w:b w:val="false"/>
-                <w:u w:val="none"/>
-                <w:sz w:val="22"/>
-                <w:szCs w:val="22"/>
-                <w:color w:val="000000"/>
-              </w:rPr>
-            </w:pPr>
-            <w:r>
-              <w:rPr>
-                <w:rFonts w:ascii="Helvetica" w:hAnsi="Helvetica" w:eastAsia="Helvetica" w:cs="Helvetica"/>
-                <w:i w:val="false"/>
-                <w:b w:val="false"/>
-                <w:u w:val="none"/>
-                <w:sz w:val="22"/>
-                <w:szCs w:val="22"/>
-                <w:color w:val="000000"/>
-              </w:rPr>
-              <w:t xml:space="preserve">0.390</w:t>
+              <w:t xml:space="preserve">0.11, 2.37</w:t>
+            </w:r>
+          </w:p>
+        </w:tc>
+        <w:tc>
+          <w:tcPr>
+            <w:tcBorders>
+              <w:bottom w:val="none" w:sz="0" w:space="0" w:color="000000"/>
+              <w:top w:val="none" w:sz="0" w:space="0" w:color="000000"/>
+              <w:left w:val="none" w:sz="0" w:space="0" w:color="000000"/>
+              <w:right w:val="none" w:sz="0" w:space="0" w:color="000000"/>
+            </w:tcBorders>
+            <w:shd w:val="clear" w:color="auto" w:fill="FFFFFF"/>
+            <w:tcMar>
+              <w:top w:w="0" w:type="dxa"/>
+              <w:bottom w:w="0" w:type="dxa"/>
+              <w:left w:w="0" w:type="dxa"/>
+              <w:right w:w="0" w:type="dxa"/>
+            </w:tcMar>
+            <w:vAlign w:val="top"/>
+          </w:tcPr>
+          <w:p>
+            <w:pPr>
+              <w:pStyle w:val="Normal"/>
+              <w:jc w:val="center"/>
+              <w:pBdr>
+                <w:bottom w:val="none" w:sz="0" w:space="0" w:color="000000"/>
+                <w:top w:val="none" w:sz="0" w:space="0" w:color="000000"/>
+                <w:left w:val="none" w:sz="0" w:space="0" w:color="000000"/>
+                <w:right w:val="none" w:sz="0" w:space="0" w:color="000000"/>
+              </w:pBdr>
+              <w:spacing w:after="100" w:before="100" w:line="240"/>
+              <w:ind w:left="100" w:right="100" w:firstLine="0" w:firstLineChars="0"/>
+              <w:rPr>
+                <w:rFonts w:ascii="Helvetica" w:hAnsi="Helvetica" w:eastAsia="Helvetica" w:cs="Helvetica"/>
+                <w:i w:val="false"/>
+                <w:b w:val="false"/>
+                <w:u w:val="none"/>
+                <w:sz w:val="22"/>
+                <w:szCs w:val="22"/>
+                <w:color w:val="000000"/>
+              </w:rPr>
+            </w:pPr>
+            <w:r>
+              <w:rPr>
+                <w:rFonts w:ascii="Helvetica" w:hAnsi="Helvetica" w:eastAsia="Helvetica" w:cs="Helvetica"/>
+                <w:i w:val="false"/>
+                <w:b w:val="false"/>
+                <w:u w:val="none"/>
+                <w:sz w:val="22"/>
+                <w:szCs w:val="22"/>
+                <w:color w:val="000000"/>
+              </w:rPr>
+              <w:t xml:space="preserve">0.380</w:t>
             </w:r>
           </w:p>
         </w:tc>
       </w:tr>
       <w:tr>
         <w:trPr>
-          <w:trHeight w:val="597" w:hRule="auto"/>
+          <w:trHeight w:val="598" w:hRule="auto"/>
         </w:trPr>
         body27
         <w:tc>
@@ -13661,113 +13661,113 @@
                 <w:szCs w:val="22"/>
                 <w:color w:val="000000"/>
               </w:rPr>
-              <w:t xml:space="preserve">1.22</w:t>
-            </w:r>
-          </w:p>
-        </w:tc>
-        <w:tc>
-          <w:tcPr>
-            <w:tcBorders>
-              <w:bottom w:val="none" w:sz="0" w:space="0" w:color="000000"/>
-              <w:top w:val="none" w:sz="0" w:space="0" w:color="000000"/>
-              <w:left w:val="none" w:sz="0" w:space="0" w:color="000000"/>
-              <w:right w:val="none" w:sz="0" w:space="0" w:color="000000"/>
-            </w:tcBorders>
-            <w:shd w:val="clear" w:color="auto" w:fill="FFFFFF"/>
-            <w:tcMar>
-              <w:top w:w="0" w:type="dxa"/>
-              <w:bottom w:w="0" w:type="dxa"/>
-              <w:left w:w="0" w:type="dxa"/>
-              <w:right w:w="0" w:type="dxa"/>
-            </w:tcMar>
-            <w:vAlign w:val="top"/>
-          </w:tcPr>
-          <w:p>
-            <w:pPr>
-              <w:pStyle w:val="Normal"/>
-              <w:jc w:val="center"/>
-              <w:pBdr>
-                <w:bottom w:val="none" w:sz="0" w:space="0" w:color="000000"/>
-                <w:top w:val="none" w:sz="0" w:space="0" w:color="000000"/>
-                <w:left w:val="none" w:sz="0" w:space="0" w:color="000000"/>
-                <w:right w:val="none" w:sz="0" w:space="0" w:color="000000"/>
-              </w:pBdr>
-              <w:spacing w:after="100" w:before="100" w:line="240"/>
-              <w:ind w:left="100" w:right="100" w:firstLine="0" w:firstLineChars="0"/>
-              <w:rPr>
-                <w:rFonts w:ascii="Helvetica" w:hAnsi="Helvetica" w:eastAsia="Helvetica" w:cs="Helvetica"/>
-                <w:i w:val="false"/>
-                <w:b w:val="false"/>
-                <w:u w:val="none"/>
-                <w:sz w:val="22"/>
-                <w:szCs w:val="22"/>
-                <w:color w:val="000000"/>
-              </w:rPr>
-            </w:pPr>
-            <w:r>
-              <w:rPr>
-                <w:rFonts w:ascii="Helvetica" w:hAnsi="Helvetica" w:eastAsia="Helvetica" w:cs="Helvetica"/>
-                <w:i w:val="false"/>
-                <w:b w:val="false"/>
-                <w:u w:val="none"/>
-                <w:sz w:val="22"/>
-                <w:szCs w:val="22"/>
-                <w:color w:val="000000"/>
-              </w:rPr>
-              <w:t xml:space="preserve">0.11, 13.1</w:t>
-            </w:r>
-          </w:p>
-        </w:tc>
-        <w:tc>
-          <w:tcPr>
-            <w:tcBorders>
-              <w:bottom w:val="none" w:sz="0" w:space="0" w:color="000000"/>
-              <w:top w:val="none" w:sz="0" w:space="0" w:color="000000"/>
-              <w:left w:val="none" w:sz="0" w:space="0" w:color="000000"/>
-              <w:right w:val="none" w:sz="0" w:space="0" w:color="000000"/>
-            </w:tcBorders>
-            <w:shd w:val="clear" w:color="auto" w:fill="FFFFFF"/>
-            <w:tcMar>
-              <w:top w:w="0" w:type="dxa"/>
-              <w:bottom w:w="0" w:type="dxa"/>
-              <w:left w:w="0" w:type="dxa"/>
-              <w:right w:w="0" w:type="dxa"/>
-            </w:tcMar>
-            <w:vAlign w:val="top"/>
-          </w:tcPr>
-          <w:p>
-            <w:pPr>
-              <w:pStyle w:val="Normal"/>
-              <w:jc w:val="center"/>
-              <w:pBdr>
-                <w:bottom w:val="none" w:sz="0" w:space="0" w:color="000000"/>
-                <w:top w:val="none" w:sz="0" w:space="0" w:color="000000"/>
-                <w:left w:val="none" w:sz="0" w:space="0" w:color="000000"/>
-                <w:right w:val="none" w:sz="0" w:space="0" w:color="000000"/>
-              </w:pBdr>
-              <w:spacing w:after="100" w:before="100" w:line="240"/>
-              <w:ind w:left="100" w:right="100" w:firstLine="0" w:firstLineChars="0"/>
-              <w:rPr>
-                <w:rFonts w:ascii="Helvetica" w:hAnsi="Helvetica" w:eastAsia="Helvetica" w:cs="Helvetica"/>
-                <w:i w:val="false"/>
-                <w:b w:val="false"/>
-                <w:u w:val="none"/>
-                <w:sz w:val="22"/>
-                <w:szCs w:val="22"/>
-                <w:color w:val="000000"/>
-              </w:rPr>
-            </w:pPr>
-            <w:r>
-              <w:rPr>
-                <w:rFonts w:ascii="Helvetica" w:hAnsi="Helvetica" w:eastAsia="Helvetica" w:cs="Helvetica"/>
-                <w:i w:val="false"/>
-                <w:b w:val="false"/>
-                <w:u w:val="none"/>
-                <w:sz w:val="22"/>
-                <w:szCs w:val="22"/>
-                <w:color w:val="000000"/>
-              </w:rPr>
-              <w:t xml:space="preserve">0.870</w:t>
+              <w:t xml:space="preserve">1.31</w:t>
+            </w:r>
+          </w:p>
+        </w:tc>
+        <w:tc>
+          <w:tcPr>
+            <w:tcBorders>
+              <w:bottom w:val="none" w:sz="0" w:space="0" w:color="000000"/>
+              <w:top w:val="none" w:sz="0" w:space="0" w:color="000000"/>
+              <w:left w:val="none" w:sz="0" w:space="0" w:color="000000"/>
+              <w:right w:val="none" w:sz="0" w:space="0" w:color="000000"/>
+            </w:tcBorders>
+            <w:shd w:val="clear" w:color="auto" w:fill="FFFFFF"/>
+            <w:tcMar>
+              <w:top w:w="0" w:type="dxa"/>
+              <w:bottom w:w="0" w:type="dxa"/>
+              <w:left w:w="0" w:type="dxa"/>
+              <w:right w:w="0" w:type="dxa"/>
+            </w:tcMar>
+            <w:vAlign w:val="top"/>
+          </w:tcPr>
+          <w:p>
+            <w:pPr>
+              <w:pStyle w:val="Normal"/>
+              <w:jc w:val="center"/>
+              <w:pBdr>
+                <w:bottom w:val="none" w:sz="0" w:space="0" w:color="000000"/>
+                <w:top w:val="none" w:sz="0" w:space="0" w:color="000000"/>
+                <w:left w:val="none" w:sz="0" w:space="0" w:color="000000"/>
+                <w:right w:val="none" w:sz="0" w:space="0" w:color="000000"/>
+              </w:pBdr>
+              <w:spacing w:after="100" w:before="100" w:line="240"/>
+              <w:ind w:left="100" w:right="100" w:firstLine="0" w:firstLineChars="0"/>
+              <w:rPr>
+                <w:rFonts w:ascii="Helvetica" w:hAnsi="Helvetica" w:eastAsia="Helvetica" w:cs="Helvetica"/>
+                <w:i w:val="false"/>
+                <w:b w:val="false"/>
+                <w:u w:val="none"/>
+                <w:sz w:val="22"/>
+                <w:szCs w:val="22"/>
+                <w:color w:val="000000"/>
+              </w:rPr>
+            </w:pPr>
+            <w:r>
+              <w:rPr>
+                <w:rFonts w:ascii="Helvetica" w:hAnsi="Helvetica" w:eastAsia="Helvetica" w:cs="Helvetica"/>
+                <w:i w:val="false"/>
+                <w:b w:val="false"/>
+                <w:u w:val="none"/>
+                <w:sz w:val="22"/>
+                <w:szCs w:val="22"/>
+                <w:color w:val="000000"/>
+              </w:rPr>
+              <w:t xml:space="preserve">0.12, 13.7</w:t>
+            </w:r>
+          </w:p>
+        </w:tc>
+        <w:tc>
+          <w:tcPr>
+            <w:tcBorders>
+              <w:bottom w:val="none" w:sz="0" w:space="0" w:color="000000"/>
+              <w:top w:val="none" w:sz="0" w:space="0" w:color="000000"/>
+              <w:left w:val="none" w:sz="0" w:space="0" w:color="000000"/>
+              <w:right w:val="none" w:sz="0" w:space="0" w:color="000000"/>
+            </w:tcBorders>
+            <w:shd w:val="clear" w:color="auto" w:fill="FFFFFF"/>
+            <w:tcMar>
+              <w:top w:w="0" w:type="dxa"/>
+              <w:bottom w:w="0" w:type="dxa"/>
+              <w:left w:w="0" w:type="dxa"/>
+              <w:right w:w="0" w:type="dxa"/>
+            </w:tcMar>
+            <w:vAlign w:val="top"/>
+          </w:tcPr>
+          <w:p>
+            <w:pPr>
+              <w:pStyle w:val="Normal"/>
+              <w:jc w:val="center"/>
+              <w:pBdr>
+                <w:bottom w:val="none" w:sz="0" w:space="0" w:color="000000"/>
+                <w:top w:val="none" w:sz="0" w:space="0" w:color="000000"/>
+                <w:left w:val="none" w:sz="0" w:space="0" w:color="000000"/>
+                <w:right w:val="none" w:sz="0" w:space="0" w:color="000000"/>
+              </w:pBdr>
+              <w:spacing w:after="100" w:before="100" w:line="240"/>
+              <w:ind w:left="100" w:right="100" w:firstLine="0" w:firstLineChars="0"/>
+              <w:rPr>
+                <w:rFonts w:ascii="Helvetica" w:hAnsi="Helvetica" w:eastAsia="Helvetica" w:cs="Helvetica"/>
+                <w:i w:val="false"/>
+                <w:b w:val="false"/>
+                <w:u w:val="none"/>
+                <w:sz w:val="22"/>
+                <w:szCs w:val="22"/>
+                <w:color w:val="000000"/>
+              </w:rPr>
+            </w:pPr>
+            <w:r>
+              <w:rPr>
+                <w:rFonts w:ascii="Helvetica" w:hAnsi="Helvetica" w:eastAsia="Helvetica" w:cs="Helvetica"/>
+                <w:i w:val="false"/>
+                <w:b w:val="false"/>
+                <w:u w:val="none"/>
+                <w:sz w:val="22"/>
+                <w:szCs w:val="22"/>
+                <w:color w:val="000000"/>
+              </w:rPr>
+              <w:t xml:space="preserve">0.820</w:t>
             </w:r>
           </w:p>
         </w:tc>
@@ -14144,113 +14144,113 @@
                 <w:szCs w:val="22"/>
                 <w:color w:val="000000"/>
               </w:rPr>
-              <w:t xml:space="preserve">3.77</w:t>
-            </w:r>
-          </w:p>
-        </w:tc>
-        <w:tc>
-          <w:tcPr>
-            <w:tcBorders>
-              <w:bottom w:val="none" w:sz="0" w:space="0" w:color="000000"/>
-              <w:top w:val="none" w:sz="0" w:space="0" w:color="000000"/>
-              <w:left w:val="none" w:sz="0" w:space="0" w:color="000000"/>
-              <w:right w:val="none" w:sz="0" w:space="0" w:color="000000"/>
-            </w:tcBorders>
-            <w:shd w:val="clear" w:color="auto" w:fill="FFFFFF"/>
-            <w:tcMar>
-              <w:top w:w="0" w:type="dxa"/>
-              <w:bottom w:w="0" w:type="dxa"/>
-              <w:left w:w="0" w:type="dxa"/>
-              <w:right w:w="0" w:type="dxa"/>
-            </w:tcMar>
-            <w:vAlign w:val="top"/>
-          </w:tcPr>
-          <w:p>
-            <w:pPr>
-              <w:pStyle w:val="Normal"/>
-              <w:jc w:val="center"/>
-              <w:pBdr>
-                <w:bottom w:val="none" w:sz="0" w:space="0" w:color="000000"/>
-                <w:top w:val="none" w:sz="0" w:space="0" w:color="000000"/>
-                <w:left w:val="none" w:sz="0" w:space="0" w:color="000000"/>
-                <w:right w:val="none" w:sz="0" w:space="0" w:color="000000"/>
-              </w:pBdr>
-              <w:spacing w:after="100" w:before="100" w:line="240"/>
-              <w:ind w:left="100" w:right="100" w:firstLine="0" w:firstLineChars="0"/>
-              <w:rPr>
-                <w:rFonts w:ascii="Helvetica" w:hAnsi="Helvetica" w:eastAsia="Helvetica" w:cs="Helvetica"/>
-                <w:i w:val="false"/>
-                <w:b w:val="false"/>
-                <w:u w:val="none"/>
-                <w:sz w:val="22"/>
-                <w:szCs w:val="22"/>
-                <w:color w:val="000000"/>
-              </w:rPr>
-            </w:pPr>
-            <w:r>
-              <w:rPr>
-                <w:rFonts w:ascii="Helvetica" w:hAnsi="Helvetica" w:eastAsia="Helvetica" w:cs="Helvetica"/>
-                <w:i w:val="false"/>
-                <w:b w:val="false"/>
-                <w:u w:val="none"/>
-                <w:sz w:val="22"/>
-                <w:szCs w:val="22"/>
-                <w:color w:val="000000"/>
-              </w:rPr>
-              <w:t xml:space="preserve">0.38, 37.4</w:t>
-            </w:r>
-          </w:p>
-        </w:tc>
-        <w:tc>
-          <w:tcPr>
-            <w:tcBorders>
-              <w:bottom w:val="none" w:sz="0" w:space="0" w:color="000000"/>
-              <w:top w:val="none" w:sz="0" w:space="0" w:color="000000"/>
-              <w:left w:val="none" w:sz="0" w:space="0" w:color="000000"/>
-              <w:right w:val="none" w:sz="0" w:space="0" w:color="000000"/>
-            </w:tcBorders>
-            <w:shd w:val="clear" w:color="auto" w:fill="FFFFFF"/>
-            <w:tcMar>
-              <w:top w:w="0" w:type="dxa"/>
-              <w:bottom w:w="0" w:type="dxa"/>
-              <w:left w:w="0" w:type="dxa"/>
-              <w:right w:w="0" w:type="dxa"/>
-            </w:tcMar>
-            <w:vAlign w:val="top"/>
-          </w:tcPr>
-          <w:p>
-            <w:pPr>
-              <w:pStyle w:val="Normal"/>
-              <w:jc w:val="center"/>
-              <w:pBdr>
-                <w:bottom w:val="none" w:sz="0" w:space="0" w:color="000000"/>
-                <w:top w:val="none" w:sz="0" w:space="0" w:color="000000"/>
-                <w:left w:val="none" w:sz="0" w:space="0" w:color="000000"/>
-                <w:right w:val="none" w:sz="0" w:space="0" w:color="000000"/>
-              </w:pBdr>
-              <w:spacing w:after="100" w:before="100" w:line="240"/>
-              <w:ind w:left="100" w:right="100" w:firstLine="0" w:firstLineChars="0"/>
-              <w:rPr>
-                <w:rFonts w:ascii="Helvetica" w:hAnsi="Helvetica" w:eastAsia="Helvetica" w:cs="Helvetica"/>
-                <w:i w:val="false"/>
-                <w:b w:val="false"/>
-                <w:u w:val="none"/>
-                <w:sz w:val="22"/>
-                <w:szCs w:val="22"/>
-                <w:color w:val="000000"/>
-              </w:rPr>
-            </w:pPr>
-            <w:r>
-              <w:rPr>
-                <w:rFonts w:ascii="Helvetica" w:hAnsi="Helvetica" w:eastAsia="Helvetica" w:cs="Helvetica"/>
-                <w:i w:val="false"/>
-                <w:b w:val="false"/>
-                <w:u w:val="none"/>
-                <w:sz w:val="22"/>
-                <w:szCs w:val="22"/>
-                <w:color w:val="000000"/>
-              </w:rPr>
-              <w:t xml:space="preserve">0.260</w:t>
+              <w:t xml:space="preserve">4.99</w:t>
+            </w:r>
+          </w:p>
+        </w:tc>
+        <w:tc>
+          <w:tcPr>
+            <w:tcBorders>
+              <w:bottom w:val="none" w:sz="0" w:space="0" w:color="000000"/>
+              <w:top w:val="none" w:sz="0" w:space="0" w:color="000000"/>
+              <w:left w:val="none" w:sz="0" w:space="0" w:color="000000"/>
+              <w:right w:val="none" w:sz="0" w:space="0" w:color="000000"/>
+            </w:tcBorders>
+            <w:shd w:val="clear" w:color="auto" w:fill="FFFFFF"/>
+            <w:tcMar>
+              <w:top w:w="0" w:type="dxa"/>
+              <w:bottom w:w="0" w:type="dxa"/>
+              <w:left w:w="0" w:type="dxa"/>
+              <w:right w:w="0" w:type="dxa"/>
+            </w:tcMar>
+            <w:vAlign w:val="top"/>
+          </w:tcPr>
+          <w:p>
+            <w:pPr>
+              <w:pStyle w:val="Normal"/>
+              <w:jc w:val="center"/>
+              <w:pBdr>
+                <w:bottom w:val="none" w:sz="0" w:space="0" w:color="000000"/>
+                <w:top w:val="none" w:sz="0" w:space="0" w:color="000000"/>
+                <w:left w:val="none" w:sz="0" w:space="0" w:color="000000"/>
+                <w:right w:val="none" w:sz="0" w:space="0" w:color="000000"/>
+              </w:pBdr>
+              <w:spacing w:after="100" w:before="100" w:line="240"/>
+              <w:ind w:left="100" w:right="100" w:firstLine="0" w:firstLineChars="0"/>
+              <w:rPr>
+                <w:rFonts w:ascii="Helvetica" w:hAnsi="Helvetica" w:eastAsia="Helvetica" w:cs="Helvetica"/>
+                <w:i w:val="false"/>
+                <w:b w:val="false"/>
+                <w:u w:val="none"/>
+                <w:sz w:val="22"/>
+                <w:szCs w:val="22"/>
+                <w:color w:val="000000"/>
+              </w:rPr>
+            </w:pPr>
+            <w:r>
+              <w:rPr>
+                <w:rFonts w:ascii="Helvetica" w:hAnsi="Helvetica" w:eastAsia="Helvetica" w:cs="Helvetica"/>
+                <w:i w:val="false"/>
+                <w:b w:val="false"/>
+                <w:u w:val="none"/>
+                <w:sz w:val="22"/>
+                <w:szCs w:val="22"/>
+                <w:color w:val="000000"/>
+              </w:rPr>
+              <w:t xml:space="preserve">0.62, 40.2</w:t>
+            </w:r>
+          </w:p>
+        </w:tc>
+        <w:tc>
+          <w:tcPr>
+            <w:tcBorders>
+              <w:bottom w:val="none" w:sz="0" w:space="0" w:color="000000"/>
+              <w:top w:val="none" w:sz="0" w:space="0" w:color="000000"/>
+              <w:left w:val="none" w:sz="0" w:space="0" w:color="000000"/>
+              <w:right w:val="none" w:sz="0" w:space="0" w:color="000000"/>
+            </w:tcBorders>
+            <w:shd w:val="clear" w:color="auto" w:fill="FFFFFF"/>
+            <w:tcMar>
+              <w:top w:w="0" w:type="dxa"/>
+              <w:bottom w:w="0" w:type="dxa"/>
+              <w:left w:w="0" w:type="dxa"/>
+              <w:right w:w="0" w:type="dxa"/>
+            </w:tcMar>
+            <w:vAlign w:val="top"/>
+          </w:tcPr>
+          <w:p>
+            <w:pPr>
+              <w:pStyle w:val="Normal"/>
+              <w:jc w:val="center"/>
+              <w:pBdr>
+                <w:bottom w:val="none" w:sz="0" w:space="0" w:color="000000"/>
+                <w:top w:val="none" w:sz="0" w:space="0" w:color="000000"/>
+                <w:left w:val="none" w:sz="0" w:space="0" w:color="000000"/>
+                <w:right w:val="none" w:sz="0" w:space="0" w:color="000000"/>
+              </w:pBdr>
+              <w:spacing w:after="100" w:before="100" w:line="240"/>
+              <w:ind w:left="100" w:right="100" w:firstLine="0" w:firstLineChars="0"/>
+              <w:rPr>
+                <w:rFonts w:ascii="Helvetica" w:hAnsi="Helvetica" w:eastAsia="Helvetica" w:cs="Helvetica"/>
+                <w:i w:val="false"/>
+                <w:b w:val="false"/>
+                <w:u w:val="none"/>
+                <w:sz w:val="22"/>
+                <w:szCs w:val="22"/>
+                <w:color w:val="000000"/>
+              </w:rPr>
+            </w:pPr>
+            <w:r>
+              <w:rPr>
+                <w:rFonts w:ascii="Helvetica" w:hAnsi="Helvetica" w:eastAsia="Helvetica" w:cs="Helvetica"/>
+                <w:i w:val="false"/>
+                <w:b w:val="false"/>
+                <w:u w:val="none"/>
+                <w:sz w:val="22"/>
+                <w:szCs w:val="22"/>
+                <w:color w:val="000000"/>
+              </w:rPr>
+              <w:t xml:space="preserve">0.130</w:t>
             </w:r>
           </w:p>
         </w:tc>
@@ -14627,113 +14627,113 @@
                 <w:szCs w:val="22"/>
                 <w:color w:val="000000"/>
               </w:rPr>
-              <w:t xml:space="preserve">0.27</w:t>
-            </w:r>
-          </w:p>
-        </w:tc>
-        <w:tc>
-          <w:tcPr>
-            <w:tcBorders>
-              <w:bottom w:val="none" w:sz="0" w:space="0" w:color="000000"/>
-              <w:top w:val="none" w:sz="0" w:space="0" w:color="000000"/>
-              <w:left w:val="none" w:sz="0" w:space="0" w:color="000000"/>
-              <w:right w:val="none" w:sz="0" w:space="0" w:color="000000"/>
-            </w:tcBorders>
-            <w:shd w:val="clear" w:color="auto" w:fill="FFFFFF"/>
-            <w:tcMar>
-              <w:top w:w="0" w:type="dxa"/>
-              <w:bottom w:w="0" w:type="dxa"/>
-              <w:left w:w="0" w:type="dxa"/>
-              <w:right w:w="0" w:type="dxa"/>
-            </w:tcMar>
-            <w:vAlign w:val="top"/>
-          </w:tcPr>
-          <w:p>
-            <w:pPr>
-              <w:pStyle w:val="Normal"/>
-              <w:jc w:val="center"/>
-              <w:pBdr>
-                <w:bottom w:val="none" w:sz="0" w:space="0" w:color="000000"/>
-                <w:top w:val="none" w:sz="0" w:space="0" w:color="000000"/>
-                <w:left w:val="none" w:sz="0" w:space="0" w:color="000000"/>
-                <w:right w:val="none" w:sz="0" w:space="0" w:color="000000"/>
-              </w:pBdr>
-              <w:spacing w:after="100" w:before="100" w:line="240"/>
-              <w:ind w:left="100" w:right="100" w:firstLine="0" w:firstLineChars="0"/>
-              <w:rPr>
-                <w:rFonts w:ascii="Helvetica" w:hAnsi="Helvetica" w:eastAsia="Helvetica" w:cs="Helvetica"/>
-                <w:i w:val="false"/>
-                <w:b w:val="false"/>
-                <w:u w:val="none"/>
-                <w:sz w:val="22"/>
-                <w:szCs w:val="22"/>
-                <w:color w:val="000000"/>
-              </w:rPr>
-            </w:pPr>
-            <w:r>
-              <w:rPr>
-                <w:rFonts w:ascii="Helvetica" w:hAnsi="Helvetica" w:eastAsia="Helvetica" w:cs="Helvetica"/>
-                <w:i w:val="false"/>
-                <w:b w:val="false"/>
-                <w:u w:val="none"/>
-                <w:sz w:val="22"/>
-                <w:szCs w:val="22"/>
-                <w:color w:val="000000"/>
-              </w:rPr>
-              <w:t xml:space="preserve">0.05, 1.47</w:t>
-            </w:r>
-          </w:p>
-        </w:tc>
-        <w:tc>
-          <w:tcPr>
-            <w:tcBorders>
-              <w:bottom w:val="none" w:sz="0" w:space="0" w:color="000000"/>
-              <w:top w:val="none" w:sz="0" w:space="0" w:color="000000"/>
-              <w:left w:val="none" w:sz="0" w:space="0" w:color="000000"/>
-              <w:right w:val="none" w:sz="0" w:space="0" w:color="000000"/>
-            </w:tcBorders>
-            <w:shd w:val="clear" w:color="auto" w:fill="FFFFFF"/>
-            <w:tcMar>
-              <w:top w:w="0" w:type="dxa"/>
-              <w:bottom w:w="0" w:type="dxa"/>
-              <w:left w:w="0" w:type="dxa"/>
-              <w:right w:w="0" w:type="dxa"/>
-            </w:tcMar>
-            <w:vAlign w:val="top"/>
-          </w:tcPr>
-          <w:p>
-            <w:pPr>
-              <w:pStyle w:val="Normal"/>
-              <w:jc w:val="center"/>
-              <w:pBdr>
-                <w:bottom w:val="none" w:sz="0" w:space="0" w:color="000000"/>
-                <w:top w:val="none" w:sz="0" w:space="0" w:color="000000"/>
-                <w:left w:val="none" w:sz="0" w:space="0" w:color="000000"/>
-                <w:right w:val="none" w:sz="0" w:space="0" w:color="000000"/>
-              </w:pBdr>
-              <w:spacing w:after="100" w:before="100" w:line="240"/>
-              <w:ind w:left="100" w:right="100" w:firstLine="0" w:firstLineChars="0"/>
-              <w:rPr>
-                <w:rFonts w:ascii="Helvetica" w:hAnsi="Helvetica" w:eastAsia="Helvetica" w:cs="Helvetica"/>
-                <w:i w:val="false"/>
-                <w:b w:val="false"/>
-                <w:u w:val="none"/>
-                <w:sz w:val="22"/>
-                <w:szCs w:val="22"/>
-                <w:color w:val="000000"/>
-              </w:rPr>
-            </w:pPr>
-            <w:r>
-              <w:rPr>
-                <w:rFonts w:ascii="Helvetica" w:hAnsi="Helvetica" w:eastAsia="Helvetica" w:cs="Helvetica"/>
-                <w:i w:val="false"/>
-                <w:b w:val="false"/>
-                <w:u w:val="none"/>
-                <w:sz w:val="22"/>
-                <w:szCs w:val="22"/>
-                <w:color w:val="000000"/>
-              </w:rPr>
-              <w:t xml:space="preserve">0.130</w:t>
+              <w:t xml:space="preserve">0.18</w:t>
+            </w:r>
+          </w:p>
+        </w:tc>
+        <w:tc>
+          <w:tcPr>
+            <w:tcBorders>
+              <w:bottom w:val="none" w:sz="0" w:space="0" w:color="000000"/>
+              <w:top w:val="none" w:sz="0" w:space="0" w:color="000000"/>
+              <w:left w:val="none" w:sz="0" w:space="0" w:color="000000"/>
+              <w:right w:val="none" w:sz="0" w:space="0" w:color="000000"/>
+            </w:tcBorders>
+            <w:shd w:val="clear" w:color="auto" w:fill="FFFFFF"/>
+            <w:tcMar>
+              <w:top w:w="0" w:type="dxa"/>
+              <w:bottom w:w="0" w:type="dxa"/>
+              <w:left w:w="0" w:type="dxa"/>
+              <w:right w:w="0" w:type="dxa"/>
+            </w:tcMar>
+            <w:vAlign w:val="top"/>
+          </w:tcPr>
+          <w:p>
+            <w:pPr>
+              <w:pStyle w:val="Normal"/>
+              <w:jc w:val="center"/>
+              <w:pBdr>
+                <w:bottom w:val="none" w:sz="0" w:space="0" w:color="000000"/>
+                <w:top w:val="none" w:sz="0" w:space="0" w:color="000000"/>
+                <w:left w:val="none" w:sz="0" w:space="0" w:color="000000"/>
+                <w:right w:val="none" w:sz="0" w:space="0" w:color="000000"/>
+              </w:pBdr>
+              <w:spacing w:after="100" w:before="100" w:line="240"/>
+              <w:ind w:left="100" w:right="100" w:firstLine="0" w:firstLineChars="0"/>
+              <w:rPr>
+                <w:rFonts w:ascii="Helvetica" w:hAnsi="Helvetica" w:eastAsia="Helvetica" w:cs="Helvetica"/>
+                <w:i w:val="false"/>
+                <w:b w:val="false"/>
+                <w:u w:val="none"/>
+                <w:sz w:val="22"/>
+                <w:szCs w:val="22"/>
+                <w:color w:val="000000"/>
+              </w:rPr>
+            </w:pPr>
+            <w:r>
+              <w:rPr>
+                <w:rFonts w:ascii="Helvetica" w:hAnsi="Helvetica" w:eastAsia="Helvetica" w:cs="Helvetica"/>
+                <w:i w:val="false"/>
+                <w:b w:val="false"/>
+                <w:u w:val="none"/>
+                <w:sz w:val="22"/>
+                <w:szCs w:val="22"/>
+                <w:color w:val="000000"/>
+              </w:rPr>
+              <w:t xml:space="preserve">0.03, 1.06</w:t>
+            </w:r>
+          </w:p>
+        </w:tc>
+        <w:tc>
+          <w:tcPr>
+            <w:tcBorders>
+              <w:bottom w:val="none" w:sz="0" w:space="0" w:color="000000"/>
+              <w:top w:val="none" w:sz="0" w:space="0" w:color="000000"/>
+              <w:left w:val="none" w:sz="0" w:space="0" w:color="000000"/>
+              <w:right w:val="none" w:sz="0" w:space="0" w:color="000000"/>
+            </w:tcBorders>
+            <w:shd w:val="clear" w:color="auto" w:fill="FFFFFF"/>
+            <w:tcMar>
+              <w:top w:w="0" w:type="dxa"/>
+              <w:bottom w:w="0" w:type="dxa"/>
+              <w:left w:w="0" w:type="dxa"/>
+              <w:right w:w="0" w:type="dxa"/>
+            </w:tcMar>
+            <w:vAlign w:val="top"/>
+          </w:tcPr>
+          <w:p>
+            <w:pPr>
+              <w:pStyle w:val="Normal"/>
+              <w:jc w:val="center"/>
+              <w:pBdr>
+                <w:bottom w:val="none" w:sz="0" w:space="0" w:color="000000"/>
+                <w:top w:val="none" w:sz="0" w:space="0" w:color="000000"/>
+                <w:left w:val="none" w:sz="0" w:space="0" w:color="000000"/>
+                <w:right w:val="none" w:sz="0" w:space="0" w:color="000000"/>
+              </w:pBdr>
+              <w:spacing w:after="100" w:before="100" w:line="240"/>
+              <w:ind w:left="100" w:right="100" w:firstLine="0" w:firstLineChars="0"/>
+              <w:rPr>
+                <w:rFonts w:ascii="Helvetica" w:hAnsi="Helvetica" w:eastAsia="Helvetica" w:cs="Helvetica"/>
+                <w:i w:val="false"/>
+                <w:b w:val="false"/>
+                <w:u w:val="none"/>
+                <w:sz w:val="22"/>
+                <w:szCs w:val="22"/>
+                <w:color w:val="000000"/>
+              </w:rPr>
+            </w:pPr>
+            <w:r>
+              <w:rPr>
+                <w:rFonts w:ascii="Helvetica" w:hAnsi="Helvetica" w:eastAsia="Helvetica" w:cs="Helvetica"/>
+                <w:i w:val="false"/>
+                <w:b w:val="false"/>
+                <w:u w:val="none"/>
+                <w:sz w:val="22"/>
+                <w:szCs w:val="22"/>
+                <w:color w:val="000000"/>
+              </w:rPr>
+              <w:t xml:space="preserve">0.059</w:t>
             </w:r>
           </w:p>
         </w:tc>
@@ -15110,113 +15110,113 @@
                 <w:szCs w:val="22"/>
                 <w:color w:val="000000"/>
               </w:rPr>
-              <w:t xml:space="preserve">0.97</w:t>
-            </w:r>
-          </w:p>
-        </w:tc>
-        <w:tc>
-          <w:tcPr>
-            <w:tcBorders>
-              <w:bottom w:val="none" w:sz="0" w:space="0" w:color="000000"/>
-              <w:top w:val="none" w:sz="0" w:space="0" w:color="000000"/>
-              <w:left w:val="none" w:sz="0" w:space="0" w:color="000000"/>
-              <w:right w:val="none" w:sz="0" w:space="0" w:color="000000"/>
-            </w:tcBorders>
-            <w:shd w:val="clear" w:color="auto" w:fill="FFFFFF"/>
-            <w:tcMar>
-              <w:top w:w="0" w:type="dxa"/>
-              <w:bottom w:w="0" w:type="dxa"/>
-              <w:left w:w="0" w:type="dxa"/>
-              <w:right w:w="0" w:type="dxa"/>
-            </w:tcMar>
-            <w:vAlign w:val="top"/>
-          </w:tcPr>
-          <w:p>
-            <w:pPr>
-              <w:pStyle w:val="Normal"/>
-              <w:jc w:val="center"/>
-              <w:pBdr>
-                <w:bottom w:val="none" w:sz="0" w:space="0" w:color="000000"/>
-                <w:top w:val="none" w:sz="0" w:space="0" w:color="000000"/>
-                <w:left w:val="none" w:sz="0" w:space="0" w:color="000000"/>
-                <w:right w:val="none" w:sz="0" w:space="0" w:color="000000"/>
-              </w:pBdr>
-              <w:spacing w:after="100" w:before="100" w:line="240"/>
-              <w:ind w:left="100" w:right="100" w:firstLine="0" w:firstLineChars="0"/>
-              <w:rPr>
-                <w:rFonts w:ascii="Helvetica" w:hAnsi="Helvetica" w:eastAsia="Helvetica" w:cs="Helvetica"/>
-                <w:i w:val="false"/>
-                <w:b w:val="false"/>
-                <w:u w:val="none"/>
-                <w:sz w:val="22"/>
-                <w:szCs w:val="22"/>
-                <w:color w:val="000000"/>
-              </w:rPr>
-            </w:pPr>
-            <w:r>
-              <w:rPr>
-                <w:rFonts w:ascii="Helvetica" w:hAnsi="Helvetica" w:eastAsia="Helvetica" w:cs="Helvetica"/>
-                <w:i w:val="false"/>
-                <w:b w:val="false"/>
-                <w:u w:val="none"/>
-                <w:sz w:val="22"/>
-                <w:szCs w:val="22"/>
-                <w:color w:val="000000"/>
-              </w:rPr>
-              <w:t xml:space="preserve">0.88, 1.06</w:t>
-            </w:r>
-          </w:p>
-        </w:tc>
-        <w:tc>
-          <w:tcPr>
-            <w:tcBorders>
-              <w:bottom w:val="none" w:sz="0" w:space="0" w:color="000000"/>
-              <w:top w:val="none" w:sz="0" w:space="0" w:color="000000"/>
-              <w:left w:val="none" w:sz="0" w:space="0" w:color="000000"/>
-              <w:right w:val="none" w:sz="0" w:space="0" w:color="000000"/>
-            </w:tcBorders>
-            <w:shd w:val="clear" w:color="auto" w:fill="FFFFFF"/>
-            <w:tcMar>
-              <w:top w:w="0" w:type="dxa"/>
-              <w:bottom w:w="0" w:type="dxa"/>
-              <w:left w:w="0" w:type="dxa"/>
-              <w:right w:w="0" w:type="dxa"/>
-            </w:tcMar>
-            <w:vAlign w:val="top"/>
-          </w:tcPr>
-          <w:p>
-            <w:pPr>
-              <w:pStyle w:val="Normal"/>
-              <w:jc w:val="center"/>
-              <w:pBdr>
-                <w:bottom w:val="none" w:sz="0" w:space="0" w:color="000000"/>
-                <w:top w:val="none" w:sz="0" w:space="0" w:color="000000"/>
-                <w:left w:val="none" w:sz="0" w:space="0" w:color="000000"/>
-                <w:right w:val="none" w:sz="0" w:space="0" w:color="000000"/>
-              </w:pBdr>
-              <w:spacing w:after="100" w:before="100" w:line="240"/>
-              <w:ind w:left="100" w:right="100" w:firstLine="0" w:firstLineChars="0"/>
-              <w:rPr>
-                <w:rFonts w:ascii="Helvetica" w:hAnsi="Helvetica" w:eastAsia="Helvetica" w:cs="Helvetica"/>
-                <w:i w:val="false"/>
-                <w:b w:val="false"/>
-                <w:u w:val="none"/>
-                <w:sz w:val="22"/>
-                <w:szCs w:val="22"/>
-                <w:color w:val="000000"/>
-              </w:rPr>
-            </w:pPr>
-            <w:r>
-              <w:rPr>
-                <w:rFonts w:ascii="Helvetica" w:hAnsi="Helvetica" w:eastAsia="Helvetica" w:cs="Helvetica"/>
-                <w:i w:val="false"/>
-                <w:b w:val="false"/>
-                <w:u w:val="none"/>
-                <w:sz w:val="22"/>
-                <w:szCs w:val="22"/>
-                <w:color w:val="000000"/>
-              </w:rPr>
-              <w:t xml:space="preserve">0.490</w:t>
+              <w:t xml:space="preserve">0.98</w:t>
+            </w:r>
+          </w:p>
+        </w:tc>
+        <w:tc>
+          <w:tcPr>
+            <w:tcBorders>
+              <w:bottom w:val="none" w:sz="0" w:space="0" w:color="000000"/>
+              <w:top w:val="none" w:sz="0" w:space="0" w:color="000000"/>
+              <w:left w:val="none" w:sz="0" w:space="0" w:color="000000"/>
+              <w:right w:val="none" w:sz="0" w:space="0" w:color="000000"/>
+            </w:tcBorders>
+            <w:shd w:val="clear" w:color="auto" w:fill="FFFFFF"/>
+            <w:tcMar>
+              <w:top w:w="0" w:type="dxa"/>
+              <w:bottom w:w="0" w:type="dxa"/>
+              <w:left w:w="0" w:type="dxa"/>
+              <w:right w:w="0" w:type="dxa"/>
+            </w:tcMar>
+            <w:vAlign w:val="top"/>
+          </w:tcPr>
+          <w:p>
+            <w:pPr>
+              <w:pStyle w:val="Normal"/>
+              <w:jc w:val="center"/>
+              <w:pBdr>
+                <w:bottom w:val="none" w:sz="0" w:space="0" w:color="000000"/>
+                <w:top w:val="none" w:sz="0" w:space="0" w:color="000000"/>
+                <w:left w:val="none" w:sz="0" w:space="0" w:color="000000"/>
+                <w:right w:val="none" w:sz="0" w:space="0" w:color="000000"/>
+              </w:pBdr>
+              <w:spacing w:after="100" w:before="100" w:line="240"/>
+              <w:ind w:left="100" w:right="100" w:firstLine="0" w:firstLineChars="0"/>
+              <w:rPr>
+                <w:rFonts w:ascii="Helvetica" w:hAnsi="Helvetica" w:eastAsia="Helvetica" w:cs="Helvetica"/>
+                <w:i w:val="false"/>
+                <w:b w:val="false"/>
+                <w:u w:val="none"/>
+                <w:sz w:val="22"/>
+                <w:szCs w:val="22"/>
+                <w:color w:val="000000"/>
+              </w:rPr>
+            </w:pPr>
+            <w:r>
+              <w:rPr>
+                <w:rFonts w:ascii="Helvetica" w:hAnsi="Helvetica" w:eastAsia="Helvetica" w:cs="Helvetica"/>
+                <w:i w:val="false"/>
+                <w:b w:val="false"/>
+                <w:u w:val="none"/>
+                <w:sz w:val="22"/>
+                <w:szCs w:val="22"/>
+                <w:color w:val="000000"/>
+              </w:rPr>
+              <w:t xml:space="preserve">0.89, 1.08</w:t>
+            </w:r>
+          </w:p>
+        </w:tc>
+        <w:tc>
+          <w:tcPr>
+            <w:tcBorders>
+              <w:bottom w:val="none" w:sz="0" w:space="0" w:color="000000"/>
+              <w:top w:val="none" w:sz="0" w:space="0" w:color="000000"/>
+              <w:left w:val="none" w:sz="0" w:space="0" w:color="000000"/>
+              <w:right w:val="none" w:sz="0" w:space="0" w:color="000000"/>
+            </w:tcBorders>
+            <w:shd w:val="clear" w:color="auto" w:fill="FFFFFF"/>
+            <w:tcMar>
+              <w:top w:w="0" w:type="dxa"/>
+              <w:bottom w:w="0" w:type="dxa"/>
+              <w:left w:w="0" w:type="dxa"/>
+              <w:right w:w="0" w:type="dxa"/>
+            </w:tcMar>
+            <w:vAlign w:val="top"/>
+          </w:tcPr>
+          <w:p>
+            <w:pPr>
+              <w:pStyle w:val="Normal"/>
+              <w:jc w:val="center"/>
+              <w:pBdr>
+                <w:bottom w:val="none" w:sz="0" w:space="0" w:color="000000"/>
+                <w:top w:val="none" w:sz="0" w:space="0" w:color="000000"/>
+                <w:left w:val="none" w:sz="0" w:space="0" w:color="000000"/>
+                <w:right w:val="none" w:sz="0" w:space="0" w:color="000000"/>
+              </w:pBdr>
+              <w:spacing w:after="100" w:before="100" w:line="240"/>
+              <w:ind w:left="100" w:right="100" w:firstLine="0" w:firstLineChars="0"/>
+              <w:rPr>
+                <w:rFonts w:ascii="Helvetica" w:hAnsi="Helvetica" w:eastAsia="Helvetica" w:cs="Helvetica"/>
+                <w:i w:val="false"/>
+                <w:b w:val="false"/>
+                <w:u w:val="none"/>
+                <w:sz w:val="22"/>
+                <w:szCs w:val="22"/>
+                <w:color w:val="000000"/>
+              </w:rPr>
+            </w:pPr>
+            <w:r>
+              <w:rPr>
+                <w:rFonts w:ascii="Helvetica" w:hAnsi="Helvetica" w:eastAsia="Helvetica" w:cs="Helvetica"/>
+                <w:i w:val="false"/>
+                <w:b w:val="false"/>
+                <w:u w:val="none"/>
+                <w:sz w:val="22"/>
+                <w:szCs w:val="22"/>
+                <w:color w:val="000000"/>
+              </w:rPr>
+              <w:t xml:space="preserve">0.660</w:t>
             </w:r>
           </w:p>
         </w:tc>
@@ -15646,60 +15646,60 @@
                 <w:szCs w:val="22"/>
                 <w:color w:val="000000"/>
               </w:rPr>
-              <w:t xml:space="preserve">0.20, 1.37</w:t>
-            </w:r>
-          </w:p>
-        </w:tc>
-        <w:tc>
-          <w:tcPr>
-            <w:tcBorders>
-              <w:bottom w:val="none" w:sz="0" w:space="0" w:color="000000"/>
-              <w:top w:val="none" w:sz="0" w:space="0" w:color="000000"/>
-              <w:left w:val="none" w:sz="0" w:space="0" w:color="000000"/>
-              <w:right w:val="none" w:sz="0" w:space="0" w:color="000000"/>
-            </w:tcBorders>
-            <w:shd w:val="clear" w:color="auto" w:fill="FFFFFF"/>
-            <w:tcMar>
-              <w:top w:w="0" w:type="dxa"/>
-              <w:bottom w:w="0" w:type="dxa"/>
-              <w:left w:w="0" w:type="dxa"/>
-              <w:right w:w="0" w:type="dxa"/>
-            </w:tcMar>
-            <w:vAlign w:val="top"/>
-          </w:tcPr>
-          <w:p>
-            <w:pPr>
-              <w:pStyle w:val="Normal"/>
-              <w:jc w:val="center"/>
-              <w:pBdr>
-                <w:bottom w:val="none" w:sz="0" w:space="0" w:color="000000"/>
-                <w:top w:val="none" w:sz="0" w:space="0" w:color="000000"/>
-                <w:left w:val="none" w:sz="0" w:space="0" w:color="000000"/>
-                <w:right w:val="none" w:sz="0" w:space="0" w:color="000000"/>
-              </w:pBdr>
-              <w:spacing w:after="100" w:before="100" w:line="240"/>
-              <w:ind w:left="100" w:right="100" w:firstLine="0" w:firstLineChars="0"/>
-              <w:rPr>
-                <w:rFonts w:ascii="Helvetica" w:hAnsi="Helvetica" w:eastAsia="Helvetica" w:cs="Helvetica"/>
-                <w:i w:val="false"/>
-                <w:b w:val="false"/>
-                <w:u w:val="none"/>
-                <w:sz w:val="22"/>
-                <w:szCs w:val="22"/>
-                <w:color w:val="000000"/>
-              </w:rPr>
-            </w:pPr>
-            <w:r>
-              <w:rPr>
-                <w:rFonts w:ascii="Helvetica" w:hAnsi="Helvetica" w:eastAsia="Helvetica" w:cs="Helvetica"/>
-                <w:i w:val="false"/>
-                <w:b w:val="false"/>
-                <w:u w:val="none"/>
-                <w:sz w:val="22"/>
-                <w:szCs w:val="22"/>
-                <w:color w:val="000000"/>
-              </w:rPr>
-              <w:t xml:space="preserve">0.190</w:t>
+              <w:t xml:space="preserve">0.22, 1.26</w:t>
+            </w:r>
+          </w:p>
+        </w:tc>
+        <w:tc>
+          <w:tcPr>
+            <w:tcBorders>
+              <w:bottom w:val="none" w:sz="0" w:space="0" w:color="000000"/>
+              <w:top w:val="none" w:sz="0" w:space="0" w:color="000000"/>
+              <w:left w:val="none" w:sz="0" w:space="0" w:color="000000"/>
+              <w:right w:val="none" w:sz="0" w:space="0" w:color="000000"/>
+            </w:tcBorders>
+            <w:shd w:val="clear" w:color="auto" w:fill="FFFFFF"/>
+            <w:tcMar>
+              <w:top w:w="0" w:type="dxa"/>
+              <w:bottom w:w="0" w:type="dxa"/>
+              <w:left w:w="0" w:type="dxa"/>
+              <w:right w:w="0" w:type="dxa"/>
+            </w:tcMar>
+            <w:vAlign w:val="top"/>
+          </w:tcPr>
+          <w:p>
+            <w:pPr>
+              <w:pStyle w:val="Normal"/>
+              <w:jc w:val="center"/>
+              <w:pBdr>
+                <w:bottom w:val="none" w:sz="0" w:space="0" w:color="000000"/>
+                <w:top w:val="none" w:sz="0" w:space="0" w:color="000000"/>
+                <w:left w:val="none" w:sz="0" w:space="0" w:color="000000"/>
+                <w:right w:val="none" w:sz="0" w:space="0" w:color="000000"/>
+              </w:pBdr>
+              <w:spacing w:after="100" w:before="100" w:line="240"/>
+              <w:ind w:left="100" w:right="100" w:firstLine="0" w:firstLineChars="0"/>
+              <w:rPr>
+                <w:rFonts w:ascii="Helvetica" w:hAnsi="Helvetica" w:eastAsia="Helvetica" w:cs="Helvetica"/>
+                <w:i w:val="false"/>
+                <w:b w:val="false"/>
+                <w:u w:val="none"/>
+                <w:sz w:val="22"/>
+                <w:szCs w:val="22"/>
+                <w:color w:val="000000"/>
+              </w:rPr>
+            </w:pPr>
+            <w:r>
+              <w:rPr>
+                <w:rFonts w:ascii="Helvetica" w:hAnsi="Helvetica" w:eastAsia="Helvetica" w:cs="Helvetica"/>
+                <w:i w:val="false"/>
+                <w:b w:val="false"/>
+                <w:u w:val="none"/>
+                <w:sz w:val="22"/>
+                <w:szCs w:val="22"/>
+                <w:color w:val="000000"/>
+              </w:rPr>
+              <w:t xml:space="preserve">0.150</w:t>
             </w:r>
           </w:p>
         </w:tc>
@@ -16076,113 +16076,113 @@
                 <w:szCs w:val="22"/>
                 <w:color w:val="000000"/>
               </w:rPr>
-              <w:t xml:space="preserve">1.04</w:t>
-            </w:r>
-          </w:p>
-        </w:tc>
-        <w:tc>
-          <w:tcPr>
-            <w:tcBorders>
-              <w:bottom w:val="none" w:sz="0" w:space="0" w:color="000000"/>
-              <w:top w:val="none" w:sz="0" w:space="0" w:color="000000"/>
-              <w:left w:val="none" w:sz="0" w:space="0" w:color="000000"/>
-              <w:right w:val="none" w:sz="0" w:space="0" w:color="000000"/>
-            </w:tcBorders>
-            <w:shd w:val="clear" w:color="auto" w:fill="FFFFFF"/>
-            <w:tcMar>
-              <w:top w:w="0" w:type="dxa"/>
-              <w:bottom w:w="0" w:type="dxa"/>
-              <w:left w:w="0" w:type="dxa"/>
-              <w:right w:w="0" w:type="dxa"/>
-            </w:tcMar>
-            <w:vAlign w:val="top"/>
-          </w:tcPr>
-          <w:p>
-            <w:pPr>
-              <w:pStyle w:val="Normal"/>
-              <w:jc w:val="center"/>
-              <w:pBdr>
-                <w:bottom w:val="none" w:sz="0" w:space="0" w:color="000000"/>
-                <w:top w:val="none" w:sz="0" w:space="0" w:color="000000"/>
-                <w:left w:val="none" w:sz="0" w:space="0" w:color="000000"/>
-                <w:right w:val="none" w:sz="0" w:space="0" w:color="000000"/>
-              </w:pBdr>
-              <w:spacing w:after="100" w:before="100" w:line="240"/>
-              <w:ind w:left="100" w:right="100" w:firstLine="0" w:firstLineChars="0"/>
-              <w:rPr>
-                <w:rFonts w:ascii="Helvetica" w:hAnsi="Helvetica" w:eastAsia="Helvetica" w:cs="Helvetica"/>
-                <w:i w:val="false"/>
-                <w:b w:val="false"/>
-                <w:u w:val="none"/>
-                <w:sz w:val="22"/>
-                <w:szCs w:val="22"/>
-                <w:color w:val="000000"/>
-              </w:rPr>
-            </w:pPr>
-            <w:r>
-              <w:rPr>
-                <w:rFonts w:ascii="Helvetica" w:hAnsi="Helvetica" w:eastAsia="Helvetica" w:cs="Helvetica"/>
-                <w:i w:val="false"/>
-                <w:b w:val="false"/>
-                <w:u w:val="none"/>
-                <w:sz w:val="22"/>
-                <w:szCs w:val="22"/>
-                <w:color w:val="000000"/>
-              </w:rPr>
-              <w:t xml:space="preserve">0.40, 2.70</w:t>
-            </w:r>
-          </w:p>
-        </w:tc>
-        <w:tc>
-          <w:tcPr>
-            <w:tcBorders>
-              <w:bottom w:val="none" w:sz="0" w:space="0" w:color="000000"/>
-              <w:top w:val="none" w:sz="0" w:space="0" w:color="000000"/>
-              <w:left w:val="none" w:sz="0" w:space="0" w:color="000000"/>
-              <w:right w:val="none" w:sz="0" w:space="0" w:color="000000"/>
-            </w:tcBorders>
-            <w:shd w:val="clear" w:color="auto" w:fill="FFFFFF"/>
-            <w:tcMar>
-              <w:top w:w="0" w:type="dxa"/>
-              <w:bottom w:w="0" w:type="dxa"/>
-              <w:left w:w="0" w:type="dxa"/>
-              <w:right w:w="0" w:type="dxa"/>
-            </w:tcMar>
-            <w:vAlign w:val="top"/>
-          </w:tcPr>
-          <w:p>
-            <w:pPr>
-              <w:pStyle w:val="Normal"/>
-              <w:jc w:val="center"/>
-              <w:pBdr>
-                <w:bottom w:val="none" w:sz="0" w:space="0" w:color="000000"/>
-                <w:top w:val="none" w:sz="0" w:space="0" w:color="000000"/>
-                <w:left w:val="none" w:sz="0" w:space="0" w:color="000000"/>
-                <w:right w:val="none" w:sz="0" w:space="0" w:color="000000"/>
-              </w:pBdr>
-              <w:spacing w:after="100" w:before="100" w:line="240"/>
-              <w:ind w:left="100" w:right="100" w:firstLine="0" w:firstLineChars="0"/>
-              <w:rPr>
-                <w:rFonts w:ascii="Helvetica" w:hAnsi="Helvetica" w:eastAsia="Helvetica" w:cs="Helvetica"/>
-                <w:i w:val="false"/>
-                <w:b w:val="false"/>
-                <w:u w:val="none"/>
-                <w:sz w:val="22"/>
-                <w:szCs w:val="22"/>
-                <w:color w:val="000000"/>
-              </w:rPr>
-            </w:pPr>
-            <w:r>
-              <w:rPr>
-                <w:rFonts w:ascii="Helvetica" w:hAnsi="Helvetica" w:eastAsia="Helvetica" w:cs="Helvetica"/>
-                <w:i w:val="false"/>
-                <w:b w:val="false"/>
-                <w:u w:val="none"/>
-                <w:sz w:val="22"/>
-                <w:szCs w:val="22"/>
-                <w:color w:val="000000"/>
-              </w:rPr>
-              <w:t xml:space="preserve">0.940</w:t>
+              <w:t xml:space="preserve">1.15</w:t>
+            </w:r>
+          </w:p>
+        </w:tc>
+        <w:tc>
+          <w:tcPr>
+            <w:tcBorders>
+              <w:bottom w:val="none" w:sz="0" w:space="0" w:color="000000"/>
+              <w:top w:val="none" w:sz="0" w:space="0" w:color="000000"/>
+              <w:left w:val="none" w:sz="0" w:space="0" w:color="000000"/>
+              <w:right w:val="none" w:sz="0" w:space="0" w:color="000000"/>
+            </w:tcBorders>
+            <w:shd w:val="clear" w:color="auto" w:fill="FFFFFF"/>
+            <w:tcMar>
+              <w:top w:w="0" w:type="dxa"/>
+              <w:bottom w:w="0" w:type="dxa"/>
+              <w:left w:w="0" w:type="dxa"/>
+              <w:right w:w="0" w:type="dxa"/>
+            </w:tcMar>
+            <w:vAlign w:val="top"/>
+          </w:tcPr>
+          <w:p>
+            <w:pPr>
+              <w:pStyle w:val="Normal"/>
+              <w:jc w:val="center"/>
+              <w:pBdr>
+                <w:bottom w:val="none" w:sz="0" w:space="0" w:color="000000"/>
+                <w:top w:val="none" w:sz="0" w:space="0" w:color="000000"/>
+                <w:left w:val="none" w:sz="0" w:space="0" w:color="000000"/>
+                <w:right w:val="none" w:sz="0" w:space="0" w:color="000000"/>
+              </w:pBdr>
+              <w:spacing w:after="100" w:before="100" w:line="240"/>
+              <w:ind w:left="100" w:right="100" w:firstLine="0" w:firstLineChars="0"/>
+              <w:rPr>
+                <w:rFonts w:ascii="Helvetica" w:hAnsi="Helvetica" w:eastAsia="Helvetica" w:cs="Helvetica"/>
+                <w:i w:val="false"/>
+                <w:b w:val="false"/>
+                <w:u w:val="none"/>
+                <w:sz w:val="22"/>
+                <w:szCs w:val="22"/>
+                <w:color w:val="000000"/>
+              </w:rPr>
+            </w:pPr>
+            <w:r>
+              <w:rPr>
+                <w:rFonts w:ascii="Helvetica" w:hAnsi="Helvetica" w:eastAsia="Helvetica" w:cs="Helvetica"/>
+                <w:i w:val="false"/>
+                <w:b w:val="false"/>
+                <w:u w:val="none"/>
+                <w:sz w:val="22"/>
+                <w:szCs w:val="22"/>
+                <w:color w:val="000000"/>
+              </w:rPr>
+              <w:t xml:space="preserve">0.44, 3.02</w:t>
+            </w:r>
+          </w:p>
+        </w:tc>
+        <w:tc>
+          <w:tcPr>
+            <w:tcBorders>
+              <w:bottom w:val="none" w:sz="0" w:space="0" w:color="000000"/>
+              <w:top w:val="none" w:sz="0" w:space="0" w:color="000000"/>
+              <w:left w:val="none" w:sz="0" w:space="0" w:color="000000"/>
+              <w:right w:val="none" w:sz="0" w:space="0" w:color="000000"/>
+            </w:tcBorders>
+            <w:shd w:val="clear" w:color="auto" w:fill="FFFFFF"/>
+            <w:tcMar>
+              <w:top w:w="0" w:type="dxa"/>
+              <w:bottom w:w="0" w:type="dxa"/>
+              <w:left w:w="0" w:type="dxa"/>
+              <w:right w:w="0" w:type="dxa"/>
+            </w:tcMar>
+            <w:vAlign w:val="top"/>
+          </w:tcPr>
+          <w:p>
+            <w:pPr>
+              <w:pStyle w:val="Normal"/>
+              <w:jc w:val="center"/>
+              <w:pBdr>
+                <w:bottom w:val="none" w:sz="0" w:space="0" w:color="000000"/>
+                <w:top w:val="none" w:sz="0" w:space="0" w:color="000000"/>
+                <w:left w:val="none" w:sz="0" w:space="0" w:color="000000"/>
+                <w:right w:val="none" w:sz="0" w:space="0" w:color="000000"/>
+              </w:pBdr>
+              <w:spacing w:after="100" w:before="100" w:line="240"/>
+              <w:ind w:left="100" w:right="100" w:firstLine="0" w:firstLineChars="0"/>
+              <w:rPr>
+                <w:rFonts w:ascii="Helvetica" w:hAnsi="Helvetica" w:eastAsia="Helvetica" w:cs="Helvetica"/>
+                <w:i w:val="false"/>
+                <w:b w:val="false"/>
+                <w:u w:val="none"/>
+                <w:sz w:val="22"/>
+                <w:szCs w:val="22"/>
+                <w:color w:val="000000"/>
+              </w:rPr>
+            </w:pPr>
+            <w:r>
+              <w:rPr>
+                <w:rFonts w:ascii="Helvetica" w:hAnsi="Helvetica" w:eastAsia="Helvetica" w:cs="Helvetica"/>
+                <w:i w:val="false"/>
+                <w:b w:val="false"/>
+                <w:u w:val="none"/>
+                <w:sz w:val="22"/>
+                <w:szCs w:val="22"/>
+                <w:color w:val="000000"/>
+              </w:rPr>
+              <w:t xml:space="preserve">0.780</w:t>
             </w:r>
           </w:p>
         </w:tc>
@@ -16241,7 +16241,7 @@
                 <w:szCs w:val="22"/>
                 <w:color w:val="000000"/>
               </w:rPr>
-              <w:t xml:space="preserve">ckd_epi_gfr_cre_cys</w:t>
+              <w:t xml:space="preserve">baseline_cre_egfr</w:t>
             </w:r>
           </w:p>
         </w:tc>
@@ -16400,7 +16400,7 @@
                 <w:szCs w:val="22"/>
                 <w:color w:val="000000"/>
               </w:rPr>
-              <w:t xml:space="preserve">0.94, 0.97</w:t>
+              <w:t xml:space="preserve">0.94, 0.98</w:t>
             </w:r>
           </w:p>
         </w:tc>
@@ -16559,7 +16559,7 @@
                 <w:szCs w:val="22"/>
                 <w:color w:val="000000"/>
               </w:rPr>
-              <w:t xml:space="preserve">0.94</w:t>
+              <w:t xml:space="preserve">0.96</w:t>
             </w:r>
           </w:p>
         </w:tc>
@@ -16612,7 +16612,7 @@
                 <w:szCs w:val="22"/>
                 <w:color w:val="000000"/>
               </w:rPr>
-              <w:t xml:space="preserve">0.91, 0.98</w:t>
+              <w:t xml:space="preserve">0.93, 0.99</w:t>
             </w:r>
           </w:p>
         </w:tc>
@@ -16665,7 +16665,7 @@
                 <w:szCs w:val="22"/>
                 <w:color w:val="000000"/>
               </w:rPr>
-              <w:t xml:space="preserve">&lt;0.001</w:t>
+              <w:t xml:space="preserve">0.011</w:t>
             </w:r>
           </w:p>
         </w:tc>
